--- a/PRISMA_2020_flow_diagram_new_SRs_v1.docx
+++ b/PRISMA_2020_flow_diagram_new_SRs_v1.docx
@@ -1494,76 +1494,7 @@
         <mc:AlternateContent>
           <mc:Choice Requires="wps">
             <w:drawing>
-              <wp:anchor distT="0" distB="0" distL="114300" distR="114300" simplePos="0" relativeHeight="251681792" behindDoc="0" locked="0" layoutInCell="1" allowOverlap="1" wp14:anchorId="268C9137" wp14:editId="79ABBB27">
-                <wp:simplePos x="0" y="0"/>
-                <wp:positionH relativeFrom="column">
-                  <wp:posOffset>2453640</wp:posOffset>
-                </wp:positionH>
-                <wp:positionV relativeFrom="paragraph">
-                  <wp:posOffset>328295</wp:posOffset>
-                </wp:positionV>
-                <wp:extent cx="563245" cy="0"/>
-                <wp:effectExtent l="0" t="76200" r="27305" b="95250"/>
-                <wp:wrapNone/>
-                <wp:docPr id="15" name="Straight Arrow Connector 15"/>
-                <wp:cNvGraphicFramePr/>
-                <a:graphic xmlns:a="http://schemas.openxmlformats.org/drawingml/2006/main">
-                  <a:graphicData uri="http://schemas.microsoft.com/office/word/2010/wordprocessingShape">
-                    <wps:wsp>
-                      <wps:cNvCnPr/>
-                      <wps:spPr>
-                        <a:xfrm>
-                          <a:off x="0" y="0"/>
-                          <a:ext cx="563245" cy="0"/>
-                        </a:xfrm>
-                        <a:prstGeom prst="straightConnector1">
-                          <a:avLst/>
-                        </a:prstGeom>
-                        <a:ln>
-                          <a:solidFill>
-                            <a:schemeClr val="tx1"/>
-                          </a:solidFill>
-                          <a:tailEnd type="triangle"/>
-                        </a:ln>
-                      </wps:spPr>
-                      <wps:style>
-                        <a:lnRef idx="1">
-                          <a:schemeClr val="accent1"/>
-                        </a:lnRef>
-                        <a:fillRef idx="0">
-                          <a:schemeClr val="accent1"/>
-                        </a:fillRef>
-                        <a:effectRef idx="0">
-                          <a:schemeClr val="accent1"/>
-                        </a:effectRef>
-                        <a:fontRef idx="minor">
-                          <a:schemeClr val="tx1"/>
-                        </a:fontRef>
-                      </wps:style>
-                      <wps:bodyPr/>
-                    </wps:wsp>
-                  </a:graphicData>
-                </a:graphic>
-              </wp:anchor>
-            </w:drawing>
-          </mc:Choice>
-          <mc:Fallback>
-            <w:pict>
-              <v:shape w14:anchorId="2862978A" id="Straight Arrow Connector 15" o:spid="_x0000_s1026" type="#_x0000_t32" style="position:absolute;margin-left:193.2pt;margin-top:25.85pt;width:44.35pt;height:0;z-index:251681792;visibility:visible;mso-wrap-style:square;mso-wrap-distance-left:9pt;mso-wrap-distance-top:0;mso-wrap-distance-right:9pt;mso-wrap-distance-bottom:0;mso-position-horizontal:absolute;mso-position-horizontal-relative:text;mso-position-vertical:absolute;mso-position-vertical-relative:text" o:gfxdata="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" strokecolor="black [3213]" strokeweight=".5pt">
-                <v:stroke endarrow="block" joinstyle="miter"/>
-              </v:shape>
-            </w:pict>
-          </mc:Fallback>
-        </mc:AlternateContent>
-      </w:r>
-      <w:r>
-        <w:rPr>
-          <w:noProof/>
-        </w:rPr>
-        <mc:AlternateContent>
-          <mc:Choice Requires="wps">
-            <w:drawing>
-              <wp:anchor distT="0" distB="0" distL="114300" distR="114300" simplePos="0" relativeHeight="251663360" behindDoc="0" locked="0" layoutInCell="1" allowOverlap="1" wp14:anchorId="4C37AEA5" wp14:editId="0F33C3F0">
+              <wp:anchor distT="0" distB="0" distL="114300" distR="114300" simplePos="0" relativeHeight="251663360" behindDoc="0" locked="0" layoutInCell="1" allowOverlap="1" wp14:anchorId="4C37AEA5" wp14:editId="2DF02ED5">
                 <wp:simplePos x="0" y="0"/>
                 <wp:positionH relativeFrom="column">
                   <wp:posOffset>559435</wp:posOffset>
@@ -2115,16 +2046,6 @@
       <w:pPr>
         <w:spacing w:after="0" w:line="240" w:lineRule="auto"/>
       </w:pPr>
-    </w:p>
-    <w:p>
-      <w:pPr>
-        <w:spacing w:after="0" w:line="240" w:lineRule="auto"/>
-      </w:pPr>
-    </w:p>
-    <w:p>
-      <w:pPr>
-        <w:spacing w:after="0" w:line="240" w:lineRule="auto"/>
-      </w:pPr>
       <w:r>
         <w:rPr>
           <w:noProof/>
@@ -2132,13 +2053,102 @@
         <mc:AlternateContent>
           <mc:Choice Requires="wps">
             <w:drawing>
-              <wp:anchor distT="0" distB="0" distL="114300" distR="114300" simplePos="0" relativeHeight="251708416" behindDoc="0" locked="0" layoutInCell="1" allowOverlap="1" wp14:anchorId="466BFCB1" wp14:editId="37C9E433">
+              <wp:anchor distT="0" distB="0" distL="114300" distR="114300" simplePos="0" relativeHeight="251681792" behindDoc="0" locked="0" layoutInCell="1" allowOverlap="1" wp14:anchorId="268C9137" wp14:editId="7689A674">
                 <wp:simplePos x="0" y="0"/>
                 <wp:positionH relativeFrom="column">
-                  <wp:posOffset>1400175</wp:posOffset>
+                  <wp:posOffset>2456597</wp:posOffset>
                 </wp:positionH>
                 <wp:positionV relativeFrom="paragraph">
-                  <wp:posOffset>99695</wp:posOffset>
+                  <wp:posOffset>155641</wp:posOffset>
+                </wp:positionV>
+                <wp:extent cx="586854" cy="7961"/>
+                <wp:effectExtent l="0" t="57150" r="41910" b="87630"/>
+                <wp:wrapNone/>
+                <wp:docPr id="15" name="Straight Arrow Connector 15"/>
+                <wp:cNvGraphicFramePr/>
+                <a:graphic xmlns:a="http://schemas.openxmlformats.org/drawingml/2006/main">
+                  <a:graphicData uri="http://schemas.microsoft.com/office/word/2010/wordprocessingShape">
+                    <wps:wsp>
+                      <wps:cNvCnPr/>
+                      <wps:spPr>
+                        <a:xfrm>
+                          <a:off x="0" y="0"/>
+                          <a:ext cx="586854" cy="7961"/>
+                        </a:xfrm>
+                        <a:prstGeom prst="straightConnector1">
+                          <a:avLst/>
+                        </a:prstGeom>
+                        <a:ln>
+                          <a:solidFill>
+                            <a:schemeClr val="tx1"/>
+                          </a:solidFill>
+                          <a:tailEnd type="triangle"/>
+                        </a:ln>
+                      </wps:spPr>
+                      <wps:style>
+                        <a:lnRef idx="1">
+                          <a:schemeClr val="accent1"/>
+                        </a:lnRef>
+                        <a:fillRef idx="0">
+                          <a:schemeClr val="accent1"/>
+                        </a:fillRef>
+                        <a:effectRef idx="0">
+                          <a:schemeClr val="accent1"/>
+                        </a:effectRef>
+                        <a:fontRef idx="minor">
+                          <a:schemeClr val="tx1"/>
+                        </a:fontRef>
+                      </wps:style>
+                      <wps:bodyPr/>
+                    </wps:wsp>
+                  </a:graphicData>
+                </a:graphic>
+                <wp14:sizeRelH relativeFrom="margin">
+                  <wp14:pctWidth>0</wp14:pctWidth>
+                </wp14:sizeRelH>
+                <wp14:sizeRelV relativeFrom="margin">
+                  <wp14:pctHeight>0</wp14:pctHeight>
+                </wp14:sizeRelV>
+              </wp:anchor>
+            </w:drawing>
+          </mc:Choice>
+          <mc:Fallback>
+            <w:pict>
+              <v:shapetype w14:anchorId="57D03D56" id="_x0000_t32" coordsize="21600,21600" o:spt="32" o:oned="t" path="m,l21600,21600e" filled="f">
+                <v:path arrowok="t" fillok="f" o:connecttype="none"/>
+                <o:lock v:ext="edit" shapetype="t"/>
+              </v:shapetype>
+              <v:shape id="Straight Arrow Connector 15" o:spid="_x0000_s1026" type="#_x0000_t32" style="position:absolute;margin-left:193.45pt;margin-top:12.25pt;width:46.2pt;height:.65pt;z-index:251681792;visibility:visible;mso-wrap-style:square;mso-width-percent:0;mso-height-percent:0;mso-wrap-distance-left:9pt;mso-wrap-distance-top:0;mso-wrap-distance-right:9pt;mso-wrap-distance-bottom:0;mso-position-horizontal:absolute;mso-position-horizontal-relative:text;mso-position-vertical:absolute;mso-position-vertical-relative:text;mso-width-percent:0;mso-height-percent:0;mso-width-relative:margin;mso-height-relative:margin" o:gfxdata="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" strokecolor="black [3213]" strokeweight=".5pt">
+                <v:stroke endarrow="block" joinstyle="miter"/>
+              </v:shape>
+            </w:pict>
+          </mc:Fallback>
+        </mc:AlternateContent>
+      </w:r>
+    </w:p>
+    <w:p>
+      <w:pPr>
+        <w:spacing w:after="0" w:line="240" w:lineRule="auto"/>
+      </w:pPr>
+    </w:p>
+    <w:p>
+      <w:pPr>
+        <w:spacing w:after="0" w:line="240" w:lineRule="auto"/>
+      </w:pPr>
+      <w:r>
+        <w:rPr>
+          <w:noProof/>
+        </w:rPr>
+        <mc:AlternateContent>
+          <mc:Choice Requires="wps">
+            <w:drawing>
+              <wp:anchor distT="0" distB="0" distL="114300" distR="114300" simplePos="0" relativeHeight="251708416" behindDoc="0" locked="0" layoutInCell="1" allowOverlap="1" wp14:anchorId="466BFCB1" wp14:editId="36CCCF88">
+                <wp:simplePos x="0" y="0"/>
+                <wp:positionH relativeFrom="column">
+                  <wp:posOffset>1407520</wp:posOffset>
+                </wp:positionH>
+                <wp:positionV relativeFrom="paragraph">
+                  <wp:posOffset>103249</wp:posOffset>
                 </wp:positionV>
                 <wp:extent cx="0" cy="281305"/>
                 <wp:effectExtent l="76200" t="0" r="57150" b="61595"/>
@@ -2187,7 +2197,7 @@
           </mc:Choice>
           <mc:Fallback>
             <w:pict>
-              <v:shape w14:anchorId="5A317630" id="Straight Arrow Connector 35" o:spid="_x0000_s1026" type="#_x0000_t32" style="position:absolute;margin-left:110.25pt;margin-top:7.85pt;width:0;height:22.15pt;z-index:251708416;visibility:visible;mso-wrap-style:square;mso-wrap-distance-left:9pt;mso-wrap-distance-top:0;mso-wrap-distance-right:9pt;mso-wrap-distance-bottom:0;mso-position-horizontal:absolute;mso-position-horizontal-relative:text;mso-position-vertical:absolute;mso-position-vertical-relative:text" o:gfxdata="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" strokecolor="black [3213]" strokeweight=".5pt">
+              <v:shape w14:anchorId="592011FC" id="Straight Arrow Connector 35" o:spid="_x0000_s1026" type="#_x0000_t32" style="position:absolute;margin-left:110.85pt;margin-top:8.15pt;width:0;height:22.15pt;z-index:251708416;visibility:visible;mso-wrap-style:square;mso-wrap-distance-left:9pt;mso-wrap-distance-top:0;mso-wrap-distance-right:9pt;mso-wrap-distance-bottom:0;mso-position-horizontal:absolute;mso-position-horizontal-relative:text;mso-position-vertical:absolute;mso-position-vertical-relative:text" o:gfxdata="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" strokecolor="black [3213]" strokeweight=".5pt">
                 <v:stroke endarrow="block" joinstyle="miter"/>
               </v:shape>
             </w:pict>
@@ -2211,16 +2221,16 @@
         <mc:AlternateContent>
           <mc:Choice Requires="wps">
             <w:drawing>
-              <wp:anchor distT="0" distB="0" distL="114300" distR="114300" simplePos="0" relativeHeight="251667456" behindDoc="0" locked="0" layoutInCell="1" allowOverlap="1" wp14:anchorId="57444075" wp14:editId="18E504E6">
+              <wp:anchor distT="0" distB="0" distL="114300" distR="114300" simplePos="0" relativeHeight="251667456" behindDoc="0" locked="0" layoutInCell="1" allowOverlap="1" wp14:anchorId="57444075" wp14:editId="5B3C8846">
                 <wp:simplePos x="0" y="0"/>
                 <wp:positionH relativeFrom="column">
-                  <wp:posOffset>560705</wp:posOffset>
+                  <wp:posOffset>559558</wp:posOffset>
                 </wp:positionH>
                 <wp:positionV relativeFrom="paragraph">
-                  <wp:posOffset>47625</wp:posOffset>
+                  <wp:posOffset>45720</wp:posOffset>
                 </wp:positionV>
-                <wp:extent cx="1887220" cy="526415"/>
-                <wp:effectExtent l="0" t="0" r="17780" b="26035"/>
+                <wp:extent cx="1887220" cy="696036"/>
+                <wp:effectExtent l="0" t="0" r="17780" b="27940"/>
                 <wp:wrapNone/>
                 <wp:docPr id="5" name="Rectangle 5"/>
                 <wp:cNvGraphicFramePr/>
@@ -2231,7 +2241,7 @@
                       <wps:spPr>
                         <a:xfrm>
                           <a:off x="0" y="0"/>
-                          <a:ext cx="1887220" cy="526415"/>
+                          <a:ext cx="1887220" cy="696036"/>
                         </a:xfrm>
                         <a:prstGeom prst="rect">
                           <a:avLst/>
@@ -2325,15 +2335,105 @@
                               </w:rPr>
                               <w:t xml:space="preserve"> sought for retrieval</w:t>
                             </w:r>
+                            <w:r>
+                              <w:rPr>
+                                <w:rFonts w:ascii="Arial" w:hAnsi="Arial" w:cs="Arial"/>
+                                <w:color w:val="000000" w:themeColor="text1"/>
+                                <w:sz w:val="18"/>
+                                <w:szCs w:val="20"/>
+                                <w:lang w:val="en-US"/>
+                              </w:rPr>
+                              <w:t xml:space="preserve"> </w:t>
+                            </w:r>
+                            <w:r>
+                              <w:rPr>
+                                <w:rFonts w:ascii="Arial" w:hAnsi="Arial" w:cs="Arial"/>
+                                <w:color w:val="000000" w:themeColor="text1"/>
+                                <w:sz w:val="18"/>
+                                <w:szCs w:val="20"/>
+                                <w:lang w:val="en-US"/>
+                              </w:rPr>
+                              <w:t>after title screening</w:t>
+                            </w:r>
+                            <w:r>
+                              <w:rPr>
+                                <w:rFonts w:ascii="Arial" w:hAnsi="Arial" w:cs="Arial"/>
+                                <w:color w:val="000000" w:themeColor="text1"/>
+                                <w:sz w:val="18"/>
+                                <w:szCs w:val="20"/>
+                                <w:lang w:val="en-US"/>
+                              </w:rPr>
+                              <w:t xml:space="preserve"> </w:t>
+                            </w:r>
+                            <w:r>
+                              <w:rPr>
+                                <w:rFonts w:ascii="Arial" w:hAnsi="Arial" w:cs="Arial"/>
+                                <w:color w:val="000000" w:themeColor="text1"/>
+                                <w:sz w:val="18"/>
+                                <w:szCs w:val="20"/>
+                              </w:rPr>
+                              <w:t>(</w:t>
+                            </w:r>
+                            <w:r>
+                              <w:rPr>
+                                <w:rFonts w:ascii="Arial" w:hAnsi="Arial" w:cs="Arial"/>
+                                <w:color w:val="000000" w:themeColor="text1"/>
+                                <w:sz w:val="18"/>
+                                <w:szCs w:val="20"/>
+                              </w:rPr>
+                              <w:t>n</w:t>
+                            </w:r>
+                            <w:r>
+                              <w:rPr>
+                                <w:rFonts w:ascii="Arial" w:hAnsi="Arial" w:cs="Arial"/>
+                                <w:color w:val="000000" w:themeColor="text1"/>
+                                <w:sz w:val="18"/>
+                                <w:szCs w:val="20"/>
+                              </w:rPr>
+                              <w:t>=</w:t>
+                            </w:r>
+                            <w:r>
+                              <w:rPr>
+                                <w:rFonts w:ascii="Arial" w:hAnsi="Arial" w:cs="Arial"/>
+                                <w:color w:val="000000" w:themeColor="text1"/>
+                                <w:sz w:val="18"/>
+                                <w:szCs w:val="20"/>
+                              </w:rPr>
+                              <w:t>22</w:t>
+                            </w:r>
+                            <w:r>
+                              <w:rPr>
+                                <w:rFonts w:ascii="Arial" w:hAnsi="Arial" w:cs="Arial"/>
+                                <w:color w:val="000000" w:themeColor="text1"/>
+                                <w:sz w:val="18"/>
+                                <w:szCs w:val="20"/>
+                              </w:rPr>
+                              <w:t>8</w:t>
+                            </w:r>
+                            <w:r>
+                              <w:rPr>
+                                <w:rFonts w:ascii="Arial" w:hAnsi="Arial" w:cs="Arial"/>
+                                <w:color w:val="000000" w:themeColor="text1"/>
+                                <w:sz w:val="18"/>
+                                <w:szCs w:val="20"/>
+                              </w:rPr>
+                              <w:t>)</w:t>
+                            </w:r>
                           </w:p>
                           <w:p>
                             <w:pPr>
+                              <w:pStyle w:val="ListParagraph"/>
+                              <w:numPr>
+                                <w:ilvl w:val="0"/>
+                                <w:numId w:val="2"/>
+                              </w:numPr>
                               <w:spacing w:after="0" w:line="240" w:lineRule="auto"/>
                               <w:rPr>
                                 <w:rFonts w:ascii="Arial" w:hAnsi="Arial" w:cs="Arial"/>
                                 <w:color w:val="000000" w:themeColor="text1"/>
                                 <w:sz w:val="18"/>
                                 <w:szCs w:val="20"/>
+                                <w:lang w:val="en-US"/>
                               </w:rPr>
                             </w:pPr>
                             <w:r>
@@ -2342,44 +2442,36 @@
                                 <w:color w:val="000000" w:themeColor="text1"/>
                                 <w:sz w:val="18"/>
                                 <w:szCs w:val="20"/>
-                              </w:rPr>
-                              <w:t>(</w:t>
-                            </w:r>
-                            <w:r>
-                              <w:rPr>
-                                <w:rFonts w:ascii="Arial" w:hAnsi="Arial" w:cs="Arial"/>
-                                <w:color w:val="000000" w:themeColor="text1"/>
-                                <w:sz w:val="18"/>
-                                <w:szCs w:val="20"/>
-                              </w:rPr>
-                              <w:t>n</w:t>
-                            </w:r>
-                            <w:r>
-                              <w:rPr>
-                                <w:rFonts w:ascii="Arial" w:hAnsi="Arial" w:cs="Arial"/>
-                                <w:color w:val="000000" w:themeColor="text1"/>
-                                <w:sz w:val="18"/>
-                                <w:szCs w:val="20"/>
-                              </w:rPr>
-                              <w:t xml:space="preserve"> = </w:t>
-                            </w:r>
-                            <w:r>
-                              <w:rPr>
-                                <w:rFonts w:ascii="Arial" w:hAnsi="Arial" w:cs="Arial"/>
-                                <w:color w:val="000000" w:themeColor="text1"/>
-                                <w:sz w:val="18"/>
-                                <w:szCs w:val="20"/>
-                              </w:rPr>
-                              <w:t>226</w:t>
-                            </w:r>
-                            <w:r>
-                              <w:rPr>
-                                <w:rFonts w:ascii="Arial" w:hAnsi="Arial" w:cs="Arial"/>
-                                <w:color w:val="000000" w:themeColor="text1"/>
-                                <w:sz w:val="18"/>
-                                <w:szCs w:val="20"/>
-                              </w:rPr>
-                              <w:t>)</w:t>
+                                <w:lang w:val="en-US"/>
+                              </w:rPr>
+                              <w:t>Scopus (n=208)</w:t>
+                            </w:r>
+                          </w:p>
+                          <w:p>
+                            <w:pPr>
+                              <w:pStyle w:val="ListParagraph"/>
+                              <w:numPr>
+                                <w:ilvl w:val="0"/>
+                                <w:numId w:val="2"/>
+                              </w:numPr>
+                              <w:spacing w:after="0" w:line="240" w:lineRule="auto"/>
+                              <w:rPr>
+                                <w:rFonts w:ascii="Arial" w:hAnsi="Arial" w:cs="Arial"/>
+                                <w:color w:val="000000" w:themeColor="text1"/>
+                                <w:sz w:val="18"/>
+                                <w:szCs w:val="20"/>
+                                <w:lang w:val="en-US"/>
+                              </w:rPr>
+                            </w:pPr>
+                            <w:r>
+                              <w:rPr>
+                                <w:rFonts w:ascii="Arial" w:hAnsi="Arial" w:cs="Arial"/>
+                                <w:color w:val="000000" w:themeColor="text1"/>
+                                <w:sz w:val="18"/>
+                                <w:szCs w:val="20"/>
+                                <w:lang w:val="en-US"/>
+                              </w:rPr>
+                              <w:t>IEEE Xplore (n=20)</w:t>
                             </w:r>
                           </w:p>
                         </w:txbxContent>
@@ -2404,7 +2496,7 @@
           </mc:Choice>
           <mc:Fallback>
             <w:pict>
-              <v:rect w14:anchorId="57444075" id="Rectangle 5" o:spid="_x0000_s1032" style="position:absolute;margin-left:44.15pt;margin-top:3.75pt;width:148.6pt;height:41.45pt;z-index:251667456;visibility:visible;mso-wrap-style:square;mso-width-percent:0;mso-height-percent:0;mso-wrap-distance-left:9pt;mso-wrap-distance-top:0;mso-wrap-distance-right:9pt;mso-wrap-distance-bottom:0;mso-position-horizontal:absolute;mso-position-horizontal-relative:text;mso-position-vertical:absolute;mso-position-vertical-relative:text;mso-width-percent:0;mso-height-percent:0;mso-width-relative:margin;mso-height-relative:margin;v-text-anchor:middle" o:gfxdata="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" filled="f" strokecolor="black [3213]" strokeweight="1pt">
+              <v:rect w14:anchorId="57444075" id="Rectangle 5" o:spid="_x0000_s1032" style="position:absolute;margin-left:44.05pt;margin-top:3.6pt;width:148.6pt;height:54.8pt;z-index:251667456;visibility:visible;mso-wrap-style:square;mso-width-percent:0;mso-height-percent:0;mso-wrap-distance-left:9pt;mso-wrap-distance-top:0;mso-wrap-distance-right:9pt;mso-wrap-distance-bottom:0;mso-position-horizontal:absolute;mso-position-horizontal-relative:text;mso-position-vertical:absolute;mso-position-vertical-relative:text;mso-width-percent:0;mso-height-percent:0;mso-width-relative:margin;mso-height-relative:margin;v-text-anchor:middle" o:gfxdata="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" filled="f" strokecolor="black [3213]" strokeweight="1pt">
                 <v:textbox>
                   <w:txbxContent>
                     <w:p>
@@ -2471,15 +2563,105 @@
                         </w:rPr>
                         <w:t xml:space="preserve"> sought for retrieval</w:t>
                       </w:r>
+                      <w:r>
+                        <w:rPr>
+                          <w:rFonts w:ascii="Arial" w:hAnsi="Arial" w:cs="Arial"/>
+                          <w:color w:val="000000" w:themeColor="text1"/>
+                          <w:sz w:val="18"/>
+                          <w:szCs w:val="20"/>
+                          <w:lang w:val="en-US"/>
+                        </w:rPr>
+                        <w:t xml:space="preserve"> </w:t>
+                      </w:r>
+                      <w:r>
+                        <w:rPr>
+                          <w:rFonts w:ascii="Arial" w:hAnsi="Arial" w:cs="Arial"/>
+                          <w:color w:val="000000" w:themeColor="text1"/>
+                          <w:sz w:val="18"/>
+                          <w:szCs w:val="20"/>
+                          <w:lang w:val="en-US"/>
+                        </w:rPr>
+                        <w:t>after title screening</w:t>
+                      </w:r>
+                      <w:r>
+                        <w:rPr>
+                          <w:rFonts w:ascii="Arial" w:hAnsi="Arial" w:cs="Arial"/>
+                          <w:color w:val="000000" w:themeColor="text1"/>
+                          <w:sz w:val="18"/>
+                          <w:szCs w:val="20"/>
+                          <w:lang w:val="en-US"/>
+                        </w:rPr>
+                        <w:t xml:space="preserve"> </w:t>
+                      </w:r>
+                      <w:r>
+                        <w:rPr>
+                          <w:rFonts w:ascii="Arial" w:hAnsi="Arial" w:cs="Arial"/>
+                          <w:color w:val="000000" w:themeColor="text1"/>
+                          <w:sz w:val="18"/>
+                          <w:szCs w:val="20"/>
+                        </w:rPr>
+                        <w:t>(</w:t>
+                      </w:r>
+                      <w:r>
+                        <w:rPr>
+                          <w:rFonts w:ascii="Arial" w:hAnsi="Arial" w:cs="Arial"/>
+                          <w:color w:val="000000" w:themeColor="text1"/>
+                          <w:sz w:val="18"/>
+                          <w:szCs w:val="20"/>
+                        </w:rPr>
+                        <w:t>n</w:t>
+                      </w:r>
+                      <w:r>
+                        <w:rPr>
+                          <w:rFonts w:ascii="Arial" w:hAnsi="Arial" w:cs="Arial"/>
+                          <w:color w:val="000000" w:themeColor="text1"/>
+                          <w:sz w:val="18"/>
+                          <w:szCs w:val="20"/>
+                        </w:rPr>
+                        <w:t>=</w:t>
+                      </w:r>
+                      <w:r>
+                        <w:rPr>
+                          <w:rFonts w:ascii="Arial" w:hAnsi="Arial" w:cs="Arial"/>
+                          <w:color w:val="000000" w:themeColor="text1"/>
+                          <w:sz w:val="18"/>
+                          <w:szCs w:val="20"/>
+                        </w:rPr>
+                        <w:t>22</w:t>
+                      </w:r>
+                      <w:r>
+                        <w:rPr>
+                          <w:rFonts w:ascii="Arial" w:hAnsi="Arial" w:cs="Arial"/>
+                          <w:color w:val="000000" w:themeColor="text1"/>
+                          <w:sz w:val="18"/>
+                          <w:szCs w:val="20"/>
+                        </w:rPr>
+                        <w:t>8</w:t>
+                      </w:r>
+                      <w:r>
+                        <w:rPr>
+                          <w:rFonts w:ascii="Arial" w:hAnsi="Arial" w:cs="Arial"/>
+                          <w:color w:val="000000" w:themeColor="text1"/>
+                          <w:sz w:val="18"/>
+                          <w:szCs w:val="20"/>
+                        </w:rPr>
+                        <w:t>)</w:t>
+                      </w:r>
                     </w:p>
                     <w:p>
                       <w:pPr>
+                        <w:pStyle w:val="ListParagraph"/>
+                        <w:numPr>
+                          <w:ilvl w:val="0"/>
+                          <w:numId w:val="2"/>
+                        </w:numPr>
                         <w:spacing w:after="0" w:line="240" w:lineRule="auto"/>
                         <w:rPr>
                           <w:rFonts w:ascii="Arial" w:hAnsi="Arial" w:cs="Arial"/>
                           <w:color w:val="000000" w:themeColor="text1"/>
                           <w:sz w:val="18"/>
                           <w:szCs w:val="20"/>
+                          <w:lang w:val="en-US"/>
                         </w:rPr>
                       </w:pPr>
                       <w:r>
@@ -2488,398 +2670,25 @@
                           <w:color w:val="000000" w:themeColor="text1"/>
                           <w:sz w:val="18"/>
                           <w:szCs w:val="20"/>
-                        </w:rPr>
-                        <w:t>(</w:t>
-                      </w:r>
-                      <w:r>
-                        <w:rPr>
-                          <w:rFonts w:ascii="Arial" w:hAnsi="Arial" w:cs="Arial"/>
-                          <w:color w:val="000000" w:themeColor="text1"/>
-                          <w:sz w:val="18"/>
-                          <w:szCs w:val="20"/>
-                        </w:rPr>
-                        <w:t>n</w:t>
-                      </w:r>
-                      <w:r>
-                        <w:rPr>
-                          <w:rFonts w:ascii="Arial" w:hAnsi="Arial" w:cs="Arial"/>
-                          <w:color w:val="000000" w:themeColor="text1"/>
-                          <w:sz w:val="18"/>
-                          <w:szCs w:val="20"/>
-                        </w:rPr>
-                        <w:t xml:space="preserve"> = </w:t>
-                      </w:r>
-                      <w:r>
-                        <w:rPr>
-                          <w:rFonts w:ascii="Arial" w:hAnsi="Arial" w:cs="Arial"/>
-                          <w:color w:val="000000" w:themeColor="text1"/>
-                          <w:sz w:val="18"/>
-                          <w:szCs w:val="20"/>
-                        </w:rPr>
-                        <w:t>226</w:t>
-                      </w:r>
-                      <w:r>
-                        <w:rPr>
-                          <w:rFonts w:ascii="Arial" w:hAnsi="Arial" w:cs="Arial"/>
-                          <w:color w:val="000000" w:themeColor="text1"/>
-                          <w:sz w:val="18"/>
-                          <w:szCs w:val="20"/>
-                        </w:rPr>
-                        <w:t>)</w:t>
-                      </w:r>
-                    </w:p>
-                  </w:txbxContent>
-                </v:textbox>
-              </v:rect>
-            </w:pict>
-          </mc:Fallback>
-        </mc:AlternateContent>
-      </w:r>
-      <w:r>
-        <w:rPr>
-          <w:noProof/>
-        </w:rPr>
-        <mc:AlternateContent>
-          <mc:Choice Requires="wps">
-            <w:drawing>
-              <wp:anchor distT="0" distB="0" distL="114300" distR="114300" simplePos="0" relativeHeight="251683840" behindDoc="0" locked="0" layoutInCell="1" allowOverlap="1" wp14:anchorId="21ADC2D0" wp14:editId="27CE314D">
-                <wp:simplePos x="0" y="0"/>
-                <wp:positionH relativeFrom="column">
-                  <wp:posOffset>2463165</wp:posOffset>
-                </wp:positionH>
-                <wp:positionV relativeFrom="paragraph">
-                  <wp:posOffset>320675</wp:posOffset>
-                </wp:positionV>
-                <wp:extent cx="563245" cy="0"/>
-                <wp:effectExtent l="0" t="76200" r="27305" b="95250"/>
-                <wp:wrapNone/>
-                <wp:docPr id="16" name="Straight Arrow Connector 16"/>
-                <wp:cNvGraphicFramePr/>
-                <a:graphic xmlns:a="http://schemas.openxmlformats.org/drawingml/2006/main">
-                  <a:graphicData uri="http://schemas.microsoft.com/office/word/2010/wordprocessingShape">
-                    <wps:wsp>
-                      <wps:cNvCnPr/>
-                      <wps:spPr>
-                        <a:xfrm>
-                          <a:off x="0" y="0"/>
-                          <a:ext cx="563245" cy="0"/>
-                        </a:xfrm>
-                        <a:prstGeom prst="straightConnector1">
-                          <a:avLst/>
-                        </a:prstGeom>
-                        <a:ln>
-                          <a:solidFill>
-                            <a:schemeClr val="tx1"/>
-                          </a:solidFill>
-                          <a:tailEnd type="triangle"/>
-                        </a:ln>
-                      </wps:spPr>
-                      <wps:style>
-                        <a:lnRef idx="1">
-                          <a:schemeClr val="accent1"/>
-                        </a:lnRef>
-                        <a:fillRef idx="0">
-                          <a:schemeClr val="accent1"/>
-                        </a:fillRef>
-                        <a:effectRef idx="0">
-                          <a:schemeClr val="accent1"/>
-                        </a:effectRef>
-                        <a:fontRef idx="minor">
-                          <a:schemeClr val="tx1"/>
-                        </a:fontRef>
-                      </wps:style>
-                      <wps:bodyPr/>
-                    </wps:wsp>
-                  </a:graphicData>
-                </a:graphic>
-              </wp:anchor>
-            </w:drawing>
-          </mc:Choice>
-          <mc:Fallback>
-            <w:pict>
-              <v:shape w14:anchorId="230040C3" id="Straight Arrow Connector 16" o:spid="_x0000_s1026" type="#_x0000_t32" style="position:absolute;margin-left:193.95pt;margin-top:25.25pt;width:44.35pt;height:0;z-index:251683840;visibility:visible;mso-wrap-style:square;mso-wrap-distance-left:9pt;mso-wrap-distance-top:0;mso-wrap-distance-right:9pt;mso-wrap-distance-bottom:0;mso-position-horizontal:absolute;mso-position-horizontal-relative:text;mso-position-vertical:absolute;mso-position-vertical-relative:text" o:gfxdata="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" strokecolor="black [3213]" strokeweight=".5pt">
-                <v:stroke endarrow="block" joinstyle="miter"/>
-              </v:shape>
-            </w:pict>
-          </mc:Fallback>
-        </mc:AlternateContent>
-      </w:r>
-      <w:r>
-        <w:rPr>
-          <w:noProof/>
-        </w:rPr>
-        <mc:AlternateContent>
-          <mc:Choice Requires="wps">
-            <w:drawing>
-              <wp:anchor distT="0" distB="0" distL="114300" distR="114300" simplePos="0" relativeHeight="251668480" behindDoc="0" locked="0" layoutInCell="1" allowOverlap="1" wp14:anchorId="76DC0DFD" wp14:editId="2C46105F">
-                <wp:simplePos x="0" y="0"/>
-                <wp:positionH relativeFrom="column">
-                  <wp:posOffset>3049270</wp:posOffset>
-                </wp:positionH>
-                <wp:positionV relativeFrom="paragraph">
-                  <wp:posOffset>66675</wp:posOffset>
-                </wp:positionV>
-                <wp:extent cx="1887220" cy="526415"/>
-                <wp:effectExtent l="0" t="0" r="17780" b="26035"/>
-                <wp:wrapNone/>
-                <wp:docPr id="6" name="Rectangle 6"/>
-                <wp:cNvGraphicFramePr/>
-                <a:graphic xmlns:a="http://schemas.openxmlformats.org/drawingml/2006/main">
-                  <a:graphicData uri="http://schemas.microsoft.com/office/word/2010/wordprocessingShape">
-                    <wps:wsp>
-                      <wps:cNvSpPr/>
-                      <wps:spPr>
-                        <a:xfrm>
-                          <a:off x="0" y="0"/>
-                          <a:ext cx="1887220" cy="526415"/>
-                        </a:xfrm>
-                        <a:prstGeom prst="rect">
-                          <a:avLst/>
-                        </a:prstGeom>
-                        <a:noFill/>
-                        <a:ln>
-                          <a:solidFill>
-                            <a:schemeClr val="tx1"/>
-                          </a:solidFill>
-                        </a:ln>
-                      </wps:spPr>
-                      <wps:style>
-                        <a:lnRef idx="2">
-                          <a:schemeClr val="accent1">
-                            <a:shade val="50000"/>
-                          </a:schemeClr>
-                        </a:lnRef>
-                        <a:fillRef idx="1">
-                          <a:schemeClr val="accent1"/>
-                        </a:fillRef>
-                        <a:effectRef idx="0">
-                          <a:schemeClr val="accent1"/>
-                        </a:effectRef>
-                        <a:fontRef idx="minor">
-                          <a:schemeClr val="lt1"/>
-                        </a:fontRef>
-                      </wps:style>
-                      <wps:txbx>
-                        <w:txbxContent>
-                          <w:p>
-                            <w:pPr>
-                              <w:spacing w:after="0" w:line="240" w:lineRule="auto"/>
-                              <w:rPr>
-                                <w:rFonts w:ascii="Arial" w:hAnsi="Arial" w:cs="Arial"/>
-                                <w:color w:val="000000" w:themeColor="text1"/>
-                                <w:sz w:val="18"/>
-                                <w:szCs w:val="20"/>
-                              </w:rPr>
-                            </w:pPr>
-                            <w:r>
-                              <w:rPr>
-                                <w:rFonts w:ascii="Arial" w:hAnsi="Arial" w:cs="Arial"/>
-                                <w:color w:val="000000" w:themeColor="text1"/>
-                                <w:sz w:val="18"/>
-                                <w:szCs w:val="20"/>
-                              </w:rPr>
-                              <w:t>Re</w:t>
-                            </w:r>
-                            <w:r>
-                              <w:rPr>
-                                <w:rFonts w:ascii="Arial" w:hAnsi="Arial" w:cs="Arial"/>
-                                <w:color w:val="000000" w:themeColor="text1"/>
-                                <w:sz w:val="18"/>
-                                <w:szCs w:val="20"/>
-                              </w:rPr>
-                              <w:t>p</w:t>
-                            </w:r>
-                            <w:r>
-                              <w:rPr>
-                                <w:rFonts w:ascii="Arial" w:hAnsi="Arial" w:cs="Arial"/>
-                                <w:color w:val="000000" w:themeColor="text1"/>
-                                <w:sz w:val="18"/>
-                                <w:szCs w:val="20"/>
-                              </w:rPr>
-                              <w:t>or</w:t>
-                            </w:r>
-                            <w:r>
-                              <w:rPr>
-                                <w:rFonts w:ascii="Arial" w:hAnsi="Arial" w:cs="Arial"/>
-                                <w:color w:val="000000" w:themeColor="text1"/>
-                                <w:sz w:val="18"/>
-                                <w:szCs w:val="20"/>
-                              </w:rPr>
-                              <w:t>t</w:t>
-                            </w:r>
-                            <w:r>
-                              <w:rPr>
-                                <w:rFonts w:ascii="Arial" w:hAnsi="Arial" w:cs="Arial"/>
-                                <w:color w:val="000000" w:themeColor="text1"/>
-                                <w:sz w:val="18"/>
-                                <w:szCs w:val="20"/>
-                              </w:rPr>
-                              <w:t>s</w:t>
-                            </w:r>
-                            <w:r>
-                              <w:rPr>
-                                <w:rFonts w:ascii="Arial" w:hAnsi="Arial" w:cs="Arial"/>
-                                <w:color w:val="000000" w:themeColor="text1"/>
-                                <w:sz w:val="18"/>
-                                <w:szCs w:val="20"/>
-                              </w:rPr>
-                              <w:t xml:space="preserve"> not retrieved</w:t>
-                            </w:r>
-                          </w:p>
-                          <w:p>
-                            <w:pPr>
-                              <w:spacing w:after="0" w:line="240" w:lineRule="auto"/>
-                              <w:rPr>
-                                <w:rFonts w:ascii="Arial" w:hAnsi="Arial" w:cs="Arial"/>
-                                <w:color w:val="000000" w:themeColor="text1"/>
-                                <w:sz w:val="18"/>
-                                <w:szCs w:val="20"/>
-                              </w:rPr>
-                            </w:pPr>
-                            <w:r>
-                              <w:rPr>
-                                <w:rFonts w:ascii="Arial" w:hAnsi="Arial" w:cs="Arial"/>
-                                <w:color w:val="000000" w:themeColor="text1"/>
-                                <w:sz w:val="18"/>
-                                <w:szCs w:val="20"/>
-                              </w:rPr>
-                              <w:t>(</w:t>
-                            </w:r>
-                            <w:r>
-                              <w:rPr>
-                                <w:rFonts w:ascii="Arial" w:hAnsi="Arial" w:cs="Arial"/>
-                                <w:color w:val="000000" w:themeColor="text1"/>
-                                <w:sz w:val="18"/>
-                                <w:szCs w:val="20"/>
-                              </w:rPr>
-                              <w:t>n</w:t>
-                            </w:r>
-                            <w:r>
-                              <w:rPr>
-                                <w:rFonts w:ascii="Arial" w:hAnsi="Arial" w:cs="Arial"/>
-                                <w:color w:val="000000" w:themeColor="text1"/>
-                                <w:sz w:val="18"/>
-                                <w:szCs w:val="20"/>
-                              </w:rPr>
-                              <w:t xml:space="preserve"> = </w:t>
-                            </w:r>
-                            <w:r>
-                              <w:rPr>
-                                <w:rFonts w:ascii="Arial" w:hAnsi="Arial" w:cs="Arial"/>
-                                <w:color w:val="000000" w:themeColor="text1"/>
-                                <w:sz w:val="18"/>
-                                <w:szCs w:val="20"/>
-                              </w:rPr>
-                              <w:t>0</w:t>
-                            </w:r>
-                            <w:r>
-                              <w:rPr>
-                                <w:rFonts w:ascii="Arial" w:hAnsi="Arial" w:cs="Arial"/>
-                                <w:color w:val="000000" w:themeColor="text1"/>
-                                <w:sz w:val="18"/>
-                                <w:szCs w:val="20"/>
-                              </w:rPr>
-                              <w:t>)</w:t>
-                            </w:r>
-                          </w:p>
-                        </w:txbxContent>
-                      </wps:txbx>
-                      <wps:bodyPr rot="0" spcFirstLastPara="0" vertOverflow="overflow" horzOverflow="overflow" vert="horz" wrap="square" lIns="91440" tIns="45720" rIns="91440" bIns="45720" numCol="1" spcCol="0" rtlCol="0" fromWordArt="0" anchor="ctr" anchorCtr="0" forceAA="0" compatLnSpc="1">
-                        <a:prstTxWarp prst="textNoShape">
-                          <a:avLst/>
-                        </a:prstTxWarp>
-                        <a:noAutofit/>
-                      </wps:bodyPr>
-                    </wps:wsp>
-                  </a:graphicData>
-                </a:graphic>
-                <wp14:sizeRelH relativeFrom="margin">
-                  <wp14:pctWidth>0</wp14:pctWidth>
-                </wp14:sizeRelH>
-                <wp14:sizeRelV relativeFrom="margin">
-                  <wp14:pctHeight>0</wp14:pctHeight>
-                </wp14:sizeRelV>
-              </wp:anchor>
-            </w:drawing>
-          </mc:Choice>
-          <mc:Fallback>
-            <w:pict>
-              <v:rect w14:anchorId="76DC0DFD" id="Rectangle 6" o:spid="_x0000_s1033" style="position:absolute;margin-left:240.1pt;margin-top:5.25pt;width:148.6pt;height:41.45pt;z-index:251668480;visibility:visible;mso-wrap-style:square;mso-width-percent:0;mso-height-percent:0;mso-wrap-distance-left:9pt;mso-wrap-distance-top:0;mso-wrap-distance-right:9pt;mso-wrap-distance-bottom:0;mso-position-horizontal:absolute;mso-position-horizontal-relative:text;mso-position-vertical:absolute;mso-position-vertical-relative:text;mso-width-percent:0;mso-height-percent:0;mso-width-relative:margin;mso-height-relative:margin;v-text-anchor:middle" o:gfxdata="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" filled="f" strokecolor="black [3213]" strokeweight="1pt">
-                <v:textbox>
-                  <w:txbxContent>
-                    <w:p>
-                      <w:pPr>
-                        <w:spacing w:after="0" w:line="240" w:lineRule="auto"/>
-                        <w:rPr>
-                          <w:rFonts w:ascii="Arial" w:hAnsi="Arial" w:cs="Arial"/>
-                          <w:color w:val="000000" w:themeColor="text1"/>
-                          <w:sz w:val="18"/>
-                          <w:szCs w:val="20"/>
-                        </w:rPr>
-                      </w:pPr>
-                      <w:r>
-                        <w:rPr>
-                          <w:rFonts w:ascii="Arial" w:hAnsi="Arial" w:cs="Arial"/>
-                          <w:color w:val="000000" w:themeColor="text1"/>
-                          <w:sz w:val="18"/>
-                          <w:szCs w:val="20"/>
-                        </w:rPr>
-                        <w:t>Re</w:t>
-                      </w:r>
-                      <w:r>
-                        <w:rPr>
-                          <w:rFonts w:ascii="Arial" w:hAnsi="Arial" w:cs="Arial"/>
-                          <w:color w:val="000000" w:themeColor="text1"/>
-                          <w:sz w:val="18"/>
-                          <w:szCs w:val="20"/>
-                        </w:rPr>
-                        <w:t>p</w:t>
-                      </w:r>
-                      <w:r>
-                        <w:rPr>
-                          <w:rFonts w:ascii="Arial" w:hAnsi="Arial" w:cs="Arial"/>
-                          <w:color w:val="000000" w:themeColor="text1"/>
-                          <w:sz w:val="18"/>
-                          <w:szCs w:val="20"/>
-                        </w:rPr>
-                        <w:t>or</w:t>
-                      </w:r>
-                      <w:r>
-                        <w:rPr>
-                          <w:rFonts w:ascii="Arial" w:hAnsi="Arial" w:cs="Arial"/>
-                          <w:color w:val="000000" w:themeColor="text1"/>
-                          <w:sz w:val="18"/>
-                          <w:szCs w:val="20"/>
-                        </w:rPr>
-                        <w:t>t</w:t>
-                      </w:r>
-                      <w:r>
-                        <w:rPr>
-                          <w:rFonts w:ascii="Arial" w:hAnsi="Arial" w:cs="Arial"/>
-                          <w:color w:val="000000" w:themeColor="text1"/>
-                          <w:sz w:val="18"/>
-                          <w:szCs w:val="20"/>
-                        </w:rPr>
-                        <w:t>s</w:t>
-                      </w:r>
-                      <w:r>
-                        <w:rPr>
-                          <w:rFonts w:ascii="Arial" w:hAnsi="Arial" w:cs="Arial"/>
-                          <w:color w:val="000000" w:themeColor="text1"/>
-                          <w:sz w:val="18"/>
-                          <w:szCs w:val="20"/>
-                        </w:rPr>
-                        <w:t xml:space="preserve"> not retrieved</w:t>
+                          <w:lang w:val="en-US"/>
+                        </w:rPr>
+                        <w:t>Scopus (n=208)</w:t>
                       </w:r>
                     </w:p>
                     <w:p>
                       <w:pPr>
+                        <w:pStyle w:val="ListParagraph"/>
+                        <w:numPr>
+                          <w:ilvl w:val="0"/>
+                          <w:numId w:val="2"/>
+                        </w:numPr>
                         <w:spacing w:after="0" w:line="240" w:lineRule="auto"/>
                         <w:rPr>
                           <w:rFonts w:ascii="Arial" w:hAnsi="Arial" w:cs="Arial"/>
                           <w:color w:val="000000" w:themeColor="text1"/>
                           <w:sz w:val="18"/>
                           <w:szCs w:val="20"/>
+                          <w:lang w:val="en-US"/>
                         </w:rPr>
                       </w:pPr>
                       <w:r>
@@ -2888,44 +2697,9 @@
                           <w:color w:val="000000" w:themeColor="text1"/>
                           <w:sz w:val="18"/>
                           <w:szCs w:val="20"/>
-                        </w:rPr>
-                        <w:t>(</w:t>
-                      </w:r>
-                      <w:r>
-                        <w:rPr>
-                          <w:rFonts w:ascii="Arial" w:hAnsi="Arial" w:cs="Arial"/>
-                          <w:color w:val="000000" w:themeColor="text1"/>
-                          <w:sz w:val="18"/>
-                          <w:szCs w:val="20"/>
-                        </w:rPr>
-                        <w:t>n</w:t>
-                      </w:r>
-                      <w:r>
-                        <w:rPr>
-                          <w:rFonts w:ascii="Arial" w:hAnsi="Arial" w:cs="Arial"/>
-                          <w:color w:val="000000" w:themeColor="text1"/>
-                          <w:sz w:val="18"/>
-                          <w:szCs w:val="20"/>
-                        </w:rPr>
-                        <w:t xml:space="preserve"> = </w:t>
-                      </w:r>
-                      <w:r>
-                        <w:rPr>
-                          <w:rFonts w:ascii="Arial" w:hAnsi="Arial" w:cs="Arial"/>
-                          <w:color w:val="000000" w:themeColor="text1"/>
-                          <w:sz w:val="18"/>
-                          <w:szCs w:val="20"/>
-                        </w:rPr>
-                        <w:t>0</w:t>
-                      </w:r>
-                      <w:r>
-                        <w:rPr>
-                          <w:rFonts w:ascii="Arial" w:hAnsi="Arial" w:cs="Arial"/>
-                          <w:color w:val="000000" w:themeColor="text1"/>
-                          <w:sz w:val="18"/>
-                          <w:szCs w:val="20"/>
-                        </w:rPr>
-                        <w:t>)</w:t>
+                          <w:lang w:val="en-US"/>
+                        </w:rPr>
+                        <w:t>IEEE Xplore (n=20)</w:t>
                       </w:r>
                     </w:p>
                   </w:txbxContent>
@@ -2952,7 +2726,7 @@
         <mc:AlternateContent>
           <mc:Choice Requires="wps">
             <w:drawing>
-              <wp:anchor distT="0" distB="0" distL="114300" distR="114300" simplePos="0" relativeHeight="251703296" behindDoc="0" locked="0" layoutInCell="1" allowOverlap="1" wp14:anchorId="057AAEFF" wp14:editId="79404062">
+              <wp:anchor distT="0" distB="0" distL="114300" distR="114300" simplePos="0" relativeHeight="251703296" behindDoc="0" locked="0" layoutInCell="1" allowOverlap="1" wp14:anchorId="057AAEFF" wp14:editId="0D6AE3EF">
                 <wp:simplePos x="0" y="0"/>
                 <wp:positionH relativeFrom="column">
                   <wp:posOffset>-1160940</wp:posOffset>
@@ -3064,7 +2838,7 @@
           </mc:Choice>
           <mc:Fallback>
             <w:pict>
-              <v:shape w14:anchorId="057AAEFF" id="Flowchart: Alternate Process 32" o:spid="_x0000_s1034" type="#_x0000_t176" style="position:absolute;margin-left:-91.4pt;margin-top:11.05pt;width:219.5pt;height:20.7pt;rotation:-90;z-index:251703296;visibility:visible;mso-wrap-style:square;mso-width-percent:0;mso-height-percent:0;mso-wrap-distance-left:9pt;mso-wrap-distance-top:0;mso-wrap-distance-right:9pt;mso-wrap-distance-bottom:0;mso-position-horizontal:absolute;mso-position-horizontal-relative:text;mso-position-vertical:absolute;mso-position-vertical-relative:text;mso-width-percent:0;mso-height-percent:0;mso-width-relative:margin;mso-height-relative:margin;v-text-anchor:middle" o:gfxdata="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" fillcolor="#9cc2e5 [1944]" strokecolor="black [3213]" strokeweight="1pt">
+              <v:shape w14:anchorId="057AAEFF" id="Flowchart: Alternate Process 32" o:spid="_x0000_s1033" type="#_x0000_t176" style="position:absolute;margin-left:-91.4pt;margin-top:11.05pt;width:219.5pt;height:20.7pt;rotation:-90;z-index:251703296;visibility:visible;mso-wrap-style:square;mso-width-percent:0;mso-height-percent:0;mso-wrap-distance-left:9pt;mso-wrap-distance-top:0;mso-wrap-distance-right:9pt;mso-wrap-distance-bottom:0;mso-position-horizontal:absolute;mso-position-horizontal-relative:text;mso-position-vertical:absolute;mso-position-vertical-relative:text;mso-width-percent:0;mso-height-percent:0;mso-width-relative:margin;mso-height-relative:margin;v-text-anchor:middle" o:gfxdata="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" fillcolor="#9cc2e5 [1944]" strokecolor="black [3213]" strokeweight="1pt">
                 <v:textbox>
                   <w:txbxContent>
                     <w:p>
@@ -3114,6 +2888,11 @@
       <w:pPr>
         <w:spacing w:after="0" w:line="240" w:lineRule="auto"/>
       </w:pPr>
+    </w:p>
+    <w:p>
+      <w:pPr>
+        <w:spacing w:after="0" w:line="240" w:lineRule="auto"/>
+      </w:pPr>
       <w:r>
         <w:rPr>
           <w:noProof/>
@@ -3121,16 +2900,16 @@
         <mc:AlternateContent>
           <mc:Choice Requires="wps">
             <w:drawing>
-              <wp:anchor distT="0" distB="0" distL="114300" distR="114300" simplePos="0" relativeHeight="251710464" behindDoc="0" locked="0" layoutInCell="1" allowOverlap="1" wp14:anchorId="3A8B276F" wp14:editId="43AEAF40">
+              <wp:anchor distT="0" distB="0" distL="114300" distR="114300" simplePos="0" relativeHeight="251710464" behindDoc="0" locked="0" layoutInCell="1" allowOverlap="1" wp14:anchorId="3A8B276F" wp14:editId="317A52FB">
                 <wp:simplePos x="0" y="0"/>
                 <wp:positionH relativeFrom="column">
-                  <wp:posOffset>1409700</wp:posOffset>
+                  <wp:posOffset>1378424</wp:posOffset>
                 </wp:positionH>
                 <wp:positionV relativeFrom="paragraph">
-                  <wp:posOffset>56515</wp:posOffset>
+                  <wp:posOffset>65955</wp:posOffset>
                 </wp:positionV>
-                <wp:extent cx="0" cy="281305"/>
-                <wp:effectExtent l="76200" t="0" r="57150" b="61595"/>
+                <wp:extent cx="14785" cy="341194"/>
+                <wp:effectExtent l="76200" t="0" r="61595" b="59055"/>
                 <wp:wrapNone/>
                 <wp:docPr id="36" name="Straight Arrow Connector 36"/>
                 <wp:cNvGraphicFramePr/>
@@ -3139,9 +2918,9 @@
                     <wps:wsp>
                       <wps:cNvCnPr/>
                       <wps:spPr>
-                        <a:xfrm>
+                        <a:xfrm flipH="1">
                           <a:off x="0" y="0"/>
-                          <a:ext cx="0" cy="281305"/>
+                          <a:ext cx="14785" cy="341194"/>
                         </a:xfrm>
                         <a:prstGeom prst="straightConnector1">
                           <a:avLst/>
@@ -3171,286 +2950,6 @@
                     </wps:wsp>
                   </a:graphicData>
                 </a:graphic>
-              </wp:anchor>
-            </w:drawing>
-          </mc:Choice>
-          <mc:Fallback>
-            <w:pict>
-              <v:shape w14:anchorId="4B6A5675" id="Straight Arrow Connector 36" o:spid="_x0000_s1026" type="#_x0000_t32" style="position:absolute;margin-left:111pt;margin-top:4.45pt;width:0;height:22.15pt;z-index:251710464;visibility:visible;mso-wrap-style:square;mso-wrap-distance-left:9pt;mso-wrap-distance-top:0;mso-wrap-distance-right:9pt;mso-wrap-distance-bottom:0;mso-position-horizontal:absolute;mso-position-horizontal-relative:text;mso-position-vertical:absolute;mso-position-vertical-relative:text" o:gfxdata="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" strokecolor="black [3213]" strokeweight=".5pt">
-                <v:stroke endarrow="block" joinstyle="miter"/>
-              </v:shape>
-            </w:pict>
-          </mc:Fallback>
-        </mc:AlternateContent>
-      </w:r>
-    </w:p>
-    <w:p>
-      <w:pPr>
-        <w:spacing w:after="0" w:line="240" w:lineRule="auto"/>
-      </w:pPr>
-    </w:p>
-    <w:p>
-      <w:pPr>
-        <w:spacing w:after="0" w:line="240" w:lineRule="auto"/>
-      </w:pPr>
-      <w:r>
-        <w:rPr>
-          <w:noProof/>
-        </w:rPr>
-        <mc:AlternateContent>
-          <mc:Choice Requires="wps">
-            <w:drawing>
-              <wp:anchor distT="0" distB="0" distL="114300" distR="114300" simplePos="0" relativeHeight="251685888" behindDoc="0" locked="0" layoutInCell="1" allowOverlap="1" wp14:anchorId="2DFD1A2A" wp14:editId="19818E9F">
-                <wp:simplePos x="0" y="0"/>
-                <wp:positionH relativeFrom="column">
-                  <wp:posOffset>2476500</wp:posOffset>
-                </wp:positionH>
-                <wp:positionV relativeFrom="paragraph">
-                  <wp:posOffset>294640</wp:posOffset>
-                </wp:positionV>
-                <wp:extent cx="563245" cy="0"/>
-                <wp:effectExtent l="0" t="76200" r="27305" b="95250"/>
-                <wp:wrapNone/>
-                <wp:docPr id="17" name="Straight Arrow Connector 17"/>
-                <wp:cNvGraphicFramePr/>
-                <a:graphic xmlns:a="http://schemas.openxmlformats.org/drawingml/2006/main">
-                  <a:graphicData uri="http://schemas.microsoft.com/office/word/2010/wordprocessingShape">
-                    <wps:wsp>
-                      <wps:cNvCnPr/>
-                      <wps:spPr>
-                        <a:xfrm>
-                          <a:off x="0" y="0"/>
-                          <a:ext cx="563245" cy="0"/>
-                        </a:xfrm>
-                        <a:prstGeom prst="straightConnector1">
-                          <a:avLst/>
-                        </a:prstGeom>
-                        <a:ln>
-                          <a:solidFill>
-                            <a:schemeClr val="tx1"/>
-                          </a:solidFill>
-                          <a:tailEnd type="triangle"/>
-                        </a:ln>
-                      </wps:spPr>
-                      <wps:style>
-                        <a:lnRef idx="1">
-                          <a:schemeClr val="accent1"/>
-                        </a:lnRef>
-                        <a:fillRef idx="0">
-                          <a:schemeClr val="accent1"/>
-                        </a:fillRef>
-                        <a:effectRef idx="0">
-                          <a:schemeClr val="accent1"/>
-                        </a:effectRef>
-                        <a:fontRef idx="minor">
-                          <a:schemeClr val="tx1"/>
-                        </a:fontRef>
-                      </wps:style>
-                      <wps:bodyPr/>
-                    </wps:wsp>
-                  </a:graphicData>
-                </a:graphic>
-              </wp:anchor>
-            </w:drawing>
-          </mc:Choice>
-          <mc:Fallback>
-            <w:pict>
-              <v:shape w14:anchorId="2640A61B" id="Straight Arrow Connector 17" o:spid="_x0000_s1026" type="#_x0000_t32" style="position:absolute;margin-left:195pt;margin-top:23.2pt;width:44.35pt;height:0;z-index:251685888;visibility:visible;mso-wrap-style:square;mso-wrap-distance-left:9pt;mso-wrap-distance-top:0;mso-wrap-distance-right:9pt;mso-wrap-distance-bottom:0;mso-position-horizontal:absolute;mso-position-horizontal-relative:text;mso-position-vertical:absolute;mso-position-vertical-relative:text" o:gfxdata="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" strokecolor="black [3213]" strokeweight=".5pt">
-                <v:stroke endarrow="block" joinstyle="miter"/>
-              </v:shape>
-            </w:pict>
-          </mc:Fallback>
-        </mc:AlternateContent>
-      </w:r>
-      <w:r>
-        <w:rPr>
-          <w:noProof/>
-        </w:rPr>
-        <mc:AlternateContent>
-          <mc:Choice Requires="wps">
-            <w:drawing>
-              <wp:anchor distT="0" distB="0" distL="114300" distR="114300" simplePos="0" relativeHeight="251670528" behindDoc="0" locked="0" layoutInCell="1" allowOverlap="1" wp14:anchorId="256BB765" wp14:editId="30676A58">
-                <wp:simplePos x="0" y="0"/>
-                <wp:positionH relativeFrom="column">
-                  <wp:posOffset>561975</wp:posOffset>
-                </wp:positionH>
-                <wp:positionV relativeFrom="paragraph">
-                  <wp:posOffset>13335</wp:posOffset>
-                </wp:positionV>
-                <wp:extent cx="1887220" cy="526415"/>
-                <wp:effectExtent l="0" t="0" r="17780" b="26035"/>
-                <wp:wrapNone/>
-                <wp:docPr id="8" name="Rectangle 8"/>
-                <wp:cNvGraphicFramePr/>
-                <a:graphic xmlns:a="http://schemas.openxmlformats.org/drawingml/2006/main">
-                  <a:graphicData uri="http://schemas.microsoft.com/office/word/2010/wordprocessingShape">
-                    <wps:wsp>
-                      <wps:cNvSpPr/>
-                      <wps:spPr>
-                        <a:xfrm>
-                          <a:off x="0" y="0"/>
-                          <a:ext cx="1887220" cy="526415"/>
-                        </a:xfrm>
-                        <a:prstGeom prst="rect">
-                          <a:avLst/>
-                        </a:prstGeom>
-                        <a:noFill/>
-                        <a:ln>
-                          <a:solidFill>
-                            <a:schemeClr val="tx1"/>
-                          </a:solidFill>
-                        </a:ln>
-                      </wps:spPr>
-                      <wps:style>
-                        <a:lnRef idx="2">
-                          <a:schemeClr val="accent1">
-                            <a:shade val="50000"/>
-                          </a:schemeClr>
-                        </a:lnRef>
-                        <a:fillRef idx="1">
-                          <a:schemeClr val="accent1"/>
-                        </a:fillRef>
-                        <a:effectRef idx="0">
-                          <a:schemeClr val="accent1"/>
-                        </a:effectRef>
-                        <a:fontRef idx="minor">
-                          <a:schemeClr val="lt1"/>
-                        </a:fontRef>
-                      </wps:style>
-                      <wps:txbx>
-                        <w:txbxContent>
-                          <w:p>
-                            <w:pPr>
-                              <w:spacing w:after="0" w:line="240" w:lineRule="auto"/>
-                              <w:rPr>
-                                <w:rFonts w:ascii="Arial" w:hAnsi="Arial" w:cs="Arial"/>
-                                <w:color w:val="000000" w:themeColor="text1"/>
-                                <w:sz w:val="18"/>
-                                <w:szCs w:val="20"/>
-                              </w:rPr>
-                            </w:pPr>
-                            <w:r>
-                              <w:rPr>
-                                <w:rFonts w:ascii="Arial" w:hAnsi="Arial" w:cs="Arial"/>
-                                <w:color w:val="000000" w:themeColor="text1"/>
-                                <w:sz w:val="18"/>
-                                <w:szCs w:val="20"/>
-                              </w:rPr>
-                              <w:t>Re</w:t>
-                            </w:r>
-                            <w:r>
-                              <w:rPr>
-                                <w:rFonts w:ascii="Arial" w:hAnsi="Arial" w:cs="Arial"/>
-                                <w:color w:val="000000" w:themeColor="text1"/>
-                                <w:sz w:val="18"/>
-                                <w:szCs w:val="20"/>
-                              </w:rPr>
-                              <w:t>p</w:t>
-                            </w:r>
-                            <w:r>
-                              <w:rPr>
-                                <w:rFonts w:ascii="Arial" w:hAnsi="Arial" w:cs="Arial"/>
-                                <w:color w:val="000000" w:themeColor="text1"/>
-                                <w:sz w:val="18"/>
-                                <w:szCs w:val="20"/>
-                              </w:rPr>
-                              <w:t>or</w:t>
-                            </w:r>
-                            <w:r>
-                              <w:rPr>
-                                <w:rFonts w:ascii="Arial" w:hAnsi="Arial" w:cs="Arial"/>
-                                <w:color w:val="000000" w:themeColor="text1"/>
-                                <w:sz w:val="18"/>
-                                <w:szCs w:val="20"/>
-                              </w:rPr>
-                              <w:t>t</w:t>
-                            </w:r>
-                            <w:r>
-                              <w:rPr>
-                                <w:rFonts w:ascii="Arial" w:hAnsi="Arial" w:cs="Arial"/>
-                                <w:color w:val="000000" w:themeColor="text1"/>
-                                <w:sz w:val="18"/>
-                                <w:szCs w:val="20"/>
-                              </w:rPr>
-                              <w:t>s</w:t>
-                            </w:r>
-                            <w:r>
-                              <w:rPr>
-                                <w:rFonts w:ascii="Arial" w:hAnsi="Arial" w:cs="Arial"/>
-                                <w:color w:val="000000" w:themeColor="text1"/>
-                                <w:sz w:val="18"/>
-                                <w:szCs w:val="20"/>
-                              </w:rPr>
-                              <w:t xml:space="preserve"> assessed for eligibility</w:t>
-                            </w:r>
-                          </w:p>
-                          <w:p>
-                            <w:pPr>
-                              <w:spacing w:after="0" w:line="240" w:lineRule="auto"/>
-                              <w:rPr>
-                                <w:rFonts w:ascii="Arial" w:hAnsi="Arial" w:cs="Arial"/>
-                                <w:color w:val="000000" w:themeColor="text1"/>
-                                <w:sz w:val="18"/>
-                                <w:szCs w:val="20"/>
-                              </w:rPr>
-                            </w:pPr>
-                            <w:r>
-                              <w:rPr>
-                                <w:rFonts w:ascii="Arial" w:hAnsi="Arial" w:cs="Arial"/>
-                                <w:color w:val="000000" w:themeColor="text1"/>
-                                <w:sz w:val="18"/>
-                                <w:szCs w:val="20"/>
-                              </w:rPr>
-                              <w:t>(</w:t>
-                            </w:r>
-                            <w:r>
-                              <w:rPr>
-                                <w:rFonts w:ascii="Arial" w:hAnsi="Arial" w:cs="Arial"/>
-                                <w:color w:val="000000" w:themeColor="text1"/>
-                                <w:sz w:val="18"/>
-                                <w:szCs w:val="20"/>
-                              </w:rPr>
-                              <w:t>n</w:t>
-                            </w:r>
-                            <w:r>
-                              <w:rPr>
-                                <w:rFonts w:ascii="Arial" w:hAnsi="Arial" w:cs="Arial"/>
-                                <w:color w:val="000000" w:themeColor="text1"/>
-                                <w:sz w:val="18"/>
-                                <w:szCs w:val="20"/>
-                              </w:rPr>
-                              <w:t xml:space="preserve"> = </w:t>
-                            </w:r>
-                            <w:r>
-                              <w:rPr>
-                                <w:rFonts w:ascii="Arial" w:hAnsi="Arial" w:cs="Arial"/>
-                                <w:color w:val="000000" w:themeColor="text1"/>
-                                <w:sz w:val="18"/>
-                                <w:szCs w:val="20"/>
-                              </w:rPr>
-                              <w:t>248</w:t>
-                            </w:r>
-                            <w:r>
-                              <w:rPr>
-                                <w:rFonts w:ascii="Arial" w:hAnsi="Arial" w:cs="Arial"/>
-                                <w:color w:val="000000" w:themeColor="text1"/>
-                                <w:sz w:val="18"/>
-                                <w:szCs w:val="20"/>
-                              </w:rPr>
-                              <w:t>)</w:t>
-                            </w:r>
-                          </w:p>
-                        </w:txbxContent>
-                      </wps:txbx>
-                      <wps:bodyPr rot="0" spcFirstLastPara="0" vertOverflow="overflow" horzOverflow="overflow" vert="horz" wrap="square" lIns="91440" tIns="45720" rIns="91440" bIns="45720" numCol="1" spcCol="0" rtlCol="0" fromWordArt="0" anchor="ctr" anchorCtr="0" forceAA="0" compatLnSpc="1">
-                        <a:prstTxWarp prst="textNoShape">
-                          <a:avLst/>
-                        </a:prstTxWarp>
-                        <a:noAutofit/>
-                      </wps:bodyPr>
-                    </wps:wsp>
-                  </a:graphicData>
-                </a:graphic>
                 <wp14:sizeRelH relativeFrom="margin">
                   <wp14:pctWidth>0</wp14:pctWidth>
                 </wp14:sizeRelH>
@@ -3462,137 +2961,18 @@
           </mc:Choice>
           <mc:Fallback>
             <w:pict>
-              <v:rect w14:anchorId="256BB765" id="Rectangle 8" o:spid="_x0000_s1035" style="position:absolute;margin-left:44.25pt;margin-top:1.05pt;width:148.6pt;height:41.45pt;z-index:251670528;visibility:visible;mso-wrap-style:square;mso-width-percent:0;mso-height-percent:0;mso-wrap-distance-left:9pt;mso-wrap-distance-top:0;mso-wrap-distance-right:9pt;mso-wrap-distance-bottom:0;mso-position-horizontal:absolute;mso-position-horizontal-relative:text;mso-position-vertical:absolute;mso-position-vertical-relative:text;mso-width-percent:0;mso-height-percent:0;mso-width-relative:margin;mso-height-relative:margin;v-text-anchor:middle" o:gfxdata="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" filled="f" strokecolor="black [3213]" strokeweight="1pt">
-                <v:textbox>
-                  <w:txbxContent>
-                    <w:p>
-                      <w:pPr>
-                        <w:spacing w:after="0" w:line="240" w:lineRule="auto"/>
-                        <w:rPr>
-                          <w:rFonts w:ascii="Arial" w:hAnsi="Arial" w:cs="Arial"/>
-                          <w:color w:val="000000" w:themeColor="text1"/>
-                          <w:sz w:val="18"/>
-                          <w:szCs w:val="20"/>
-                        </w:rPr>
-                      </w:pPr>
-                      <w:r>
-                        <w:rPr>
-                          <w:rFonts w:ascii="Arial" w:hAnsi="Arial" w:cs="Arial"/>
-                          <w:color w:val="000000" w:themeColor="text1"/>
-                          <w:sz w:val="18"/>
-                          <w:szCs w:val="20"/>
-                        </w:rPr>
-                        <w:t>Re</w:t>
-                      </w:r>
-                      <w:r>
-                        <w:rPr>
-                          <w:rFonts w:ascii="Arial" w:hAnsi="Arial" w:cs="Arial"/>
-                          <w:color w:val="000000" w:themeColor="text1"/>
-                          <w:sz w:val="18"/>
-                          <w:szCs w:val="20"/>
-                        </w:rPr>
-                        <w:t>p</w:t>
-                      </w:r>
-                      <w:r>
-                        <w:rPr>
-                          <w:rFonts w:ascii="Arial" w:hAnsi="Arial" w:cs="Arial"/>
-                          <w:color w:val="000000" w:themeColor="text1"/>
-                          <w:sz w:val="18"/>
-                          <w:szCs w:val="20"/>
-                        </w:rPr>
-                        <w:t>or</w:t>
-                      </w:r>
-                      <w:r>
-                        <w:rPr>
-                          <w:rFonts w:ascii="Arial" w:hAnsi="Arial" w:cs="Arial"/>
-                          <w:color w:val="000000" w:themeColor="text1"/>
-                          <w:sz w:val="18"/>
-                          <w:szCs w:val="20"/>
-                        </w:rPr>
-                        <w:t>t</w:t>
-                      </w:r>
-                      <w:r>
-                        <w:rPr>
-                          <w:rFonts w:ascii="Arial" w:hAnsi="Arial" w:cs="Arial"/>
-                          <w:color w:val="000000" w:themeColor="text1"/>
-                          <w:sz w:val="18"/>
-                          <w:szCs w:val="20"/>
-                        </w:rPr>
-                        <w:t>s</w:t>
-                      </w:r>
-                      <w:r>
-                        <w:rPr>
-                          <w:rFonts w:ascii="Arial" w:hAnsi="Arial" w:cs="Arial"/>
-                          <w:color w:val="000000" w:themeColor="text1"/>
-                          <w:sz w:val="18"/>
-                          <w:szCs w:val="20"/>
-                        </w:rPr>
-                        <w:t xml:space="preserve"> assessed for eligibility</w:t>
-                      </w:r>
-                    </w:p>
-                    <w:p>
-                      <w:pPr>
-                        <w:spacing w:after="0" w:line="240" w:lineRule="auto"/>
-                        <w:rPr>
-                          <w:rFonts w:ascii="Arial" w:hAnsi="Arial" w:cs="Arial"/>
-                          <w:color w:val="000000" w:themeColor="text1"/>
-                          <w:sz w:val="18"/>
-                          <w:szCs w:val="20"/>
-                        </w:rPr>
-                      </w:pPr>
-                      <w:r>
-                        <w:rPr>
-                          <w:rFonts w:ascii="Arial" w:hAnsi="Arial" w:cs="Arial"/>
-                          <w:color w:val="000000" w:themeColor="text1"/>
-                          <w:sz w:val="18"/>
-                          <w:szCs w:val="20"/>
-                        </w:rPr>
-                        <w:t>(</w:t>
-                      </w:r>
-                      <w:r>
-                        <w:rPr>
-                          <w:rFonts w:ascii="Arial" w:hAnsi="Arial" w:cs="Arial"/>
-                          <w:color w:val="000000" w:themeColor="text1"/>
-                          <w:sz w:val="18"/>
-                          <w:szCs w:val="20"/>
-                        </w:rPr>
-                        <w:t>n</w:t>
-                      </w:r>
-                      <w:r>
-                        <w:rPr>
-                          <w:rFonts w:ascii="Arial" w:hAnsi="Arial" w:cs="Arial"/>
-                          <w:color w:val="000000" w:themeColor="text1"/>
-                          <w:sz w:val="18"/>
-                          <w:szCs w:val="20"/>
-                        </w:rPr>
-                        <w:t xml:space="preserve"> = </w:t>
-                      </w:r>
-                      <w:r>
-                        <w:rPr>
-                          <w:rFonts w:ascii="Arial" w:hAnsi="Arial" w:cs="Arial"/>
-                          <w:color w:val="000000" w:themeColor="text1"/>
-                          <w:sz w:val="18"/>
-                          <w:szCs w:val="20"/>
-                        </w:rPr>
-                        <w:t>248</w:t>
-                      </w:r>
-                      <w:r>
-                        <w:rPr>
-                          <w:rFonts w:ascii="Arial" w:hAnsi="Arial" w:cs="Arial"/>
-                          <w:color w:val="000000" w:themeColor="text1"/>
-                          <w:sz w:val="18"/>
-                          <w:szCs w:val="20"/>
-                        </w:rPr>
-                        <w:t>)</w:t>
-                      </w:r>
-                    </w:p>
-                  </w:txbxContent>
-                </v:textbox>
-              </v:rect>
+              <v:shape w14:anchorId="4E84D2C3" id="Straight Arrow Connector 36" o:spid="_x0000_s1026" type="#_x0000_t32" style="position:absolute;margin-left:108.55pt;margin-top:5.2pt;width:1.15pt;height:26.85pt;flip:x;z-index:251710464;visibility:visible;mso-wrap-style:square;mso-width-percent:0;mso-height-percent:0;mso-wrap-distance-left:9pt;mso-wrap-distance-top:0;mso-wrap-distance-right:9pt;mso-wrap-distance-bottom:0;mso-position-horizontal:absolute;mso-position-horizontal-relative:text;mso-position-vertical:absolute;mso-position-vertical-relative:text;mso-width-percent:0;mso-height-percent:0;mso-width-relative:margin;mso-height-relative:margin" o:gfxdata="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" strokecolor="black [3213]" strokeweight=".5pt">
+                <v:stroke endarrow="block" joinstyle="miter"/>
+              </v:shape>
             </w:pict>
           </mc:Fallback>
         </mc:AlternateContent>
       </w:r>
+    </w:p>
+    <w:p>
+      <w:pPr>
+        <w:spacing w:after="0" w:line="240" w:lineRule="auto"/>
+      </w:pPr>
       <w:r>
         <w:rPr>
           <w:noProof/>
@@ -3600,13 +2980,13 @@
         <mc:AlternateContent>
           <mc:Choice Requires="wps">
             <w:drawing>
-              <wp:anchor distT="0" distB="0" distL="114300" distR="114300" simplePos="0" relativeHeight="251671552" behindDoc="0" locked="0" layoutInCell="1" allowOverlap="1" wp14:anchorId="0A6784D8" wp14:editId="406001E6">
+              <wp:anchor distT="0" distB="0" distL="114300" distR="114300" simplePos="0" relativeHeight="251671552" behindDoc="0" locked="0" layoutInCell="1" allowOverlap="1" wp14:anchorId="0A6784D8" wp14:editId="790D70EE">
                 <wp:simplePos x="0" y="0"/>
                 <wp:positionH relativeFrom="column">
-                  <wp:posOffset>3057525</wp:posOffset>
+                  <wp:posOffset>3063240</wp:posOffset>
                 </wp:positionH>
                 <wp:positionV relativeFrom="paragraph">
-                  <wp:posOffset>10795</wp:posOffset>
+                  <wp:posOffset>59358</wp:posOffset>
                 </wp:positionV>
                 <wp:extent cx="1887220" cy="1133475"/>
                 <wp:effectExtent l="0" t="0" r="17780" b="28575"/>
@@ -3778,7 +3158,16 @@
                                 <w:sz w:val="18"/>
                                 <w:szCs w:val="20"/>
                               </w:rPr>
-                              <w:t>175</w:t>
+                              <w:t>17</w:t>
+                            </w:r>
+                            <w:r>
+                              <w:rPr>
+                                <w:rFonts w:ascii="Arial" w:hAnsi="Arial" w:cs="Arial"/>
+                                <w:color w:val="000000" w:themeColor="text1"/>
+                                <w:sz w:val="18"/>
+                                <w:szCs w:val="20"/>
+                              </w:rPr>
+                              <w:t>7</w:t>
                             </w:r>
                             <w:r>
                               <w:rPr>
@@ -3878,7 +3267,7 @@
           </mc:Choice>
           <mc:Fallback>
             <w:pict>
-              <v:rect w14:anchorId="0A6784D8" id="Rectangle 9" o:spid="_x0000_s1036" style="position:absolute;margin-left:240.75pt;margin-top:.85pt;width:148.6pt;height:89.25pt;z-index:251671552;visibility:visible;mso-wrap-style:square;mso-width-percent:0;mso-height-percent:0;mso-wrap-distance-left:9pt;mso-wrap-distance-top:0;mso-wrap-distance-right:9pt;mso-wrap-distance-bottom:0;mso-position-horizontal:absolute;mso-position-horizontal-relative:text;mso-position-vertical:absolute;mso-position-vertical-relative:text;mso-width-percent:0;mso-height-percent:0;mso-width-relative:margin;mso-height-relative:margin;v-text-anchor:middle" o:gfxdata="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" filled="f" strokecolor="black [3213]" strokeweight="1pt">
+              <v:rect w14:anchorId="0A6784D8" id="Rectangle 9" o:spid="_x0000_s1034" style="position:absolute;margin-left:241.2pt;margin-top:4.65pt;width:148.6pt;height:89.25pt;z-index:251671552;visibility:visible;mso-wrap-style:square;mso-width-percent:0;mso-height-percent:0;mso-wrap-distance-left:9pt;mso-wrap-distance-top:0;mso-wrap-distance-right:9pt;mso-wrap-distance-bottom:0;mso-position-horizontal:absolute;mso-position-horizontal-relative:text;mso-position-vertical:absolute;mso-position-vertical-relative:text;mso-width-percent:0;mso-height-percent:0;mso-width-relative:margin;mso-height-relative:margin;v-text-anchor:middle" o:gfxdata="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" filled="f" strokecolor="black [3213]" strokeweight="1pt">
                 <v:textbox>
                   <w:txbxContent>
                     <w:p>
@@ -4009,7 +3398,16 @@
                           <w:sz w:val="18"/>
                           <w:szCs w:val="20"/>
                         </w:rPr>
-                        <w:t>175</w:t>
+                        <w:t>17</w:t>
+                      </w:r>
+                      <w:r>
+                        <w:rPr>
+                          <w:rFonts w:ascii="Arial" w:hAnsi="Arial" w:cs="Arial"/>
+                          <w:color w:val="000000" w:themeColor="text1"/>
+                          <w:sz w:val="18"/>
+                          <w:szCs w:val="20"/>
+                        </w:rPr>
+                        <w:t>7</w:t>
                       </w:r>
                       <w:r>
                         <w:rPr>
@@ -4099,16 +3497,6 @@
       <w:pPr>
         <w:spacing w:after="0" w:line="240" w:lineRule="auto"/>
       </w:pPr>
-    </w:p>
-    <w:p>
-      <w:pPr>
-        <w:spacing w:after="0" w:line="240" w:lineRule="auto"/>
-      </w:pPr>
-    </w:p>
-    <w:p>
-      <w:pPr>
-        <w:spacing w:after="0" w:line="240" w:lineRule="auto"/>
-      </w:pPr>
       <w:r>
         <w:rPr>
           <w:noProof/>
@@ -4116,107 +3504,18 @@
         <mc:AlternateContent>
           <mc:Choice Requires="wps">
             <w:drawing>
-              <wp:anchor distT="0" distB="0" distL="114300" distR="114300" simplePos="0" relativeHeight="251714560" behindDoc="0" locked="0" layoutInCell="1" allowOverlap="1" wp14:anchorId="31891119" wp14:editId="67AE2482">
+              <wp:anchor distT="0" distB="0" distL="114300" distR="114300" simplePos="0" relativeHeight="251670528" behindDoc="0" locked="0" layoutInCell="1" allowOverlap="1" wp14:anchorId="256BB765" wp14:editId="4A1ABC00">
                 <wp:simplePos x="0" y="0"/>
                 <wp:positionH relativeFrom="column">
-                  <wp:posOffset>1400861</wp:posOffset>
+                  <wp:posOffset>511791</wp:posOffset>
                 </wp:positionH>
                 <wp:positionV relativeFrom="paragraph">
-                  <wp:posOffset>29667</wp:posOffset>
+                  <wp:posOffset>65955</wp:posOffset>
                 </wp:positionV>
-                <wp:extent cx="0" cy="746151"/>
-                <wp:effectExtent l="76200" t="0" r="57150" b="53975"/>
+                <wp:extent cx="1934845" cy="880271"/>
+                <wp:effectExtent l="0" t="0" r="27305" b="15240"/>
                 <wp:wrapNone/>
-                <wp:docPr id="19" name="Straight Arrow Connector 19"/>
-                <wp:cNvGraphicFramePr/>
-                <a:graphic xmlns:a="http://schemas.openxmlformats.org/drawingml/2006/main">
-                  <a:graphicData uri="http://schemas.microsoft.com/office/word/2010/wordprocessingShape">
-                    <wps:wsp>
-                      <wps:cNvCnPr/>
-                      <wps:spPr>
-                        <a:xfrm>
-                          <a:off x="0" y="0"/>
-                          <a:ext cx="0" cy="746151"/>
-                        </a:xfrm>
-                        <a:prstGeom prst="straightConnector1">
-                          <a:avLst/>
-                        </a:prstGeom>
-                        <a:ln>
-                          <a:solidFill>
-                            <a:schemeClr val="tx1"/>
-                          </a:solidFill>
-                          <a:tailEnd type="triangle"/>
-                        </a:ln>
-                      </wps:spPr>
-                      <wps:style>
-                        <a:lnRef idx="1">
-                          <a:schemeClr val="accent1"/>
-                        </a:lnRef>
-                        <a:fillRef idx="0">
-                          <a:schemeClr val="accent1"/>
-                        </a:fillRef>
-                        <a:effectRef idx="0">
-                          <a:schemeClr val="accent1"/>
-                        </a:effectRef>
-                        <a:fontRef idx="minor">
-                          <a:schemeClr val="tx1"/>
-                        </a:fontRef>
-                      </wps:style>
-                      <wps:bodyPr/>
-                    </wps:wsp>
-                  </a:graphicData>
-                </a:graphic>
-              </wp:anchor>
-            </w:drawing>
-          </mc:Choice>
-          <mc:Fallback>
-            <w:pict>
-              <v:shape w14:anchorId="2399F6D3" id="Straight Arrow Connector 19" o:spid="_x0000_s1026" type="#_x0000_t32" style="position:absolute;margin-left:110.3pt;margin-top:2.35pt;width:0;height:58.75pt;z-index:251714560;visibility:visible;mso-wrap-style:square;mso-wrap-distance-left:9pt;mso-wrap-distance-top:0;mso-wrap-distance-right:9pt;mso-wrap-distance-bottom:0;mso-position-horizontal:absolute;mso-position-horizontal-relative:text;mso-position-vertical:absolute;mso-position-vertical-relative:text" o:gfxdata="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" strokecolor="black [3213]" strokeweight=".5pt">
-                <v:stroke endarrow="block" joinstyle="miter"/>
-              </v:shape>
-            </w:pict>
-          </mc:Fallback>
-        </mc:AlternateContent>
-      </w:r>
-    </w:p>
-    <w:p>
-      <w:pPr>
-        <w:spacing w:after="0" w:line="240" w:lineRule="auto"/>
-      </w:pPr>
-    </w:p>
-    <w:p>
-      <w:pPr>
-        <w:spacing w:after="0" w:line="240" w:lineRule="auto"/>
-      </w:pPr>
-    </w:p>
-    <w:p>
-      <w:pPr>
-        <w:spacing w:after="0" w:line="240" w:lineRule="auto"/>
-      </w:pPr>
-    </w:p>
-    <w:p>
-      <w:pPr>
-        <w:spacing w:after="0" w:line="240" w:lineRule="auto"/>
-      </w:pPr>
-      <w:r>
-        <w:rPr>
-          <w:noProof/>
-        </w:rPr>
-        <mc:AlternateContent>
-          <mc:Choice Requires="wps">
-            <w:drawing>
-              <wp:anchor distT="0" distB="0" distL="114300" distR="114300" simplePos="0" relativeHeight="251678720" behindDoc="0" locked="0" layoutInCell="1" allowOverlap="1" wp14:anchorId="2957DE69" wp14:editId="2AFC38B0">
-                <wp:simplePos x="0" y="0"/>
-                <wp:positionH relativeFrom="column">
-                  <wp:posOffset>540385</wp:posOffset>
-                </wp:positionH>
-                <wp:positionV relativeFrom="paragraph">
-                  <wp:posOffset>110795</wp:posOffset>
-                </wp:positionV>
-                <wp:extent cx="1887220" cy="723900"/>
-                <wp:effectExtent l="0" t="0" r="17780" b="19050"/>
-                <wp:wrapNone/>
-                <wp:docPr id="13" name="Rectangle 13"/>
+                <wp:docPr id="8" name="Rectangle 8"/>
                 <wp:cNvGraphicFramePr/>
                 <a:graphic xmlns:a="http://schemas.openxmlformats.org/drawingml/2006/main">
                   <a:graphicData uri="http://schemas.microsoft.com/office/word/2010/wordprocessingShape">
@@ -4225,7 +3524,7 @@
                       <wps:spPr>
                         <a:xfrm>
                           <a:off x="0" y="0"/>
-                          <a:ext cx="1887220" cy="723900"/>
+                          <a:ext cx="1934845" cy="880271"/>
                         </a:xfrm>
                         <a:prstGeom prst="rect">
                           <a:avLst/>
@@ -4272,7 +3571,52 @@
                                 <w:sz w:val="18"/>
                                 <w:szCs w:val="20"/>
                               </w:rPr>
-                              <w:t>Studies included in review</w:t>
+                              <w:t>Re</w:t>
+                            </w:r>
+                            <w:r>
+                              <w:rPr>
+                                <w:rFonts w:ascii="Arial" w:hAnsi="Arial" w:cs="Arial"/>
+                                <w:color w:val="000000" w:themeColor="text1"/>
+                                <w:sz w:val="18"/>
+                                <w:szCs w:val="20"/>
+                              </w:rPr>
+                              <w:t>p</w:t>
+                            </w:r>
+                            <w:r>
+                              <w:rPr>
+                                <w:rFonts w:ascii="Arial" w:hAnsi="Arial" w:cs="Arial"/>
+                                <w:color w:val="000000" w:themeColor="text1"/>
+                                <w:sz w:val="18"/>
+                                <w:szCs w:val="20"/>
+                              </w:rPr>
+                              <w:t>or</w:t>
+                            </w:r>
+                            <w:r>
+                              <w:rPr>
+                                <w:rFonts w:ascii="Arial" w:hAnsi="Arial" w:cs="Arial"/>
+                                <w:color w:val="000000" w:themeColor="text1"/>
+                                <w:sz w:val="18"/>
+                                <w:szCs w:val="20"/>
+                              </w:rPr>
+                              <w:t>t</w:t>
+                            </w:r>
+                            <w:r>
+                              <w:rPr>
+                                <w:rFonts w:ascii="Arial" w:hAnsi="Arial" w:cs="Arial"/>
+                                <w:color w:val="000000" w:themeColor="text1"/>
+                                <w:sz w:val="18"/>
+                                <w:szCs w:val="20"/>
+                              </w:rPr>
+                              <w:t>s</w:t>
+                            </w:r>
+                            <w:r>
+                              <w:rPr>
+                                <w:rFonts w:ascii="Arial" w:hAnsi="Arial" w:cs="Arial"/>
+                                <w:color w:val="000000" w:themeColor="text1"/>
+                                <w:sz w:val="18"/>
+                                <w:szCs w:val="20"/>
+                              </w:rPr>
+                              <w:t xml:space="preserve"> assessed for eligibility</w:t>
                             </w:r>
                           </w:p>
                           <w:p>
@@ -4319,7 +3663,16 @@
                                 <w:sz w:val="18"/>
                                 <w:szCs w:val="20"/>
                               </w:rPr>
-                              <w:t>37</w:t>
+                              <w:t>2</w:t>
+                            </w:r>
+                            <w:r>
+                              <w:rPr>
+                                <w:rFonts w:ascii="Arial" w:hAnsi="Arial" w:cs="Arial"/>
+                                <w:color w:val="000000" w:themeColor="text1"/>
+                                <w:sz w:val="18"/>
+                                <w:szCs w:val="20"/>
+                              </w:rPr>
+                              <w:t>50</w:t>
                             </w:r>
                             <w:r>
                               <w:rPr>
@@ -4330,6 +3683,98 @@
                               </w:rPr>
                               <w:t>)</w:t>
                             </w:r>
+                          </w:p>
+                          <w:p>
+                            <w:pPr>
+                              <w:pStyle w:val="ListParagraph"/>
+                              <w:numPr>
+                                <w:ilvl w:val="0"/>
+                                <w:numId w:val="2"/>
+                              </w:numPr>
+                              <w:spacing w:after="0" w:line="240" w:lineRule="auto"/>
+                              <w:rPr>
+                                <w:rFonts w:ascii="Arial" w:hAnsi="Arial" w:cs="Arial"/>
+                                <w:color w:val="000000" w:themeColor="text1"/>
+                                <w:sz w:val="18"/>
+                                <w:szCs w:val="20"/>
+                                <w:lang w:val="en-US"/>
+                              </w:rPr>
+                            </w:pPr>
+                            <w:r>
+                              <w:rPr>
+                                <w:rFonts w:ascii="Arial" w:hAnsi="Arial" w:cs="Arial"/>
+                                <w:color w:val="000000" w:themeColor="text1"/>
+                                <w:sz w:val="18"/>
+                                <w:szCs w:val="20"/>
+                                <w:lang w:val="en-US"/>
+                              </w:rPr>
+                              <w:t>Scopus (n=208)</w:t>
+                            </w:r>
+                          </w:p>
+                          <w:p>
+                            <w:pPr>
+                              <w:pStyle w:val="ListParagraph"/>
+                              <w:numPr>
+                                <w:ilvl w:val="0"/>
+                                <w:numId w:val="2"/>
+                              </w:numPr>
+                              <w:spacing w:after="0" w:line="240" w:lineRule="auto"/>
+                              <w:rPr>
+                                <w:rFonts w:ascii="Arial" w:hAnsi="Arial" w:cs="Arial"/>
+                                <w:color w:val="000000" w:themeColor="text1"/>
+                                <w:sz w:val="18"/>
+                                <w:szCs w:val="20"/>
+                                <w:lang w:val="en-US"/>
+                              </w:rPr>
+                            </w:pPr>
+                            <w:r>
+                              <w:rPr>
+                                <w:rFonts w:ascii="Arial" w:hAnsi="Arial" w:cs="Arial"/>
+                                <w:color w:val="000000" w:themeColor="text1"/>
+                                <w:sz w:val="18"/>
+                                <w:szCs w:val="20"/>
+                                <w:lang w:val="en-US"/>
+                              </w:rPr>
+                              <w:t>IEEE Xplore (n=20)</w:t>
+                            </w:r>
+                          </w:p>
+                          <w:p>
+                            <w:pPr>
+                              <w:pStyle w:val="ListParagraph"/>
+                              <w:numPr>
+                                <w:ilvl w:val="0"/>
+                                <w:numId w:val="2"/>
+                              </w:numPr>
+                              <w:spacing w:after="0" w:line="240" w:lineRule="auto"/>
+                              <w:rPr>
+                                <w:rFonts w:ascii="Arial" w:hAnsi="Arial" w:cs="Arial"/>
+                                <w:color w:val="000000" w:themeColor="text1"/>
+                                <w:sz w:val="18"/>
+                                <w:szCs w:val="20"/>
+                                <w:lang w:val="en-US"/>
+                              </w:rPr>
+                            </w:pPr>
+                            <w:r>
+                              <w:rPr>
+                                <w:rFonts w:ascii="Arial" w:hAnsi="Arial" w:cs="Arial"/>
+                                <w:color w:val="000000" w:themeColor="text1"/>
+                                <w:sz w:val="18"/>
+                                <w:szCs w:val="20"/>
+                                <w:lang w:val="en-US"/>
+                              </w:rPr>
+                              <w:t>Supplementary (n=22)</w:t>
+                            </w:r>
+                          </w:p>
+                          <w:p>
+                            <w:pPr>
+                              <w:spacing w:after="0" w:line="240" w:lineRule="auto"/>
+                              <w:rPr>
+                                <w:rFonts w:ascii="Arial" w:hAnsi="Arial" w:cs="Arial"/>
+                                <w:color w:val="000000" w:themeColor="text1"/>
+                                <w:sz w:val="18"/>
+                                <w:szCs w:val="20"/>
+                              </w:rPr>
+                            </w:pPr>
                           </w:p>
                         </w:txbxContent>
                       </wps:txbx>
@@ -4353,7 +3798,7 @@
           </mc:Choice>
           <mc:Fallback>
             <w:pict>
-              <v:rect w14:anchorId="2957DE69" id="Rectangle 13" o:spid="_x0000_s1037" style="position:absolute;margin-left:42.55pt;margin-top:8.7pt;width:148.6pt;height:57pt;z-index:251678720;visibility:visible;mso-wrap-style:square;mso-width-percent:0;mso-height-percent:0;mso-wrap-distance-left:9pt;mso-wrap-distance-top:0;mso-wrap-distance-right:9pt;mso-wrap-distance-bottom:0;mso-position-horizontal:absolute;mso-position-horizontal-relative:text;mso-position-vertical:absolute;mso-position-vertical-relative:text;mso-width-percent:0;mso-height-percent:0;mso-width-relative:margin;mso-height-relative:margin;v-text-anchor:middle" o:gfxdata="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" filled="f" strokecolor="black [3213]" strokeweight="1pt">
+              <v:rect w14:anchorId="256BB765" id="Rectangle 8" o:spid="_x0000_s1035" style="position:absolute;margin-left:40.3pt;margin-top:5.2pt;width:152.35pt;height:69.3pt;z-index:251670528;visibility:visible;mso-wrap-style:square;mso-width-percent:0;mso-height-percent:0;mso-wrap-distance-left:9pt;mso-wrap-distance-top:0;mso-wrap-distance-right:9pt;mso-wrap-distance-bottom:0;mso-position-horizontal:absolute;mso-position-horizontal-relative:text;mso-position-vertical:absolute;mso-position-vertical-relative:text;mso-width-percent:0;mso-height-percent:0;mso-width-relative:margin;mso-height-relative:margin;v-text-anchor:middle" o:gfxdata="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" filled="f" strokecolor="black [3213]" strokeweight="1pt">
                 <v:textbox>
                   <w:txbxContent>
                     <w:p>
@@ -4373,7 +3818,52 @@
                           <w:sz w:val="18"/>
                           <w:szCs w:val="20"/>
                         </w:rPr>
-                        <w:t>Studies included in review</w:t>
+                        <w:t>Re</w:t>
+                      </w:r>
+                      <w:r>
+                        <w:rPr>
+                          <w:rFonts w:ascii="Arial" w:hAnsi="Arial" w:cs="Arial"/>
+                          <w:color w:val="000000" w:themeColor="text1"/>
+                          <w:sz w:val="18"/>
+                          <w:szCs w:val="20"/>
+                        </w:rPr>
+                        <w:t>p</w:t>
+                      </w:r>
+                      <w:r>
+                        <w:rPr>
+                          <w:rFonts w:ascii="Arial" w:hAnsi="Arial" w:cs="Arial"/>
+                          <w:color w:val="000000" w:themeColor="text1"/>
+                          <w:sz w:val="18"/>
+                          <w:szCs w:val="20"/>
+                        </w:rPr>
+                        <w:t>or</w:t>
+                      </w:r>
+                      <w:r>
+                        <w:rPr>
+                          <w:rFonts w:ascii="Arial" w:hAnsi="Arial" w:cs="Arial"/>
+                          <w:color w:val="000000" w:themeColor="text1"/>
+                          <w:sz w:val="18"/>
+                          <w:szCs w:val="20"/>
+                        </w:rPr>
+                        <w:t>t</w:t>
+                      </w:r>
+                      <w:r>
+                        <w:rPr>
+                          <w:rFonts w:ascii="Arial" w:hAnsi="Arial" w:cs="Arial"/>
+                          <w:color w:val="000000" w:themeColor="text1"/>
+                          <w:sz w:val="18"/>
+                          <w:szCs w:val="20"/>
+                        </w:rPr>
+                        <w:t>s</w:t>
+                      </w:r>
+                      <w:r>
+                        <w:rPr>
+                          <w:rFonts w:ascii="Arial" w:hAnsi="Arial" w:cs="Arial"/>
+                          <w:color w:val="000000" w:themeColor="text1"/>
+                          <w:sz w:val="18"/>
+                          <w:szCs w:val="20"/>
+                        </w:rPr>
+                        <w:t xml:space="preserve"> assessed for eligibility</w:t>
                       </w:r>
                     </w:p>
                     <w:p>
@@ -4420,7 +3910,16 @@
                           <w:sz w:val="18"/>
                           <w:szCs w:val="20"/>
                         </w:rPr>
-                        <w:t>37</w:t>
+                        <w:t>2</w:t>
+                      </w:r>
+                      <w:r>
+                        <w:rPr>
+                          <w:rFonts w:ascii="Arial" w:hAnsi="Arial" w:cs="Arial"/>
+                          <w:color w:val="000000" w:themeColor="text1"/>
+                          <w:sz w:val="18"/>
+                          <w:szCs w:val="20"/>
+                        </w:rPr>
+                        <w:t>50</w:t>
                       </w:r>
                       <w:r>
                         <w:rPr>
@@ -4431,6 +3930,98 @@
                         </w:rPr>
                         <w:t>)</w:t>
                       </w:r>
+                    </w:p>
+                    <w:p>
+                      <w:pPr>
+                        <w:pStyle w:val="ListParagraph"/>
+                        <w:numPr>
+                          <w:ilvl w:val="0"/>
+                          <w:numId w:val="2"/>
+                        </w:numPr>
+                        <w:spacing w:after="0" w:line="240" w:lineRule="auto"/>
+                        <w:rPr>
+                          <w:rFonts w:ascii="Arial" w:hAnsi="Arial" w:cs="Arial"/>
+                          <w:color w:val="000000" w:themeColor="text1"/>
+                          <w:sz w:val="18"/>
+                          <w:szCs w:val="20"/>
+                          <w:lang w:val="en-US"/>
+                        </w:rPr>
+                      </w:pPr>
+                      <w:r>
+                        <w:rPr>
+                          <w:rFonts w:ascii="Arial" w:hAnsi="Arial" w:cs="Arial"/>
+                          <w:color w:val="000000" w:themeColor="text1"/>
+                          <w:sz w:val="18"/>
+                          <w:szCs w:val="20"/>
+                          <w:lang w:val="en-US"/>
+                        </w:rPr>
+                        <w:t>Scopus (n=208)</w:t>
+                      </w:r>
+                    </w:p>
+                    <w:p>
+                      <w:pPr>
+                        <w:pStyle w:val="ListParagraph"/>
+                        <w:numPr>
+                          <w:ilvl w:val="0"/>
+                          <w:numId w:val="2"/>
+                        </w:numPr>
+                        <w:spacing w:after="0" w:line="240" w:lineRule="auto"/>
+                        <w:rPr>
+                          <w:rFonts w:ascii="Arial" w:hAnsi="Arial" w:cs="Arial"/>
+                          <w:color w:val="000000" w:themeColor="text1"/>
+                          <w:sz w:val="18"/>
+                          <w:szCs w:val="20"/>
+                          <w:lang w:val="en-US"/>
+                        </w:rPr>
+                      </w:pPr>
+                      <w:r>
+                        <w:rPr>
+                          <w:rFonts w:ascii="Arial" w:hAnsi="Arial" w:cs="Arial"/>
+                          <w:color w:val="000000" w:themeColor="text1"/>
+                          <w:sz w:val="18"/>
+                          <w:szCs w:val="20"/>
+                          <w:lang w:val="en-US"/>
+                        </w:rPr>
+                        <w:t>IEEE Xplore (n=20)</w:t>
+                      </w:r>
+                    </w:p>
+                    <w:p>
+                      <w:pPr>
+                        <w:pStyle w:val="ListParagraph"/>
+                        <w:numPr>
+                          <w:ilvl w:val="0"/>
+                          <w:numId w:val="2"/>
+                        </w:numPr>
+                        <w:spacing w:after="0" w:line="240" w:lineRule="auto"/>
+                        <w:rPr>
+                          <w:rFonts w:ascii="Arial" w:hAnsi="Arial" w:cs="Arial"/>
+                          <w:color w:val="000000" w:themeColor="text1"/>
+                          <w:sz w:val="18"/>
+                          <w:szCs w:val="20"/>
+                          <w:lang w:val="en-US"/>
+                        </w:rPr>
+                      </w:pPr>
+                      <w:r>
+                        <w:rPr>
+                          <w:rFonts w:ascii="Arial" w:hAnsi="Arial" w:cs="Arial"/>
+                          <w:color w:val="000000" w:themeColor="text1"/>
+                          <w:sz w:val="18"/>
+                          <w:szCs w:val="20"/>
+                          <w:lang w:val="en-US"/>
+                        </w:rPr>
+                        <w:t>Supplementary (n=22)</w:t>
+                      </w:r>
+                    </w:p>
+                    <w:p>
+                      <w:pPr>
+                        <w:spacing w:after="0" w:line="240" w:lineRule="auto"/>
+                        <w:rPr>
+                          <w:rFonts w:ascii="Arial" w:hAnsi="Arial" w:cs="Arial"/>
+                          <w:color w:val="000000" w:themeColor="text1"/>
+                          <w:sz w:val="18"/>
+                          <w:szCs w:val="20"/>
+                        </w:rPr>
+                      </w:pPr>
                     </w:p>
                   </w:txbxContent>
                 </v:textbox>
@@ -4444,6 +4035,11 @@
       <w:pPr>
         <w:spacing w:after="0" w:line="240" w:lineRule="auto"/>
       </w:pPr>
+    </w:p>
+    <w:p>
+      <w:pPr>
+        <w:spacing w:after="0" w:line="240" w:lineRule="auto"/>
+      </w:pPr>
       <w:r>
         <w:rPr>
           <w:noProof/>
@@ -4451,16 +4047,661 @@
         <mc:AlternateContent>
           <mc:Choice Requires="wps">
             <w:drawing>
-              <wp:anchor distT="0" distB="0" distL="114300" distR="114300" simplePos="0" relativeHeight="251705344" behindDoc="0" locked="0" layoutInCell="1" allowOverlap="1" wp14:anchorId="291789E9" wp14:editId="38637E56">
+              <wp:anchor distT="0" distB="0" distL="114300" distR="114300" simplePos="0" relativeHeight="251685888" behindDoc="0" locked="0" layoutInCell="1" allowOverlap="1" wp14:anchorId="2DFD1A2A" wp14:editId="4E78A56D">
                 <wp:simplePos x="0" y="0"/>
                 <wp:positionH relativeFrom="column">
-                  <wp:posOffset>-133509</wp:posOffset>
+                  <wp:posOffset>2456597</wp:posOffset>
                 </wp:positionH>
                 <wp:positionV relativeFrom="paragraph">
-                  <wp:posOffset>170656</wp:posOffset>
+                  <wp:posOffset>104453</wp:posOffset>
                 </wp:positionV>
-                <wp:extent cx="764223" cy="262890"/>
-                <wp:effectExtent l="2858" t="0" r="20002" b="20003"/>
+                <wp:extent cx="614149" cy="45719"/>
+                <wp:effectExtent l="0" t="38100" r="52705" b="88265"/>
+                <wp:wrapNone/>
+                <wp:docPr id="17" name="Straight Arrow Connector 17"/>
+                <wp:cNvGraphicFramePr/>
+                <a:graphic xmlns:a="http://schemas.openxmlformats.org/drawingml/2006/main">
+                  <a:graphicData uri="http://schemas.microsoft.com/office/word/2010/wordprocessingShape">
+                    <wps:wsp>
+                      <wps:cNvCnPr/>
+                      <wps:spPr>
+                        <a:xfrm>
+                          <a:off x="0" y="0"/>
+                          <a:ext cx="614149" cy="45719"/>
+                        </a:xfrm>
+                        <a:prstGeom prst="straightConnector1">
+                          <a:avLst/>
+                        </a:prstGeom>
+                        <a:ln>
+                          <a:solidFill>
+                            <a:schemeClr val="tx1"/>
+                          </a:solidFill>
+                          <a:tailEnd type="triangle"/>
+                        </a:ln>
+                      </wps:spPr>
+                      <wps:style>
+                        <a:lnRef idx="1">
+                          <a:schemeClr val="accent1"/>
+                        </a:lnRef>
+                        <a:fillRef idx="0">
+                          <a:schemeClr val="accent1"/>
+                        </a:fillRef>
+                        <a:effectRef idx="0">
+                          <a:schemeClr val="accent1"/>
+                        </a:effectRef>
+                        <a:fontRef idx="minor">
+                          <a:schemeClr val="tx1"/>
+                        </a:fontRef>
+                      </wps:style>
+                      <wps:bodyPr/>
+                    </wps:wsp>
+                  </a:graphicData>
+                </a:graphic>
+                <wp14:sizeRelH relativeFrom="margin">
+                  <wp14:pctWidth>0</wp14:pctWidth>
+                </wp14:sizeRelH>
+                <wp14:sizeRelV relativeFrom="margin">
+                  <wp14:pctHeight>0</wp14:pctHeight>
+                </wp14:sizeRelV>
+              </wp:anchor>
+            </w:drawing>
+          </mc:Choice>
+          <mc:Fallback>
+            <w:pict>
+              <v:shape w14:anchorId="3A6F86D0" id="Straight Arrow Connector 17" o:spid="_x0000_s1026" type="#_x0000_t32" style="position:absolute;margin-left:193.45pt;margin-top:8.2pt;width:48.35pt;height:3.6pt;z-index:251685888;visibility:visible;mso-wrap-style:square;mso-width-percent:0;mso-height-percent:0;mso-wrap-distance-left:9pt;mso-wrap-distance-top:0;mso-wrap-distance-right:9pt;mso-wrap-distance-bottom:0;mso-position-horizontal:absolute;mso-position-horizontal-relative:text;mso-position-vertical:absolute;mso-position-vertical-relative:text;mso-width-percent:0;mso-height-percent:0;mso-width-relative:margin;mso-height-relative:margin" o:gfxdata="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" strokecolor="black [3213]" strokeweight=".5pt">
+                <v:stroke endarrow="block" joinstyle="miter"/>
+              </v:shape>
+            </w:pict>
+          </mc:Fallback>
+        </mc:AlternateContent>
+      </w:r>
+    </w:p>
+    <w:p>
+      <w:pPr>
+        <w:spacing w:after="0" w:line="240" w:lineRule="auto"/>
+      </w:pPr>
+    </w:p>
+    <w:p>
+      <w:pPr>
+        <w:spacing w:after="0" w:line="240" w:lineRule="auto"/>
+      </w:pPr>
+    </w:p>
+    <w:p>
+      <w:pPr>
+        <w:spacing w:after="0" w:line="240" w:lineRule="auto"/>
+      </w:pPr>
+      <w:r>
+        <w:rPr>
+          <w:noProof/>
+        </w:rPr>
+        <mc:AlternateContent>
+          <mc:Choice Requires="wps">
+            <w:drawing>
+              <wp:anchor distT="0" distB="0" distL="114300" distR="114300" simplePos="0" relativeHeight="251714560" behindDoc="0" locked="0" layoutInCell="1" allowOverlap="1" wp14:anchorId="31891119" wp14:editId="0C63CDB1">
+                <wp:simplePos x="0" y="0"/>
+                <wp:positionH relativeFrom="column">
+                  <wp:posOffset>1393209</wp:posOffset>
+                </wp:positionH>
+                <wp:positionV relativeFrom="paragraph">
+                  <wp:posOffset>79982</wp:posOffset>
+                </wp:positionV>
+                <wp:extent cx="13648" cy="197892"/>
+                <wp:effectExtent l="38100" t="0" r="62865" b="50165"/>
+                <wp:wrapNone/>
+                <wp:docPr id="19" name="Straight Arrow Connector 19"/>
+                <wp:cNvGraphicFramePr/>
+                <a:graphic xmlns:a="http://schemas.openxmlformats.org/drawingml/2006/main">
+                  <a:graphicData uri="http://schemas.microsoft.com/office/word/2010/wordprocessingShape">
+                    <wps:wsp>
+                      <wps:cNvCnPr/>
+                      <wps:spPr>
+                        <a:xfrm>
+                          <a:off x="0" y="0"/>
+                          <a:ext cx="13648" cy="197892"/>
+                        </a:xfrm>
+                        <a:prstGeom prst="straightConnector1">
+                          <a:avLst/>
+                        </a:prstGeom>
+                        <a:ln>
+                          <a:solidFill>
+                            <a:schemeClr val="tx1"/>
+                          </a:solidFill>
+                          <a:tailEnd type="triangle"/>
+                        </a:ln>
+                      </wps:spPr>
+                      <wps:style>
+                        <a:lnRef idx="1">
+                          <a:schemeClr val="accent1"/>
+                        </a:lnRef>
+                        <a:fillRef idx="0">
+                          <a:schemeClr val="accent1"/>
+                        </a:fillRef>
+                        <a:effectRef idx="0">
+                          <a:schemeClr val="accent1"/>
+                        </a:effectRef>
+                        <a:fontRef idx="minor">
+                          <a:schemeClr val="tx1"/>
+                        </a:fontRef>
+                      </wps:style>
+                      <wps:bodyPr/>
+                    </wps:wsp>
+                  </a:graphicData>
+                </a:graphic>
+                <wp14:sizeRelH relativeFrom="margin">
+                  <wp14:pctWidth>0</wp14:pctWidth>
+                </wp14:sizeRelH>
+                <wp14:sizeRelV relativeFrom="margin">
+                  <wp14:pctHeight>0</wp14:pctHeight>
+                </wp14:sizeRelV>
+              </wp:anchor>
+            </w:drawing>
+          </mc:Choice>
+          <mc:Fallback>
+            <w:pict>
+              <v:shape w14:anchorId="7062A3DD" id="Straight Arrow Connector 19" o:spid="_x0000_s1026" type="#_x0000_t32" style="position:absolute;margin-left:109.7pt;margin-top:6.3pt;width:1.05pt;height:15.6pt;z-index:251714560;visibility:visible;mso-wrap-style:square;mso-width-percent:0;mso-height-percent:0;mso-wrap-distance-left:9pt;mso-wrap-distance-top:0;mso-wrap-distance-right:9pt;mso-wrap-distance-bottom:0;mso-position-horizontal:absolute;mso-position-horizontal-relative:text;mso-position-vertical:absolute;mso-position-vertical-relative:text;mso-width-percent:0;mso-height-percent:0;mso-width-relative:margin;mso-height-relative:margin" o:gfxdata="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" strokecolor="black [3213]" strokeweight=".5pt">
+                <v:stroke endarrow="block" joinstyle="miter"/>
+              </v:shape>
+            </w:pict>
+          </mc:Fallback>
+        </mc:AlternateContent>
+      </w:r>
+    </w:p>
+    <w:p>
+      <w:pPr>
+        <w:spacing w:after="0" w:line="240" w:lineRule="auto"/>
+      </w:pPr>
+      <w:r>
+        <w:rPr>
+          <w:noProof/>
+        </w:rPr>
+        <mc:AlternateContent>
+          <mc:Choice Requires="wps">
+            <w:drawing>
+              <wp:anchor distT="0" distB="0" distL="114300" distR="114300" simplePos="0" relativeHeight="251678720" behindDoc="0" locked="0" layoutInCell="1" allowOverlap="1" wp14:anchorId="2957DE69" wp14:editId="581881A8">
+                <wp:simplePos x="0" y="0"/>
+                <wp:positionH relativeFrom="column">
+                  <wp:posOffset>539087</wp:posOffset>
+                </wp:positionH>
+                <wp:positionV relativeFrom="paragraph">
+                  <wp:posOffset>107694</wp:posOffset>
+                </wp:positionV>
+                <wp:extent cx="1887220" cy="893928"/>
+                <wp:effectExtent l="0" t="0" r="17780" b="20955"/>
+                <wp:wrapNone/>
+                <wp:docPr id="13" name="Rectangle 13"/>
+                <wp:cNvGraphicFramePr/>
+                <a:graphic xmlns:a="http://schemas.openxmlformats.org/drawingml/2006/main">
+                  <a:graphicData uri="http://schemas.microsoft.com/office/word/2010/wordprocessingShape">
+                    <wps:wsp>
+                      <wps:cNvSpPr/>
+                      <wps:spPr>
+                        <a:xfrm>
+                          <a:off x="0" y="0"/>
+                          <a:ext cx="1887220" cy="893928"/>
+                        </a:xfrm>
+                        <a:prstGeom prst="rect">
+                          <a:avLst/>
+                        </a:prstGeom>
+                        <a:noFill/>
+                        <a:ln>
+                          <a:solidFill>
+                            <a:schemeClr val="tx1"/>
+                          </a:solidFill>
+                        </a:ln>
+                      </wps:spPr>
+                      <wps:style>
+                        <a:lnRef idx="2">
+                          <a:schemeClr val="accent1">
+                            <a:shade val="50000"/>
+                          </a:schemeClr>
+                        </a:lnRef>
+                        <a:fillRef idx="1">
+                          <a:schemeClr val="accent1"/>
+                        </a:fillRef>
+                        <a:effectRef idx="0">
+                          <a:schemeClr val="accent1"/>
+                        </a:effectRef>
+                        <a:fontRef idx="minor">
+                          <a:schemeClr val="lt1"/>
+                        </a:fontRef>
+                      </wps:style>
+                      <wps:txbx>
+                        <w:txbxContent>
+                          <w:p>
+                            <w:pPr>
+                              <w:spacing w:after="0" w:line="240" w:lineRule="auto"/>
+                              <w:rPr>
+                                <w:rFonts w:ascii="Arial" w:hAnsi="Arial" w:cs="Arial"/>
+                                <w:color w:val="000000" w:themeColor="text1"/>
+                                <w:sz w:val="18"/>
+                                <w:szCs w:val="20"/>
+                              </w:rPr>
+                            </w:pPr>
+                            <w:r>
+                              <w:rPr>
+                                <w:rFonts w:ascii="Arial" w:hAnsi="Arial" w:cs="Arial"/>
+                                <w:color w:val="000000" w:themeColor="text1"/>
+                                <w:sz w:val="18"/>
+                                <w:szCs w:val="20"/>
+                              </w:rPr>
+                              <w:t>Studies included in review</w:t>
+                            </w:r>
+                          </w:p>
+                          <w:p>
+                            <w:pPr>
+                              <w:spacing w:after="0" w:line="240" w:lineRule="auto"/>
+                              <w:rPr>
+                                <w:rFonts w:ascii="Arial" w:hAnsi="Arial" w:cs="Arial"/>
+                                <w:color w:val="000000" w:themeColor="text1"/>
+                                <w:sz w:val="18"/>
+                                <w:szCs w:val="20"/>
+                              </w:rPr>
+                            </w:pPr>
+                            <w:r>
+                              <w:rPr>
+                                <w:rFonts w:ascii="Arial" w:hAnsi="Arial" w:cs="Arial"/>
+                                <w:color w:val="000000" w:themeColor="text1"/>
+                                <w:sz w:val="18"/>
+                                <w:szCs w:val="20"/>
+                              </w:rPr>
+                              <w:t>(</w:t>
+                            </w:r>
+                            <w:r>
+                              <w:rPr>
+                                <w:rFonts w:ascii="Arial" w:hAnsi="Arial" w:cs="Arial"/>
+                                <w:color w:val="000000" w:themeColor="text1"/>
+                                <w:sz w:val="18"/>
+                                <w:szCs w:val="20"/>
+                              </w:rPr>
+                              <w:t>n</w:t>
+                            </w:r>
+                            <w:r>
+                              <w:rPr>
+                                <w:rFonts w:ascii="Arial" w:hAnsi="Arial" w:cs="Arial"/>
+                                <w:color w:val="000000" w:themeColor="text1"/>
+                                <w:sz w:val="18"/>
+                                <w:szCs w:val="20"/>
+                              </w:rPr>
+                              <w:t xml:space="preserve"> = </w:t>
+                            </w:r>
+                            <w:r>
+                              <w:rPr>
+                                <w:rFonts w:ascii="Arial" w:hAnsi="Arial" w:cs="Arial"/>
+                                <w:color w:val="000000" w:themeColor="text1"/>
+                                <w:sz w:val="18"/>
+                                <w:szCs w:val="20"/>
+                              </w:rPr>
+                              <w:t>37</w:t>
+                            </w:r>
+                            <w:r>
+                              <w:rPr>
+                                <w:rFonts w:ascii="Arial" w:hAnsi="Arial" w:cs="Arial"/>
+                                <w:color w:val="000000" w:themeColor="text1"/>
+                                <w:sz w:val="18"/>
+                                <w:szCs w:val="20"/>
+                              </w:rPr>
+                              <w:t>)</w:t>
+                            </w:r>
+                          </w:p>
+                          <w:p>
+                            <w:pPr>
+                              <w:pStyle w:val="ListParagraph"/>
+                              <w:numPr>
+                                <w:ilvl w:val="0"/>
+                                <w:numId w:val="2"/>
+                              </w:numPr>
+                              <w:spacing w:after="0" w:line="240" w:lineRule="auto"/>
+                              <w:rPr>
+                                <w:rFonts w:ascii="Arial" w:hAnsi="Arial" w:cs="Arial"/>
+                                <w:color w:val="000000" w:themeColor="text1"/>
+                                <w:sz w:val="18"/>
+                                <w:szCs w:val="20"/>
+                                <w:lang w:val="en-US"/>
+                              </w:rPr>
+                            </w:pPr>
+                            <w:r>
+                              <w:rPr>
+                                <w:rFonts w:ascii="Arial" w:hAnsi="Arial" w:cs="Arial"/>
+                                <w:color w:val="000000" w:themeColor="text1"/>
+                                <w:sz w:val="18"/>
+                                <w:szCs w:val="20"/>
+                                <w:lang w:val="en-US"/>
+                              </w:rPr>
+                              <w:t>Scopus (n=1</w:t>
+                            </w:r>
+                            <w:r>
+                              <w:rPr>
+                                <w:rFonts w:ascii="Arial" w:hAnsi="Arial" w:cs="Arial"/>
+                                <w:color w:val="000000" w:themeColor="text1"/>
+                                <w:sz w:val="18"/>
+                                <w:szCs w:val="20"/>
+                                <w:lang w:val="en-US"/>
+                              </w:rPr>
+                              <w:t>4</w:t>
+                            </w:r>
+                            <w:r>
+                              <w:rPr>
+                                <w:rFonts w:ascii="Arial" w:hAnsi="Arial" w:cs="Arial"/>
+                                <w:color w:val="000000" w:themeColor="text1"/>
+                                <w:sz w:val="18"/>
+                                <w:szCs w:val="20"/>
+                                <w:lang w:val="en-US"/>
+                              </w:rPr>
+                              <w:t>)</w:t>
+                            </w:r>
+                          </w:p>
+                          <w:p>
+                            <w:pPr>
+                              <w:pStyle w:val="ListParagraph"/>
+                              <w:numPr>
+                                <w:ilvl w:val="0"/>
+                                <w:numId w:val="2"/>
+                              </w:numPr>
+                              <w:spacing w:after="0" w:line="240" w:lineRule="auto"/>
+                              <w:rPr>
+                                <w:rFonts w:ascii="Arial" w:hAnsi="Arial" w:cs="Arial"/>
+                                <w:color w:val="000000" w:themeColor="text1"/>
+                                <w:sz w:val="18"/>
+                                <w:szCs w:val="20"/>
+                                <w:lang w:val="en-US"/>
+                              </w:rPr>
+                            </w:pPr>
+                            <w:r>
+                              <w:rPr>
+                                <w:rFonts w:ascii="Arial" w:hAnsi="Arial" w:cs="Arial"/>
+                                <w:color w:val="000000" w:themeColor="text1"/>
+                                <w:sz w:val="18"/>
+                                <w:szCs w:val="20"/>
+                                <w:lang w:val="en-US"/>
+                              </w:rPr>
+                              <w:t>IEEE Xplore (n=1)</w:t>
+                            </w:r>
+                          </w:p>
+                          <w:p>
+                            <w:pPr>
+                              <w:pStyle w:val="ListParagraph"/>
+                              <w:numPr>
+                                <w:ilvl w:val="0"/>
+                                <w:numId w:val="2"/>
+                              </w:numPr>
+                              <w:spacing w:after="0" w:line="240" w:lineRule="auto"/>
+                              <w:rPr>
+                                <w:rFonts w:ascii="Arial" w:hAnsi="Arial" w:cs="Arial"/>
+                                <w:color w:val="000000" w:themeColor="text1"/>
+                                <w:sz w:val="18"/>
+                                <w:szCs w:val="20"/>
+                                <w:lang w:val="en-US"/>
+                              </w:rPr>
+                            </w:pPr>
+                            <w:r>
+                              <w:rPr>
+                                <w:rFonts w:ascii="Arial" w:hAnsi="Arial" w:cs="Arial"/>
+                                <w:color w:val="000000" w:themeColor="text1"/>
+                                <w:sz w:val="18"/>
+                                <w:szCs w:val="20"/>
+                                <w:lang w:val="en-US"/>
+                              </w:rPr>
+                              <w:t>Supplementary (n=22)</w:t>
+                            </w:r>
+                          </w:p>
+                          <w:p>
+                            <w:pPr>
+                              <w:spacing w:after="0" w:line="240" w:lineRule="auto"/>
+                              <w:rPr>
+                                <w:rFonts w:ascii="Arial" w:hAnsi="Arial" w:cs="Arial"/>
+                                <w:color w:val="000000" w:themeColor="text1"/>
+                                <w:sz w:val="18"/>
+                                <w:szCs w:val="20"/>
+                              </w:rPr>
+                            </w:pPr>
+                          </w:p>
+                        </w:txbxContent>
+                      </wps:txbx>
+                      <wps:bodyPr rot="0" spcFirstLastPara="0" vertOverflow="overflow" horzOverflow="overflow" vert="horz" wrap="square" lIns="91440" tIns="45720" rIns="91440" bIns="45720" numCol="1" spcCol="0" rtlCol="0" fromWordArt="0" anchor="ctr" anchorCtr="0" forceAA="0" compatLnSpc="1">
+                        <a:prstTxWarp prst="textNoShape">
+                          <a:avLst/>
+                        </a:prstTxWarp>
+                        <a:noAutofit/>
+                      </wps:bodyPr>
+                    </wps:wsp>
+                  </a:graphicData>
+                </a:graphic>
+                <wp14:sizeRelH relativeFrom="margin">
+                  <wp14:pctWidth>0</wp14:pctWidth>
+                </wp14:sizeRelH>
+                <wp14:sizeRelV relativeFrom="margin">
+                  <wp14:pctHeight>0</wp14:pctHeight>
+                </wp14:sizeRelV>
+              </wp:anchor>
+            </w:drawing>
+          </mc:Choice>
+          <mc:Fallback>
+            <w:pict>
+              <v:rect w14:anchorId="2957DE69" id="Rectangle 13" o:spid="_x0000_s1036" style="position:absolute;margin-left:42.45pt;margin-top:8.5pt;width:148.6pt;height:70.4pt;z-index:251678720;visibility:visible;mso-wrap-style:square;mso-width-percent:0;mso-height-percent:0;mso-wrap-distance-left:9pt;mso-wrap-distance-top:0;mso-wrap-distance-right:9pt;mso-wrap-distance-bottom:0;mso-position-horizontal:absolute;mso-position-horizontal-relative:text;mso-position-vertical:absolute;mso-position-vertical-relative:text;mso-width-percent:0;mso-height-percent:0;mso-width-relative:margin;mso-height-relative:margin;v-text-anchor:middle" o:gfxdata="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" filled="f" strokecolor="black [3213]" strokeweight="1pt">
+                <v:textbox>
+                  <w:txbxContent>
+                    <w:p>
+                      <w:pPr>
+                        <w:spacing w:after="0" w:line="240" w:lineRule="auto"/>
+                        <w:rPr>
+                          <w:rFonts w:ascii="Arial" w:hAnsi="Arial" w:cs="Arial"/>
+                          <w:color w:val="000000" w:themeColor="text1"/>
+                          <w:sz w:val="18"/>
+                          <w:szCs w:val="20"/>
+                        </w:rPr>
+                      </w:pPr>
+                      <w:r>
+                        <w:rPr>
+                          <w:rFonts w:ascii="Arial" w:hAnsi="Arial" w:cs="Arial"/>
+                          <w:color w:val="000000" w:themeColor="text1"/>
+                          <w:sz w:val="18"/>
+                          <w:szCs w:val="20"/>
+                        </w:rPr>
+                        <w:t>Studies included in review</w:t>
+                      </w:r>
+                    </w:p>
+                    <w:p>
+                      <w:pPr>
+                        <w:spacing w:after="0" w:line="240" w:lineRule="auto"/>
+                        <w:rPr>
+                          <w:rFonts w:ascii="Arial" w:hAnsi="Arial" w:cs="Arial"/>
+                          <w:color w:val="000000" w:themeColor="text1"/>
+                          <w:sz w:val="18"/>
+                          <w:szCs w:val="20"/>
+                        </w:rPr>
+                      </w:pPr>
+                      <w:r>
+                        <w:rPr>
+                          <w:rFonts w:ascii="Arial" w:hAnsi="Arial" w:cs="Arial"/>
+                          <w:color w:val="000000" w:themeColor="text1"/>
+                          <w:sz w:val="18"/>
+                          <w:szCs w:val="20"/>
+                        </w:rPr>
+                        <w:t>(</w:t>
+                      </w:r>
+                      <w:r>
+                        <w:rPr>
+                          <w:rFonts w:ascii="Arial" w:hAnsi="Arial" w:cs="Arial"/>
+                          <w:color w:val="000000" w:themeColor="text1"/>
+                          <w:sz w:val="18"/>
+                          <w:szCs w:val="20"/>
+                        </w:rPr>
+                        <w:t>n</w:t>
+                      </w:r>
+                      <w:r>
+                        <w:rPr>
+                          <w:rFonts w:ascii="Arial" w:hAnsi="Arial" w:cs="Arial"/>
+                          <w:color w:val="000000" w:themeColor="text1"/>
+                          <w:sz w:val="18"/>
+                          <w:szCs w:val="20"/>
+                        </w:rPr>
+                        <w:t xml:space="preserve"> = </w:t>
+                      </w:r>
+                      <w:r>
+                        <w:rPr>
+                          <w:rFonts w:ascii="Arial" w:hAnsi="Arial" w:cs="Arial"/>
+                          <w:color w:val="000000" w:themeColor="text1"/>
+                          <w:sz w:val="18"/>
+                          <w:szCs w:val="20"/>
+                        </w:rPr>
+                        <w:t>37</w:t>
+                      </w:r>
+                      <w:r>
+                        <w:rPr>
+                          <w:rFonts w:ascii="Arial" w:hAnsi="Arial" w:cs="Arial"/>
+                          <w:color w:val="000000" w:themeColor="text1"/>
+                          <w:sz w:val="18"/>
+                          <w:szCs w:val="20"/>
+                        </w:rPr>
+                        <w:t>)</w:t>
+                      </w:r>
+                    </w:p>
+                    <w:p>
+                      <w:pPr>
+                        <w:pStyle w:val="ListParagraph"/>
+                        <w:numPr>
+                          <w:ilvl w:val="0"/>
+                          <w:numId w:val="2"/>
+                        </w:numPr>
+                        <w:spacing w:after="0" w:line="240" w:lineRule="auto"/>
+                        <w:rPr>
+                          <w:rFonts w:ascii="Arial" w:hAnsi="Arial" w:cs="Arial"/>
+                          <w:color w:val="000000" w:themeColor="text1"/>
+                          <w:sz w:val="18"/>
+                          <w:szCs w:val="20"/>
+                          <w:lang w:val="en-US"/>
+                        </w:rPr>
+                      </w:pPr>
+                      <w:r>
+                        <w:rPr>
+                          <w:rFonts w:ascii="Arial" w:hAnsi="Arial" w:cs="Arial"/>
+                          <w:color w:val="000000" w:themeColor="text1"/>
+                          <w:sz w:val="18"/>
+                          <w:szCs w:val="20"/>
+                          <w:lang w:val="en-US"/>
+                        </w:rPr>
+                        <w:t>Scopus (n=1</w:t>
+                      </w:r>
+                      <w:r>
+                        <w:rPr>
+                          <w:rFonts w:ascii="Arial" w:hAnsi="Arial" w:cs="Arial"/>
+                          <w:color w:val="000000" w:themeColor="text1"/>
+                          <w:sz w:val="18"/>
+                          <w:szCs w:val="20"/>
+                          <w:lang w:val="en-US"/>
+                        </w:rPr>
+                        <w:t>4</w:t>
+                      </w:r>
+                      <w:r>
+                        <w:rPr>
+                          <w:rFonts w:ascii="Arial" w:hAnsi="Arial" w:cs="Arial"/>
+                          <w:color w:val="000000" w:themeColor="text1"/>
+                          <w:sz w:val="18"/>
+                          <w:szCs w:val="20"/>
+                          <w:lang w:val="en-US"/>
+                        </w:rPr>
+                        <w:t>)</w:t>
+                      </w:r>
+                    </w:p>
+                    <w:p>
+                      <w:pPr>
+                        <w:pStyle w:val="ListParagraph"/>
+                        <w:numPr>
+                          <w:ilvl w:val="0"/>
+                          <w:numId w:val="2"/>
+                        </w:numPr>
+                        <w:spacing w:after="0" w:line="240" w:lineRule="auto"/>
+                        <w:rPr>
+                          <w:rFonts w:ascii="Arial" w:hAnsi="Arial" w:cs="Arial"/>
+                          <w:color w:val="000000" w:themeColor="text1"/>
+                          <w:sz w:val="18"/>
+                          <w:szCs w:val="20"/>
+                          <w:lang w:val="en-US"/>
+                        </w:rPr>
+                      </w:pPr>
+                      <w:r>
+                        <w:rPr>
+                          <w:rFonts w:ascii="Arial" w:hAnsi="Arial" w:cs="Arial"/>
+                          <w:color w:val="000000" w:themeColor="text1"/>
+                          <w:sz w:val="18"/>
+                          <w:szCs w:val="20"/>
+                          <w:lang w:val="en-US"/>
+                        </w:rPr>
+                        <w:t>IEEE Xplore (n=1)</w:t>
+                      </w:r>
+                    </w:p>
+                    <w:p>
+                      <w:pPr>
+                        <w:pStyle w:val="ListParagraph"/>
+                        <w:numPr>
+                          <w:ilvl w:val="0"/>
+                          <w:numId w:val="2"/>
+                        </w:numPr>
+                        <w:spacing w:after="0" w:line="240" w:lineRule="auto"/>
+                        <w:rPr>
+                          <w:rFonts w:ascii="Arial" w:hAnsi="Arial" w:cs="Arial"/>
+                          <w:color w:val="000000" w:themeColor="text1"/>
+                          <w:sz w:val="18"/>
+                          <w:szCs w:val="20"/>
+                          <w:lang w:val="en-US"/>
+                        </w:rPr>
+                      </w:pPr>
+                      <w:r>
+                        <w:rPr>
+                          <w:rFonts w:ascii="Arial" w:hAnsi="Arial" w:cs="Arial"/>
+                          <w:color w:val="000000" w:themeColor="text1"/>
+                          <w:sz w:val="18"/>
+                          <w:szCs w:val="20"/>
+                          <w:lang w:val="en-US"/>
+                        </w:rPr>
+                        <w:t>Supplementary (n=22)</w:t>
+                      </w:r>
+                    </w:p>
+                    <w:p>
+                      <w:pPr>
+                        <w:spacing w:after="0" w:line="240" w:lineRule="auto"/>
+                        <w:rPr>
+                          <w:rFonts w:ascii="Arial" w:hAnsi="Arial" w:cs="Arial"/>
+                          <w:color w:val="000000" w:themeColor="text1"/>
+                          <w:sz w:val="18"/>
+                          <w:szCs w:val="20"/>
+                        </w:rPr>
+                      </w:pPr>
+                    </w:p>
+                  </w:txbxContent>
+                </v:textbox>
+              </v:rect>
+            </w:pict>
+          </mc:Fallback>
+        </mc:AlternateContent>
+      </w:r>
+    </w:p>
+    <w:p>
+      <w:pPr>
+        <w:spacing w:after="0" w:line="240" w:lineRule="auto"/>
+      </w:pPr>
+    </w:p>
+    <w:p>
+      <w:pPr>
+        <w:spacing w:after="0" w:line="240" w:lineRule="auto"/>
+      </w:pPr>
+      <w:r>
+        <w:rPr>
+          <w:noProof/>
+        </w:rPr>
+        <mc:AlternateContent>
+          <mc:Choice Requires="wps">
+            <w:drawing>
+              <wp:anchor distT="0" distB="0" distL="114300" distR="114300" simplePos="0" relativeHeight="251705344" behindDoc="0" locked="0" layoutInCell="1" allowOverlap="1" wp14:anchorId="291789E9" wp14:editId="4B80EB13">
+                <wp:simplePos x="0" y="0"/>
+                <wp:positionH relativeFrom="column">
+                  <wp:posOffset>-227598</wp:posOffset>
+                </wp:positionH>
+                <wp:positionV relativeFrom="paragraph">
+                  <wp:posOffset>92371</wp:posOffset>
+                </wp:positionV>
+                <wp:extent cx="955509" cy="262890"/>
+                <wp:effectExtent l="3175" t="0" r="19685" b="19685"/>
                 <wp:wrapNone/>
                 <wp:docPr id="33" name="Flowchart: Alternate Process 33"/>
                 <wp:cNvGraphicFramePr/>
@@ -4471,7 +4712,7 @@
                       <wps:spPr>
                         <a:xfrm rot="16200000">
                           <a:off x="0" y="0"/>
-                          <a:ext cx="764223" cy="262890"/>
+                          <a:ext cx="955509" cy="262890"/>
                         </a:xfrm>
                         <a:prstGeom prst="flowChartAlternateProcess">
                           <a:avLst/>
@@ -4551,7 +4792,7 @@
           </mc:Choice>
           <mc:Fallback>
             <w:pict>
-              <v:shape w14:anchorId="291789E9" id="Flowchart: Alternate Process 33" o:spid="_x0000_s1038" type="#_x0000_t176" style="position:absolute;margin-left:-10.5pt;margin-top:13.45pt;width:60.2pt;height:20.7pt;rotation:-90;z-index:251705344;visibility:visible;mso-wrap-style:square;mso-width-percent:0;mso-height-percent:0;mso-wrap-distance-left:9pt;mso-wrap-distance-top:0;mso-wrap-distance-right:9pt;mso-wrap-distance-bottom:0;mso-position-horizontal:absolute;mso-position-horizontal-relative:text;mso-position-vertical:absolute;mso-position-vertical-relative:text;mso-width-percent:0;mso-height-percent:0;mso-width-relative:margin;mso-height-relative:margin;v-text-anchor:middle" o:gfxdata="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" fillcolor="#9cc2e5 [1944]" strokecolor="black [3213]" strokeweight="1pt">
+              <v:shape w14:anchorId="291789E9" id="Flowchart: Alternate Process 33" o:spid="_x0000_s1037" type="#_x0000_t176" style="position:absolute;margin-left:-17.9pt;margin-top:7.25pt;width:75.25pt;height:20.7pt;rotation:-90;z-index:251705344;visibility:visible;mso-wrap-style:square;mso-width-percent:0;mso-height-percent:0;mso-wrap-distance-left:9pt;mso-wrap-distance-top:0;mso-wrap-distance-right:9pt;mso-wrap-distance-bottom:0;mso-position-horizontal:absolute;mso-position-horizontal-relative:text;mso-position-vertical:absolute;mso-position-vertical-relative:text;mso-width-percent:0;mso-height-percent:0;mso-width-relative:margin;mso-height-relative:margin;v-text-anchor:middle" o:gfxdata="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" fillcolor="#9cc2e5 [1944]" strokecolor="black [3213]" strokeweight="1pt">
                 <v:textbox>
                   <w:txbxContent>
                     <w:p>
@@ -4584,11 +4825,6 @@
           </mc:Fallback>
         </mc:AlternateContent>
       </w:r>
-    </w:p>
-    <w:p>
-      <w:pPr>
-        <w:spacing w:after="0" w:line="240" w:lineRule="auto"/>
-      </w:pPr>
     </w:p>
     <w:p>
       <w:pPr>
@@ -4873,27 +5109,7 @@
           <w:sz w:val="18"/>
           <w:szCs w:val="20"/>
         </w:rPr>
-        <w:t xml:space="preserve">Page MJ, et al. BMJ 2021;372:n71. </w:t>
-      </w:r>
-      <w:proofErr w:type="spellStart"/>
-      <w:r>
-        <w:rPr>
-          <w:rFonts w:ascii="Arial" w:hAnsi="Arial" w:cs="Arial"/>
-          <w:color w:val="000000" w:themeColor="text1"/>
-          <w:sz w:val="18"/>
-          <w:szCs w:val="20"/>
-        </w:rPr>
-        <w:t>doi</w:t>
-      </w:r>
-      <w:proofErr w:type="spellEnd"/>
-      <w:r>
-        <w:rPr>
-          <w:rFonts w:ascii="Arial" w:hAnsi="Arial" w:cs="Arial"/>
-          <w:color w:val="000000" w:themeColor="text1"/>
-          <w:sz w:val="18"/>
-          <w:szCs w:val="20"/>
-        </w:rPr>
-        <w:t>: 10.1136/bmj.n71.</w:t>
+        <w:t>Page MJ, et al. BMJ 2021;372:n71. doi: 10.1136/bmj.n71.</w:t>
       </w:r>
     </w:p>
     <w:p>
@@ -5080,15 +5296,15 @@
 <file path=word/numbering.xml><?xml version="1.0" encoding="utf-8"?>
 <w:numbering xmlns:wpc="http://schemas.microsoft.com/office/word/2010/wordprocessingCanvas" xmlns:cx="http://schemas.microsoft.com/office/drawing/2014/chartex" xmlns:cx1="http://schemas.microsoft.com/office/drawing/2015/9/8/chartex" xmlns:cx2="http://schemas.microsoft.com/office/drawing/2015/10/21/chartex" xmlns:cx3="http://schemas.microsoft.com/office/drawing/2016/5/9/chartex" xmlns:cx4="http://schemas.microsoft.com/office/drawing/2016/5/10/chartex" xmlns:cx5="http://schemas.microsoft.com/office/drawing/2016/5/11/chartex" xmlns:cx6="http://schemas.microsoft.com/office/drawing/2016/5/12/chartex" xmlns:cx7="http://schemas.microsoft.com/office/drawing/2016/5/13/chartex" xmlns:cx8="http://schemas.microsoft.com/office/drawing/2016/5/14/chartex" xmlns:mc="http://schemas.openxmlformats.org/markup-compatibility/2006" xmlns:aink="http://schemas.microsoft.com/office/drawing/2016/ink" xmlns:am3d="http://schemas.microsoft.com/office/drawing/2017/model3d" xmlns:o="urn:schemas-microsoft-com:office:office" xmlns:oel="http://schemas.microsoft.com/office/2019/extlst" xmlns:r="http://schemas.openxmlformats.org/officeDocument/2006/relationships" xmlns:m="http://schemas.openxmlformats.org/officeDocument/2006/math" xmlns:v="urn:schemas-microsoft-com:vml" xmlns:wp14="http://schemas.microsoft.com/office/word/2010/wordprocessingDrawing" xmlns:wp="http://schemas.openxmlformats.org/drawingml/2006/wordprocessingDrawing" xmlns:w10="urn:schemas-microsoft-com:office:word" xmlns:w="http://schemas.openxmlformats.org/wordprocessingml/2006/main" xmlns:w14="http://schemas.microsoft.com/office/word/2010/wordml" xmlns:w15="http://schemas.microsoft.com/office/word/2012/wordml" xmlns:w16cex="http://schemas.microsoft.com/office/word/2018/wordml/cex" xmlns:w16cid="http://schemas.microsoft.com/office/word/2016/wordml/cid" xmlns:w16="http://schemas.microsoft.com/office/word/2018/wordml" xmlns:w16du="http://schemas.microsoft.com/office/word/2023/wordml/word16du" xmlns:w16sdtdh="http://schemas.microsoft.com/office/word/2020/wordml/sdtdatahash" xmlns:w16sdtfl="http://schemas.microsoft.com/office/word/2024/wordml/sdtformatlock" xmlns:w16se="http://schemas.microsoft.com/office/word/2015/wordml/symex" xmlns:wpg="http://schemas.microsoft.com/office/word/2010/wordprocessingGroup" xmlns:wpi="http://schemas.microsoft.com/office/word/2010/wordprocessingInk" xmlns:wne="http://schemas.microsoft.com/office/word/2006/wordml" xmlns:wps="http://schemas.microsoft.com/office/word/2010/wordprocessingShape" mc:Ignorable="w14 w15 w16se w16cid w16 w16cex w16sdtdh w16sdtfl w16du wp14">
   <w:abstractNum w:abstractNumId="0" w15:restartNumberingAfterBreak="0">
-    <w:nsid w:val="4C6A50F6"/>
+    <w:nsid w:val="42E74819"/>
     <w:multiLevelType w:val="hybridMultilevel"/>
-    <w:tmpl w:val="B142D3E8"/>
-    <w:lvl w:ilvl="0" w:tplc="6E74D568">
+    <w:tmpl w:val="C1EAB354"/>
+    <w:lvl w:ilvl="0" w:tplc="161CADBE">
       <w:numFmt w:val="bullet"/>
       <w:lvlText w:val=""/>
       <w:lvlJc w:val="left"/>
       <w:pPr>
-        <w:ind w:left="644" w:hanging="360"/>
+        <w:ind w:left="720" w:hanging="360"/>
       </w:pPr>
       <w:rPr>
         <w:rFonts w:ascii="Symbol" w:eastAsiaTheme="minorHAnsi" w:hAnsi="Symbol" w:cs="Arial" w:hint="default"/>
@@ -5100,7 +5316,7 @@
       <w:lvlText w:val="o"/>
       <w:lvlJc w:val="left"/>
       <w:pPr>
-        <w:ind w:left="1364" w:hanging="360"/>
+        <w:ind w:left="1440" w:hanging="360"/>
       </w:pPr>
       <w:rPr>
         <w:rFonts w:ascii="Courier New" w:hAnsi="Courier New" w:cs="Courier New" w:hint="default"/>
@@ -5112,7 +5328,7 @@
       <w:lvlText w:val=""/>
       <w:lvlJc w:val="left"/>
       <w:pPr>
-        <w:ind w:left="2084" w:hanging="360"/>
+        <w:ind w:left="2160" w:hanging="360"/>
       </w:pPr>
       <w:rPr>
         <w:rFonts w:ascii="Wingdings" w:hAnsi="Wingdings" w:hint="default"/>
@@ -5124,7 +5340,7 @@
       <w:lvlText w:val=""/>
       <w:lvlJc w:val="left"/>
       <w:pPr>
-        <w:ind w:left="2804" w:hanging="360"/>
+        <w:ind w:left="2880" w:hanging="360"/>
       </w:pPr>
       <w:rPr>
         <w:rFonts w:ascii="Symbol" w:hAnsi="Symbol" w:hint="default"/>
@@ -5136,7 +5352,7 @@
       <w:lvlText w:val="o"/>
       <w:lvlJc w:val="left"/>
       <w:pPr>
-        <w:ind w:left="3524" w:hanging="360"/>
+        <w:ind w:left="3600" w:hanging="360"/>
       </w:pPr>
       <w:rPr>
         <w:rFonts w:ascii="Courier New" w:hAnsi="Courier New" w:cs="Courier New" w:hint="default"/>
@@ -5148,7 +5364,7 @@
       <w:lvlText w:val=""/>
       <w:lvlJc w:val="left"/>
       <w:pPr>
-        <w:ind w:left="4244" w:hanging="360"/>
+        <w:ind w:left="4320" w:hanging="360"/>
       </w:pPr>
       <w:rPr>
         <w:rFonts w:ascii="Wingdings" w:hAnsi="Wingdings" w:hint="default"/>
@@ -5160,7 +5376,7 @@
       <w:lvlText w:val=""/>
       <w:lvlJc w:val="left"/>
       <w:pPr>
-        <w:ind w:left="4964" w:hanging="360"/>
+        <w:ind w:left="5040" w:hanging="360"/>
       </w:pPr>
       <w:rPr>
         <w:rFonts w:ascii="Symbol" w:hAnsi="Symbol" w:hint="default"/>
@@ -5172,7 +5388,7 @@
       <w:lvlText w:val="o"/>
       <w:lvlJc w:val="left"/>
       <w:pPr>
-        <w:ind w:left="5684" w:hanging="360"/>
+        <w:ind w:left="5760" w:hanging="360"/>
       </w:pPr>
       <w:rPr>
         <w:rFonts w:ascii="Courier New" w:hAnsi="Courier New" w:cs="Courier New" w:hint="default"/>
@@ -5184,6 +5400,118 @@
       <w:lvlText w:val=""/>
       <w:lvlJc w:val="left"/>
       <w:pPr>
+        <w:ind w:left="6480" w:hanging="360"/>
+      </w:pPr>
+      <w:rPr>
+        <w:rFonts w:ascii="Wingdings" w:hAnsi="Wingdings" w:hint="default"/>
+      </w:rPr>
+    </w:lvl>
+  </w:abstractNum>
+  <w:abstractNum w:abstractNumId="1" w15:restartNumberingAfterBreak="0">
+    <w:nsid w:val="4C6A50F6"/>
+    <w:multiLevelType w:val="hybridMultilevel"/>
+    <w:tmpl w:val="B142D3E8"/>
+    <w:lvl w:ilvl="0" w:tplc="6E74D568">
+      <w:numFmt w:val="bullet"/>
+      <w:lvlText w:val=""/>
+      <w:lvlJc w:val="left"/>
+      <w:pPr>
+        <w:ind w:left="644" w:hanging="360"/>
+      </w:pPr>
+      <w:rPr>
+        <w:rFonts w:ascii="Symbol" w:eastAsiaTheme="minorHAnsi" w:hAnsi="Symbol" w:cs="Arial" w:hint="default"/>
+      </w:rPr>
+    </w:lvl>
+    <w:lvl w:ilvl="1" w:tplc="04090003" w:tentative="1">
+      <w:start w:val="1"/>
+      <w:numFmt w:val="bullet"/>
+      <w:lvlText w:val="o"/>
+      <w:lvlJc w:val="left"/>
+      <w:pPr>
+        <w:ind w:left="1364" w:hanging="360"/>
+      </w:pPr>
+      <w:rPr>
+        <w:rFonts w:ascii="Courier New" w:hAnsi="Courier New" w:cs="Courier New" w:hint="default"/>
+      </w:rPr>
+    </w:lvl>
+    <w:lvl w:ilvl="2" w:tplc="04090005" w:tentative="1">
+      <w:start w:val="1"/>
+      <w:numFmt w:val="bullet"/>
+      <w:lvlText w:val=""/>
+      <w:lvlJc w:val="left"/>
+      <w:pPr>
+        <w:ind w:left="2084" w:hanging="360"/>
+      </w:pPr>
+      <w:rPr>
+        <w:rFonts w:ascii="Wingdings" w:hAnsi="Wingdings" w:hint="default"/>
+      </w:rPr>
+    </w:lvl>
+    <w:lvl w:ilvl="3" w:tplc="04090001" w:tentative="1">
+      <w:start w:val="1"/>
+      <w:numFmt w:val="bullet"/>
+      <w:lvlText w:val=""/>
+      <w:lvlJc w:val="left"/>
+      <w:pPr>
+        <w:ind w:left="2804" w:hanging="360"/>
+      </w:pPr>
+      <w:rPr>
+        <w:rFonts w:ascii="Symbol" w:hAnsi="Symbol" w:hint="default"/>
+      </w:rPr>
+    </w:lvl>
+    <w:lvl w:ilvl="4" w:tplc="04090003" w:tentative="1">
+      <w:start w:val="1"/>
+      <w:numFmt w:val="bullet"/>
+      <w:lvlText w:val="o"/>
+      <w:lvlJc w:val="left"/>
+      <w:pPr>
+        <w:ind w:left="3524" w:hanging="360"/>
+      </w:pPr>
+      <w:rPr>
+        <w:rFonts w:ascii="Courier New" w:hAnsi="Courier New" w:cs="Courier New" w:hint="default"/>
+      </w:rPr>
+    </w:lvl>
+    <w:lvl w:ilvl="5" w:tplc="04090005" w:tentative="1">
+      <w:start w:val="1"/>
+      <w:numFmt w:val="bullet"/>
+      <w:lvlText w:val=""/>
+      <w:lvlJc w:val="left"/>
+      <w:pPr>
+        <w:ind w:left="4244" w:hanging="360"/>
+      </w:pPr>
+      <w:rPr>
+        <w:rFonts w:ascii="Wingdings" w:hAnsi="Wingdings" w:hint="default"/>
+      </w:rPr>
+    </w:lvl>
+    <w:lvl w:ilvl="6" w:tplc="04090001" w:tentative="1">
+      <w:start w:val="1"/>
+      <w:numFmt w:val="bullet"/>
+      <w:lvlText w:val=""/>
+      <w:lvlJc w:val="left"/>
+      <w:pPr>
+        <w:ind w:left="4964" w:hanging="360"/>
+      </w:pPr>
+      <w:rPr>
+        <w:rFonts w:ascii="Symbol" w:hAnsi="Symbol" w:hint="default"/>
+      </w:rPr>
+    </w:lvl>
+    <w:lvl w:ilvl="7" w:tplc="04090003" w:tentative="1">
+      <w:start w:val="1"/>
+      <w:numFmt w:val="bullet"/>
+      <w:lvlText w:val="o"/>
+      <w:lvlJc w:val="left"/>
+      <w:pPr>
+        <w:ind w:left="5684" w:hanging="360"/>
+      </w:pPr>
+      <w:rPr>
+        <w:rFonts w:ascii="Courier New" w:hAnsi="Courier New" w:cs="Courier New" w:hint="default"/>
+      </w:rPr>
+    </w:lvl>
+    <w:lvl w:ilvl="8" w:tplc="04090005" w:tentative="1">
+      <w:start w:val="1"/>
+      <w:numFmt w:val="bullet"/>
+      <w:lvlText w:val=""/>
+      <w:lvlJc w:val="left"/>
+      <w:pPr>
         <w:ind w:left="6404" w:hanging="360"/>
       </w:pPr>
       <w:rPr>
@@ -5192,6 +5520,9 @@
     </w:lvl>
   </w:abstractNum>
   <w:num w:numId="1" w16cid:durableId="2046907105">
+    <w:abstractNumId w:val="1"/>
+  </w:num>
+  <w:num w:numId="2" w16cid:durableId="1987709155">
     <w:abstractNumId w:val="0"/>
   </w:num>
 </w:numbering>
@@ -5599,6 +5930,7 @@
   <w:style w:type="character" w:default="1" w:styleId="DefaultParagraphFont">
     <w:name w:val="Default Paragraph Font"/>
     <w:uiPriority w:val="1"/>
+    <w:semiHidden/>
     <w:unhideWhenUsed/>
   </w:style>
   <w:style w:type="table" w:default="1" w:styleId="TableNormal">

--- a/PRISMA_2020_flow_diagram_new_SRs_v1.docx
+++ b/PRISMA_2020_flow_diagram_new_SRs_v1.docx
@@ -2973,6 +2973,11 @@
       <w:pPr>
         <w:spacing w:after="0" w:line="240" w:lineRule="auto"/>
       </w:pPr>
+    </w:p>
+    <w:p>
+      <w:pPr>
+        <w:spacing w:after="0" w:line="240" w:lineRule="auto"/>
+      </w:pPr>
       <w:r>
         <w:rPr>
           <w:noProof/>
@@ -2980,531 +2985,7 @@
         <mc:AlternateContent>
           <mc:Choice Requires="wps">
             <w:drawing>
-              <wp:anchor distT="0" distB="0" distL="114300" distR="114300" simplePos="0" relativeHeight="251671552" behindDoc="0" locked="0" layoutInCell="1" allowOverlap="1" wp14:anchorId="0A6784D8" wp14:editId="790D70EE">
-                <wp:simplePos x="0" y="0"/>
-                <wp:positionH relativeFrom="column">
-                  <wp:posOffset>3063240</wp:posOffset>
-                </wp:positionH>
-                <wp:positionV relativeFrom="paragraph">
-                  <wp:posOffset>59358</wp:posOffset>
-                </wp:positionV>
-                <wp:extent cx="1887220" cy="1133475"/>
-                <wp:effectExtent l="0" t="0" r="17780" b="28575"/>
-                <wp:wrapNone/>
-                <wp:docPr id="9" name="Rectangle 9"/>
-                <wp:cNvGraphicFramePr/>
-                <a:graphic xmlns:a="http://schemas.openxmlformats.org/drawingml/2006/main">
-                  <a:graphicData uri="http://schemas.microsoft.com/office/word/2010/wordprocessingShape">
-                    <wps:wsp>
-                      <wps:cNvSpPr/>
-                      <wps:spPr>
-                        <a:xfrm>
-                          <a:off x="0" y="0"/>
-                          <a:ext cx="1887220" cy="1133475"/>
-                        </a:xfrm>
-                        <a:prstGeom prst="rect">
-                          <a:avLst/>
-                        </a:prstGeom>
-                        <a:noFill/>
-                        <a:ln>
-                          <a:solidFill>
-                            <a:schemeClr val="tx1"/>
-                          </a:solidFill>
-                        </a:ln>
-                      </wps:spPr>
-                      <wps:style>
-                        <a:lnRef idx="2">
-                          <a:schemeClr val="accent1">
-                            <a:shade val="50000"/>
-                          </a:schemeClr>
-                        </a:lnRef>
-                        <a:fillRef idx="1">
-                          <a:schemeClr val="accent1"/>
-                        </a:fillRef>
-                        <a:effectRef idx="0">
-                          <a:schemeClr val="accent1"/>
-                        </a:effectRef>
-                        <a:fontRef idx="minor">
-                          <a:schemeClr val="lt1"/>
-                        </a:fontRef>
-                      </wps:style>
-                      <wps:txbx>
-                        <w:txbxContent>
-                          <w:p>
-                            <w:pPr>
-                              <w:spacing w:after="0" w:line="240" w:lineRule="auto"/>
-                              <w:rPr>
-                                <w:rFonts w:ascii="Arial" w:hAnsi="Arial" w:cs="Arial"/>
-                                <w:color w:val="000000" w:themeColor="text1"/>
-                                <w:sz w:val="18"/>
-                                <w:szCs w:val="20"/>
-                              </w:rPr>
-                            </w:pPr>
-                            <w:r>
-                              <w:rPr>
-                                <w:rFonts w:ascii="Arial" w:hAnsi="Arial" w:cs="Arial"/>
-                                <w:color w:val="000000" w:themeColor="text1"/>
-                                <w:sz w:val="18"/>
-                                <w:szCs w:val="20"/>
-                              </w:rPr>
-                              <w:t>Re</w:t>
-                            </w:r>
-                            <w:r>
-                              <w:rPr>
-                                <w:rFonts w:ascii="Arial" w:hAnsi="Arial" w:cs="Arial"/>
-                                <w:color w:val="000000" w:themeColor="text1"/>
-                                <w:sz w:val="18"/>
-                                <w:szCs w:val="20"/>
-                              </w:rPr>
-                              <w:t>p</w:t>
-                            </w:r>
-                            <w:r>
-                              <w:rPr>
-                                <w:rFonts w:ascii="Arial" w:hAnsi="Arial" w:cs="Arial"/>
-                                <w:color w:val="000000" w:themeColor="text1"/>
-                                <w:sz w:val="18"/>
-                                <w:szCs w:val="20"/>
-                              </w:rPr>
-                              <w:t>or</w:t>
-                            </w:r>
-                            <w:r>
-                              <w:rPr>
-                                <w:rFonts w:ascii="Arial" w:hAnsi="Arial" w:cs="Arial"/>
-                                <w:color w:val="000000" w:themeColor="text1"/>
-                                <w:sz w:val="18"/>
-                                <w:szCs w:val="20"/>
-                              </w:rPr>
-                              <w:t>t</w:t>
-                            </w:r>
-                            <w:r>
-                              <w:rPr>
-                                <w:rFonts w:ascii="Arial" w:hAnsi="Arial" w:cs="Arial"/>
-                                <w:color w:val="000000" w:themeColor="text1"/>
-                                <w:sz w:val="18"/>
-                                <w:szCs w:val="20"/>
-                              </w:rPr>
-                              <w:t>s</w:t>
-                            </w:r>
-                            <w:r>
-                              <w:rPr>
-                                <w:rFonts w:ascii="Arial" w:hAnsi="Arial" w:cs="Arial"/>
-                                <w:color w:val="000000" w:themeColor="text1"/>
-                                <w:sz w:val="18"/>
-                                <w:szCs w:val="20"/>
-                              </w:rPr>
-                              <w:t xml:space="preserve"> excluded</w:t>
-                            </w:r>
-                            <w:r>
-                              <w:rPr>
-                                <w:rFonts w:ascii="Arial" w:hAnsi="Arial" w:cs="Arial"/>
-                                <w:color w:val="000000" w:themeColor="text1"/>
-                                <w:sz w:val="18"/>
-                                <w:szCs w:val="20"/>
-                              </w:rPr>
-                              <w:t>:</w:t>
-                            </w:r>
-                          </w:p>
-                          <w:p>
-                            <w:pPr>
-                              <w:spacing w:after="0" w:line="240" w:lineRule="auto"/>
-                              <w:ind w:left="284"/>
-                              <w:rPr>
-                                <w:rFonts w:ascii="Arial" w:hAnsi="Arial" w:cs="Arial"/>
-                                <w:color w:val="000000" w:themeColor="text1"/>
-                                <w:sz w:val="18"/>
-                                <w:szCs w:val="20"/>
-                              </w:rPr>
-                            </w:pPr>
-                            <w:r>
-                              <w:rPr>
-                                <w:rFonts w:ascii="Arial" w:hAnsi="Arial" w:cs="Arial"/>
-                                <w:color w:val="000000" w:themeColor="text1"/>
-                                <w:sz w:val="18"/>
-                                <w:szCs w:val="20"/>
-                              </w:rPr>
-                              <w:t>Not relevant</w:t>
-                            </w:r>
-                            <w:r>
-                              <w:rPr>
-                                <w:rFonts w:ascii="Arial" w:hAnsi="Arial" w:cs="Arial"/>
-                                <w:color w:val="000000" w:themeColor="text1"/>
-                                <w:sz w:val="18"/>
-                                <w:szCs w:val="20"/>
-                              </w:rPr>
-                              <w:t xml:space="preserve"> (</w:t>
-                            </w:r>
-                            <w:r>
-                              <w:rPr>
-                                <w:rFonts w:ascii="Arial" w:hAnsi="Arial" w:cs="Arial"/>
-                                <w:color w:val="000000" w:themeColor="text1"/>
-                                <w:sz w:val="18"/>
-                                <w:szCs w:val="20"/>
-                              </w:rPr>
-                              <w:t>n</w:t>
-                            </w:r>
-                            <w:r>
-                              <w:rPr>
-                                <w:rFonts w:ascii="Arial" w:hAnsi="Arial" w:cs="Arial"/>
-                                <w:color w:val="000000" w:themeColor="text1"/>
-                                <w:sz w:val="18"/>
-                                <w:szCs w:val="20"/>
-                              </w:rPr>
-                              <w:t xml:space="preserve"> = </w:t>
-                            </w:r>
-                            <w:r>
-                              <w:rPr>
-                                <w:rFonts w:ascii="Arial" w:hAnsi="Arial" w:cs="Arial"/>
-                                <w:color w:val="000000" w:themeColor="text1"/>
-                                <w:sz w:val="18"/>
-                                <w:szCs w:val="20"/>
-                              </w:rPr>
-                              <w:t>17</w:t>
-                            </w:r>
-                            <w:r>
-                              <w:rPr>
-                                <w:rFonts w:ascii="Arial" w:hAnsi="Arial" w:cs="Arial"/>
-                                <w:color w:val="000000" w:themeColor="text1"/>
-                                <w:sz w:val="18"/>
-                                <w:szCs w:val="20"/>
-                              </w:rPr>
-                              <w:t>7</w:t>
-                            </w:r>
-                            <w:r>
-                              <w:rPr>
-                                <w:rFonts w:ascii="Arial" w:hAnsi="Arial" w:cs="Arial"/>
-                                <w:color w:val="000000" w:themeColor="text1"/>
-                                <w:sz w:val="18"/>
-                                <w:szCs w:val="20"/>
-                              </w:rPr>
-                              <w:t>)</w:t>
-                            </w:r>
-                          </w:p>
-                          <w:p>
-                            <w:pPr>
-                              <w:spacing w:after="0" w:line="240" w:lineRule="auto"/>
-                              <w:ind w:left="284"/>
-                              <w:rPr>
-                                <w:rFonts w:ascii="Arial" w:hAnsi="Arial" w:cs="Arial"/>
-                                <w:color w:val="000000" w:themeColor="text1"/>
-                                <w:sz w:val="18"/>
-                                <w:szCs w:val="20"/>
-                              </w:rPr>
-                            </w:pPr>
-                            <w:r>
-                              <w:rPr>
-                                <w:rFonts w:ascii="Arial" w:hAnsi="Arial" w:cs="Arial"/>
-                                <w:color w:val="000000" w:themeColor="text1"/>
-                                <w:sz w:val="18"/>
-                                <w:szCs w:val="20"/>
-                              </w:rPr>
-                              <w:t xml:space="preserve">No empirical contribution </w:t>
-                            </w:r>
-                            <w:r>
-                              <w:rPr>
-                                <w:rFonts w:ascii="Arial" w:hAnsi="Arial" w:cs="Arial"/>
-                                <w:color w:val="000000" w:themeColor="text1"/>
-                                <w:sz w:val="18"/>
-                                <w:szCs w:val="20"/>
-                              </w:rPr>
-                              <w:t>(</w:t>
-                            </w:r>
-                            <w:r>
-                              <w:rPr>
-                                <w:rFonts w:ascii="Arial" w:hAnsi="Arial" w:cs="Arial"/>
-                                <w:color w:val="000000" w:themeColor="text1"/>
-                                <w:sz w:val="18"/>
-                                <w:szCs w:val="20"/>
-                              </w:rPr>
-                              <w:t>n</w:t>
-                            </w:r>
-                            <w:r>
-                              <w:rPr>
-                                <w:rFonts w:ascii="Arial" w:hAnsi="Arial" w:cs="Arial"/>
-                                <w:color w:val="000000" w:themeColor="text1"/>
-                                <w:sz w:val="18"/>
-                                <w:szCs w:val="20"/>
-                              </w:rPr>
-                              <w:t xml:space="preserve"> = </w:t>
-                            </w:r>
-                            <w:r>
-                              <w:rPr>
-                                <w:rFonts w:ascii="Arial" w:hAnsi="Arial" w:cs="Arial"/>
-                                <w:color w:val="000000" w:themeColor="text1"/>
-                                <w:sz w:val="18"/>
-                                <w:szCs w:val="20"/>
-                              </w:rPr>
-                              <w:t>36</w:t>
-                            </w:r>
-                            <w:r>
-                              <w:rPr>
-                                <w:rFonts w:ascii="Arial" w:hAnsi="Arial" w:cs="Arial"/>
-                                <w:color w:val="000000" w:themeColor="text1"/>
-                                <w:sz w:val="18"/>
-                                <w:szCs w:val="20"/>
-                              </w:rPr>
-                              <w:t>)</w:t>
-                            </w:r>
-                          </w:p>
-                        </w:txbxContent>
-                      </wps:txbx>
-                      <wps:bodyPr rot="0" spcFirstLastPara="0" vertOverflow="overflow" horzOverflow="overflow" vert="horz" wrap="square" lIns="91440" tIns="45720" rIns="91440" bIns="45720" numCol="1" spcCol="0" rtlCol="0" fromWordArt="0" anchor="ctr" anchorCtr="0" forceAA="0" compatLnSpc="1">
-                        <a:prstTxWarp prst="textNoShape">
-                          <a:avLst/>
-                        </a:prstTxWarp>
-                        <a:noAutofit/>
-                      </wps:bodyPr>
-                    </wps:wsp>
-                  </a:graphicData>
-                </a:graphic>
-                <wp14:sizeRelH relativeFrom="margin">
-                  <wp14:pctWidth>0</wp14:pctWidth>
-                </wp14:sizeRelH>
-                <wp14:sizeRelV relativeFrom="margin">
-                  <wp14:pctHeight>0</wp14:pctHeight>
-                </wp14:sizeRelV>
-              </wp:anchor>
-            </w:drawing>
-          </mc:Choice>
-          <mc:Fallback>
-            <w:pict>
-              <v:rect w14:anchorId="0A6784D8" id="Rectangle 9" o:spid="_x0000_s1034" style="position:absolute;margin-left:241.2pt;margin-top:4.65pt;width:148.6pt;height:89.25pt;z-index:251671552;visibility:visible;mso-wrap-style:square;mso-width-percent:0;mso-height-percent:0;mso-wrap-distance-left:9pt;mso-wrap-distance-top:0;mso-wrap-distance-right:9pt;mso-wrap-distance-bottom:0;mso-position-horizontal:absolute;mso-position-horizontal-relative:text;mso-position-vertical:absolute;mso-position-vertical-relative:text;mso-width-percent:0;mso-height-percent:0;mso-width-relative:margin;mso-height-relative:margin;v-text-anchor:middle" o:gfxdata="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" filled="f" strokecolor="black [3213]" strokeweight="1pt">
-                <v:textbox>
-                  <w:txbxContent>
-                    <w:p>
-                      <w:pPr>
-                        <w:spacing w:after="0" w:line="240" w:lineRule="auto"/>
-                        <w:rPr>
-                          <w:rFonts w:ascii="Arial" w:hAnsi="Arial" w:cs="Arial"/>
-                          <w:color w:val="000000" w:themeColor="text1"/>
-                          <w:sz w:val="18"/>
-                          <w:szCs w:val="20"/>
-                        </w:rPr>
-                      </w:pPr>
-                      <w:r>
-                        <w:rPr>
-                          <w:rFonts w:ascii="Arial" w:hAnsi="Arial" w:cs="Arial"/>
-                          <w:color w:val="000000" w:themeColor="text1"/>
-                          <w:sz w:val="18"/>
-                          <w:szCs w:val="20"/>
-                        </w:rPr>
-                        <w:t>Re</w:t>
-                      </w:r>
-                      <w:r>
-                        <w:rPr>
-                          <w:rFonts w:ascii="Arial" w:hAnsi="Arial" w:cs="Arial"/>
-                          <w:color w:val="000000" w:themeColor="text1"/>
-                          <w:sz w:val="18"/>
-                          <w:szCs w:val="20"/>
-                        </w:rPr>
-                        <w:t>p</w:t>
-                      </w:r>
-                      <w:r>
-                        <w:rPr>
-                          <w:rFonts w:ascii="Arial" w:hAnsi="Arial" w:cs="Arial"/>
-                          <w:color w:val="000000" w:themeColor="text1"/>
-                          <w:sz w:val="18"/>
-                          <w:szCs w:val="20"/>
-                        </w:rPr>
-                        <w:t>or</w:t>
-                      </w:r>
-                      <w:r>
-                        <w:rPr>
-                          <w:rFonts w:ascii="Arial" w:hAnsi="Arial" w:cs="Arial"/>
-                          <w:color w:val="000000" w:themeColor="text1"/>
-                          <w:sz w:val="18"/>
-                          <w:szCs w:val="20"/>
-                        </w:rPr>
-                        <w:t>t</w:t>
-                      </w:r>
-                      <w:r>
-                        <w:rPr>
-                          <w:rFonts w:ascii="Arial" w:hAnsi="Arial" w:cs="Arial"/>
-                          <w:color w:val="000000" w:themeColor="text1"/>
-                          <w:sz w:val="18"/>
-                          <w:szCs w:val="20"/>
-                        </w:rPr>
-                        <w:t>s</w:t>
-                      </w:r>
-                      <w:r>
-                        <w:rPr>
-                          <w:rFonts w:ascii="Arial" w:hAnsi="Arial" w:cs="Arial"/>
-                          <w:color w:val="000000" w:themeColor="text1"/>
-                          <w:sz w:val="18"/>
-                          <w:szCs w:val="20"/>
-                        </w:rPr>
-                        <w:t xml:space="preserve"> excluded</w:t>
-                      </w:r>
-                      <w:r>
-                        <w:rPr>
-                          <w:rFonts w:ascii="Arial" w:hAnsi="Arial" w:cs="Arial"/>
-                          <w:color w:val="000000" w:themeColor="text1"/>
-                          <w:sz w:val="18"/>
-                          <w:szCs w:val="20"/>
-                        </w:rPr>
-                        <w:t>:</w:t>
-                      </w:r>
-                    </w:p>
-                    <w:p>
-                      <w:pPr>
-                        <w:spacing w:after="0" w:line="240" w:lineRule="auto"/>
-                        <w:ind w:left="284"/>
-                        <w:rPr>
-                          <w:rFonts w:ascii="Arial" w:hAnsi="Arial" w:cs="Arial"/>
-                          <w:color w:val="000000" w:themeColor="text1"/>
-                          <w:sz w:val="18"/>
-                          <w:szCs w:val="20"/>
-                        </w:rPr>
-                      </w:pPr>
-                      <w:r>
-                        <w:rPr>
-                          <w:rFonts w:ascii="Arial" w:hAnsi="Arial" w:cs="Arial"/>
-                          <w:color w:val="000000" w:themeColor="text1"/>
-                          <w:sz w:val="18"/>
-                          <w:szCs w:val="20"/>
-                        </w:rPr>
-                        <w:t>Not relevant</w:t>
-                      </w:r>
-                      <w:r>
-                        <w:rPr>
-                          <w:rFonts w:ascii="Arial" w:hAnsi="Arial" w:cs="Arial"/>
-                          <w:color w:val="000000" w:themeColor="text1"/>
-                          <w:sz w:val="18"/>
-                          <w:szCs w:val="20"/>
-                        </w:rPr>
-                        <w:t xml:space="preserve"> (</w:t>
-                      </w:r>
-                      <w:r>
-                        <w:rPr>
-                          <w:rFonts w:ascii="Arial" w:hAnsi="Arial" w:cs="Arial"/>
-                          <w:color w:val="000000" w:themeColor="text1"/>
-                          <w:sz w:val="18"/>
-                          <w:szCs w:val="20"/>
-                        </w:rPr>
-                        <w:t>n</w:t>
-                      </w:r>
-                      <w:r>
-                        <w:rPr>
-                          <w:rFonts w:ascii="Arial" w:hAnsi="Arial" w:cs="Arial"/>
-                          <w:color w:val="000000" w:themeColor="text1"/>
-                          <w:sz w:val="18"/>
-                          <w:szCs w:val="20"/>
-                        </w:rPr>
-                        <w:t xml:space="preserve"> = </w:t>
-                      </w:r>
-                      <w:r>
-                        <w:rPr>
-                          <w:rFonts w:ascii="Arial" w:hAnsi="Arial" w:cs="Arial"/>
-                          <w:color w:val="000000" w:themeColor="text1"/>
-                          <w:sz w:val="18"/>
-                          <w:szCs w:val="20"/>
-                        </w:rPr>
-                        <w:t>17</w:t>
-                      </w:r>
-                      <w:r>
-                        <w:rPr>
-                          <w:rFonts w:ascii="Arial" w:hAnsi="Arial" w:cs="Arial"/>
-                          <w:color w:val="000000" w:themeColor="text1"/>
-                          <w:sz w:val="18"/>
-                          <w:szCs w:val="20"/>
-                        </w:rPr>
-                        <w:t>7</w:t>
-                      </w:r>
-                      <w:r>
-                        <w:rPr>
-                          <w:rFonts w:ascii="Arial" w:hAnsi="Arial" w:cs="Arial"/>
-                          <w:color w:val="000000" w:themeColor="text1"/>
-                          <w:sz w:val="18"/>
-                          <w:szCs w:val="20"/>
-                        </w:rPr>
-                        <w:t>)</w:t>
-                      </w:r>
-                    </w:p>
-                    <w:p>
-                      <w:pPr>
-                        <w:spacing w:after="0" w:line="240" w:lineRule="auto"/>
-                        <w:ind w:left="284"/>
-                        <w:rPr>
-                          <w:rFonts w:ascii="Arial" w:hAnsi="Arial" w:cs="Arial"/>
-                          <w:color w:val="000000" w:themeColor="text1"/>
-                          <w:sz w:val="18"/>
-                          <w:szCs w:val="20"/>
-                        </w:rPr>
-                      </w:pPr>
-                      <w:r>
-                        <w:rPr>
-                          <w:rFonts w:ascii="Arial" w:hAnsi="Arial" w:cs="Arial"/>
-                          <w:color w:val="000000" w:themeColor="text1"/>
-                          <w:sz w:val="18"/>
-                          <w:szCs w:val="20"/>
-                        </w:rPr>
-                        <w:t xml:space="preserve">No empirical contribution </w:t>
-                      </w:r>
-                      <w:r>
-                        <w:rPr>
-                          <w:rFonts w:ascii="Arial" w:hAnsi="Arial" w:cs="Arial"/>
-                          <w:color w:val="000000" w:themeColor="text1"/>
-                          <w:sz w:val="18"/>
-                          <w:szCs w:val="20"/>
-                        </w:rPr>
-                        <w:t>(</w:t>
-                      </w:r>
-                      <w:r>
-                        <w:rPr>
-                          <w:rFonts w:ascii="Arial" w:hAnsi="Arial" w:cs="Arial"/>
-                          <w:color w:val="000000" w:themeColor="text1"/>
-                          <w:sz w:val="18"/>
-                          <w:szCs w:val="20"/>
-                        </w:rPr>
-                        <w:t>n</w:t>
-                      </w:r>
-                      <w:r>
-                        <w:rPr>
-                          <w:rFonts w:ascii="Arial" w:hAnsi="Arial" w:cs="Arial"/>
-                          <w:color w:val="000000" w:themeColor="text1"/>
-                          <w:sz w:val="18"/>
-                          <w:szCs w:val="20"/>
-                        </w:rPr>
-                        <w:t xml:space="preserve"> = </w:t>
-                      </w:r>
-                      <w:r>
-                        <w:rPr>
-                          <w:rFonts w:ascii="Arial" w:hAnsi="Arial" w:cs="Arial"/>
-                          <w:color w:val="000000" w:themeColor="text1"/>
-                          <w:sz w:val="18"/>
-                          <w:szCs w:val="20"/>
-                        </w:rPr>
-                        <w:t>36</w:t>
-                      </w:r>
-                      <w:r>
-                        <w:rPr>
-                          <w:rFonts w:ascii="Arial" w:hAnsi="Arial" w:cs="Arial"/>
-                          <w:color w:val="000000" w:themeColor="text1"/>
-                          <w:sz w:val="18"/>
-                          <w:szCs w:val="20"/>
-                        </w:rPr>
-                        <w:t>)</w:t>
-                      </w:r>
-                    </w:p>
-                  </w:txbxContent>
-                </v:textbox>
-              </v:rect>
-            </w:pict>
-          </mc:Fallback>
-        </mc:AlternateContent>
-      </w:r>
-    </w:p>
-    <w:p>
-      <w:pPr>
-        <w:spacing w:after="0" w:line="240" w:lineRule="auto"/>
-      </w:pPr>
-      <w:r>
-        <w:rPr>
-          <w:noProof/>
-        </w:rPr>
-        <mc:AlternateContent>
-          <mc:Choice Requires="wps">
-            <w:drawing>
-              <wp:anchor distT="0" distB="0" distL="114300" distR="114300" simplePos="0" relativeHeight="251670528" behindDoc="0" locked="0" layoutInCell="1" allowOverlap="1" wp14:anchorId="256BB765" wp14:editId="4A1ABC00">
+              <wp:anchor distT="0" distB="0" distL="114300" distR="114300" simplePos="0" relativeHeight="251670528" behindDoc="0" locked="0" layoutInCell="1" allowOverlap="1" wp14:anchorId="256BB765" wp14:editId="5D7B21E6">
                 <wp:simplePos x="0" y="0"/>
                 <wp:positionH relativeFrom="column">
                   <wp:posOffset>511791</wp:posOffset>
@@ -3762,7 +3243,27 @@
                                 <w:szCs w:val="20"/>
                                 <w:lang w:val="en-US"/>
                               </w:rPr>
-                              <w:t>Supplementary (n=22)</w:t>
+                              <w:t>Supplementary (n=</w:t>
+                            </w:r>
+                            <w:r>
+                              <w:rPr>
+                                <w:rFonts w:ascii="Arial" w:hAnsi="Arial" w:cs="Arial"/>
+                                <w:color w:val="000000" w:themeColor="text1"/>
+                                <w:sz w:val="18"/>
+                                <w:szCs w:val="20"/>
+                                <w:lang w:val="en-US"/>
+                              </w:rPr>
+                              <w:t>22</w:t>
+                            </w:r>
+                            <w:r>
+                              <w:rPr>
+                                <w:rFonts w:ascii="Arial" w:hAnsi="Arial" w:cs="Arial"/>
+                                <w:color w:val="000000" w:themeColor="text1"/>
+                                <w:sz w:val="18"/>
+                                <w:szCs w:val="20"/>
+                                <w:lang w:val="en-US"/>
+                              </w:rPr>
+                              <w:t>)</w:t>
                             </w:r>
                           </w:p>
                           <w:p>
@@ -3798,7 +3299,7 @@
           </mc:Choice>
           <mc:Fallback>
             <w:pict>
-              <v:rect w14:anchorId="256BB765" id="Rectangle 8" o:spid="_x0000_s1035" style="position:absolute;margin-left:40.3pt;margin-top:5.2pt;width:152.35pt;height:69.3pt;z-index:251670528;visibility:visible;mso-wrap-style:square;mso-width-percent:0;mso-height-percent:0;mso-wrap-distance-left:9pt;mso-wrap-distance-top:0;mso-wrap-distance-right:9pt;mso-wrap-distance-bottom:0;mso-position-horizontal:absolute;mso-position-horizontal-relative:text;mso-position-vertical:absolute;mso-position-vertical-relative:text;mso-width-percent:0;mso-height-percent:0;mso-width-relative:margin;mso-height-relative:margin;v-text-anchor:middle" o:gfxdata="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" filled="f" strokecolor="black [3213]" strokeweight="1pt">
+              <v:rect w14:anchorId="256BB765" id="Rectangle 8" o:spid="_x0000_s1034" style="position:absolute;margin-left:40.3pt;margin-top:5.2pt;width:152.35pt;height:69.3pt;z-index:251670528;visibility:visible;mso-wrap-style:square;mso-width-percent:0;mso-height-percent:0;mso-wrap-distance-left:9pt;mso-wrap-distance-top:0;mso-wrap-distance-right:9pt;mso-wrap-distance-bottom:0;mso-position-horizontal:absolute;mso-position-horizontal-relative:text;mso-position-vertical:absolute;mso-position-vertical-relative:text;mso-width-percent:0;mso-height-percent:0;mso-width-relative:margin;mso-height-relative:margin;v-text-anchor:middle" o:gfxdata="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" filled="f" strokecolor="black [3213]" strokeweight="1pt">
                 <v:textbox>
                   <w:txbxContent>
                     <w:p>
@@ -4009,7 +3510,27 @@
                           <w:szCs w:val="20"/>
                           <w:lang w:val="en-US"/>
                         </w:rPr>
-                        <w:t>Supplementary (n=22)</w:t>
+                        <w:t>Supplementary (n=</w:t>
+                      </w:r>
+                      <w:r>
+                        <w:rPr>
+                          <w:rFonts w:ascii="Arial" w:hAnsi="Arial" w:cs="Arial"/>
+                          <w:color w:val="000000" w:themeColor="text1"/>
+                          <w:sz w:val="18"/>
+                          <w:szCs w:val="20"/>
+                          <w:lang w:val="en-US"/>
+                        </w:rPr>
+                        <w:t>22</w:t>
+                      </w:r>
+                      <w:r>
+                        <w:rPr>
+                          <w:rFonts w:ascii="Arial" w:hAnsi="Arial" w:cs="Arial"/>
+                          <w:color w:val="000000" w:themeColor="text1"/>
+                          <w:sz w:val="18"/>
+                          <w:szCs w:val="20"/>
+                          <w:lang w:val="en-US"/>
+                        </w:rPr>
+                        <w:t>)</w:t>
                       </w:r>
                     </w:p>
                     <w:p>
@@ -4035,11 +3556,6 @@
       <w:pPr>
         <w:spacing w:after="0" w:line="240" w:lineRule="auto"/>
       </w:pPr>
-    </w:p>
-    <w:p>
-      <w:pPr>
-        <w:spacing w:after="0" w:line="240" w:lineRule="auto"/>
-      </w:pPr>
       <w:r>
         <w:rPr>
           <w:noProof/>
@@ -4047,16 +3563,545 @@
         <mc:AlternateContent>
           <mc:Choice Requires="wps">
             <w:drawing>
-              <wp:anchor distT="0" distB="0" distL="114300" distR="114300" simplePos="0" relativeHeight="251685888" behindDoc="0" locked="0" layoutInCell="1" allowOverlap="1" wp14:anchorId="2DFD1A2A" wp14:editId="4E78A56D">
+              <wp:anchor distT="0" distB="0" distL="114300" distR="114300" simplePos="0" relativeHeight="251671552" behindDoc="0" locked="0" layoutInCell="1" allowOverlap="1" wp14:anchorId="0A6784D8" wp14:editId="70E9DB5E">
                 <wp:simplePos x="0" y="0"/>
                 <wp:positionH relativeFrom="column">
-                  <wp:posOffset>2456597</wp:posOffset>
+                  <wp:posOffset>3063610</wp:posOffset>
                 </wp:positionH>
                 <wp:positionV relativeFrom="paragraph">
-                  <wp:posOffset>104453</wp:posOffset>
+                  <wp:posOffset>25239</wp:posOffset>
                 </wp:positionV>
-                <wp:extent cx="614149" cy="45719"/>
-                <wp:effectExtent l="0" t="38100" r="52705" b="88265"/>
+                <wp:extent cx="1887220" cy="744514"/>
+                <wp:effectExtent l="0" t="0" r="17780" b="17780"/>
+                <wp:wrapNone/>
+                <wp:docPr id="9" name="Rectangle 9"/>
+                <wp:cNvGraphicFramePr/>
+                <a:graphic xmlns:a="http://schemas.openxmlformats.org/drawingml/2006/main">
+                  <a:graphicData uri="http://schemas.microsoft.com/office/word/2010/wordprocessingShape">
+                    <wps:wsp>
+                      <wps:cNvSpPr/>
+                      <wps:spPr>
+                        <a:xfrm>
+                          <a:off x="0" y="0"/>
+                          <a:ext cx="1887220" cy="744514"/>
+                        </a:xfrm>
+                        <a:prstGeom prst="rect">
+                          <a:avLst/>
+                        </a:prstGeom>
+                        <a:noFill/>
+                        <a:ln>
+                          <a:solidFill>
+                            <a:schemeClr val="tx1"/>
+                          </a:solidFill>
+                        </a:ln>
+                      </wps:spPr>
+                      <wps:style>
+                        <a:lnRef idx="2">
+                          <a:schemeClr val="accent1">
+                            <a:shade val="50000"/>
+                          </a:schemeClr>
+                        </a:lnRef>
+                        <a:fillRef idx="1">
+                          <a:schemeClr val="accent1"/>
+                        </a:fillRef>
+                        <a:effectRef idx="0">
+                          <a:schemeClr val="accent1"/>
+                        </a:effectRef>
+                        <a:fontRef idx="minor">
+                          <a:schemeClr val="lt1"/>
+                        </a:fontRef>
+                      </wps:style>
+                      <wps:txbx>
+                        <w:txbxContent>
+                          <w:p>
+                            <w:pPr>
+                              <w:spacing w:after="0" w:line="240" w:lineRule="auto"/>
+                              <w:rPr>
+                                <w:rFonts w:ascii="Arial" w:hAnsi="Arial" w:cs="Arial"/>
+                                <w:color w:val="000000" w:themeColor="text1"/>
+                                <w:sz w:val="18"/>
+                                <w:szCs w:val="20"/>
+                              </w:rPr>
+                            </w:pPr>
+                            <w:r>
+                              <w:rPr>
+                                <w:rFonts w:ascii="Arial" w:hAnsi="Arial" w:cs="Arial"/>
+                                <w:color w:val="000000" w:themeColor="text1"/>
+                                <w:sz w:val="18"/>
+                                <w:szCs w:val="20"/>
+                              </w:rPr>
+                              <w:t>Re</w:t>
+                            </w:r>
+                            <w:r>
+                              <w:rPr>
+                                <w:rFonts w:ascii="Arial" w:hAnsi="Arial" w:cs="Arial"/>
+                                <w:color w:val="000000" w:themeColor="text1"/>
+                                <w:sz w:val="18"/>
+                                <w:szCs w:val="20"/>
+                              </w:rPr>
+                              <w:t>p</w:t>
+                            </w:r>
+                            <w:r>
+                              <w:rPr>
+                                <w:rFonts w:ascii="Arial" w:hAnsi="Arial" w:cs="Arial"/>
+                                <w:color w:val="000000" w:themeColor="text1"/>
+                                <w:sz w:val="18"/>
+                                <w:szCs w:val="20"/>
+                              </w:rPr>
+                              <w:t>or</w:t>
+                            </w:r>
+                            <w:r>
+                              <w:rPr>
+                                <w:rFonts w:ascii="Arial" w:hAnsi="Arial" w:cs="Arial"/>
+                                <w:color w:val="000000" w:themeColor="text1"/>
+                                <w:sz w:val="18"/>
+                                <w:szCs w:val="20"/>
+                              </w:rPr>
+                              <w:t>t</w:t>
+                            </w:r>
+                            <w:r>
+                              <w:rPr>
+                                <w:rFonts w:ascii="Arial" w:hAnsi="Arial" w:cs="Arial"/>
+                                <w:color w:val="000000" w:themeColor="text1"/>
+                                <w:sz w:val="18"/>
+                                <w:szCs w:val="20"/>
+                              </w:rPr>
+                              <w:t>s</w:t>
+                            </w:r>
+                            <w:r>
+                              <w:rPr>
+                                <w:rFonts w:ascii="Arial" w:hAnsi="Arial" w:cs="Arial"/>
+                                <w:color w:val="000000" w:themeColor="text1"/>
+                                <w:sz w:val="18"/>
+                                <w:szCs w:val="20"/>
+                              </w:rPr>
+                              <w:t xml:space="preserve"> excluded</w:t>
+                            </w:r>
+                            <w:r>
+                              <w:rPr>
+                                <w:rFonts w:ascii="Arial" w:hAnsi="Arial" w:cs="Arial"/>
+                                <w:color w:val="000000" w:themeColor="text1"/>
+                                <w:sz w:val="18"/>
+                                <w:szCs w:val="20"/>
+                              </w:rPr>
+                              <w:t>:</w:t>
+                            </w:r>
+                          </w:p>
+                          <w:p>
+                            <w:pPr>
+                              <w:spacing w:after="0" w:line="240" w:lineRule="auto"/>
+                              <w:ind w:left="284"/>
+                              <w:rPr>
+                                <w:rFonts w:ascii="Arial" w:hAnsi="Arial" w:cs="Arial"/>
+                                <w:color w:val="000000" w:themeColor="text1"/>
+                                <w:sz w:val="18"/>
+                                <w:szCs w:val="20"/>
+                              </w:rPr>
+                            </w:pPr>
+                            <w:r>
+                              <w:rPr>
+                                <w:rFonts w:ascii="Arial" w:hAnsi="Arial" w:cs="Arial"/>
+                                <w:color w:val="000000" w:themeColor="text1"/>
+                                <w:sz w:val="18"/>
+                                <w:szCs w:val="20"/>
+                              </w:rPr>
+                              <w:t>Not relevant</w:t>
+                            </w:r>
+                            <w:r>
+                              <w:rPr>
+                                <w:rFonts w:ascii="Arial" w:hAnsi="Arial" w:cs="Arial"/>
+                                <w:color w:val="000000" w:themeColor="text1"/>
+                                <w:sz w:val="18"/>
+                                <w:szCs w:val="20"/>
+                              </w:rPr>
+                              <w:t xml:space="preserve"> (</w:t>
+                            </w:r>
+                            <w:r>
+                              <w:rPr>
+                                <w:rFonts w:ascii="Arial" w:hAnsi="Arial" w:cs="Arial"/>
+                                <w:color w:val="000000" w:themeColor="text1"/>
+                                <w:sz w:val="18"/>
+                                <w:szCs w:val="20"/>
+                              </w:rPr>
+                              <w:t>n</w:t>
+                            </w:r>
+                            <w:r>
+                              <w:rPr>
+                                <w:rFonts w:ascii="Arial" w:hAnsi="Arial" w:cs="Arial"/>
+                                <w:color w:val="000000" w:themeColor="text1"/>
+                                <w:sz w:val="18"/>
+                                <w:szCs w:val="20"/>
+                              </w:rPr>
+                              <w:t xml:space="preserve"> = </w:t>
+                            </w:r>
+                            <w:r>
+                              <w:rPr>
+                                <w:rFonts w:ascii="Arial" w:hAnsi="Arial" w:cs="Arial"/>
+                                <w:color w:val="000000" w:themeColor="text1"/>
+                                <w:sz w:val="18"/>
+                                <w:szCs w:val="20"/>
+                              </w:rPr>
+                              <w:t>17</w:t>
+                            </w:r>
+                            <w:r>
+                              <w:rPr>
+                                <w:rFonts w:ascii="Arial" w:hAnsi="Arial" w:cs="Arial"/>
+                                <w:color w:val="000000" w:themeColor="text1"/>
+                                <w:sz w:val="18"/>
+                                <w:szCs w:val="20"/>
+                              </w:rPr>
+                              <w:t>7</w:t>
+                            </w:r>
+                            <w:r>
+                              <w:rPr>
+                                <w:rFonts w:ascii="Arial" w:hAnsi="Arial" w:cs="Arial"/>
+                                <w:color w:val="000000" w:themeColor="text1"/>
+                                <w:sz w:val="18"/>
+                                <w:szCs w:val="20"/>
+                              </w:rPr>
+                              <w:t>)</w:t>
+                            </w:r>
+                          </w:p>
+                          <w:p>
+                            <w:pPr>
+                              <w:spacing w:after="0" w:line="240" w:lineRule="auto"/>
+                              <w:ind w:left="284"/>
+                              <w:rPr>
+                                <w:rFonts w:ascii="Arial" w:hAnsi="Arial" w:cs="Arial"/>
+                                <w:color w:val="000000" w:themeColor="text1"/>
+                                <w:sz w:val="18"/>
+                                <w:szCs w:val="20"/>
+                              </w:rPr>
+                            </w:pPr>
+                            <w:r>
+                              <w:rPr>
+                                <w:rFonts w:ascii="Arial" w:hAnsi="Arial" w:cs="Arial"/>
+                                <w:color w:val="000000" w:themeColor="text1"/>
+                                <w:sz w:val="18"/>
+                                <w:szCs w:val="20"/>
+                              </w:rPr>
+                              <w:t xml:space="preserve">No empirical contribution </w:t>
+                            </w:r>
+                            <w:r>
+                              <w:rPr>
+                                <w:rFonts w:ascii="Arial" w:hAnsi="Arial" w:cs="Arial"/>
+                                <w:color w:val="000000" w:themeColor="text1"/>
+                                <w:sz w:val="18"/>
+                                <w:szCs w:val="20"/>
+                              </w:rPr>
+                              <w:t>(</w:t>
+                            </w:r>
+                            <w:r>
+                              <w:rPr>
+                                <w:rFonts w:ascii="Arial" w:hAnsi="Arial" w:cs="Arial"/>
+                                <w:color w:val="000000" w:themeColor="text1"/>
+                                <w:sz w:val="18"/>
+                                <w:szCs w:val="20"/>
+                              </w:rPr>
+                              <w:t>n</w:t>
+                            </w:r>
+                            <w:r>
+                              <w:rPr>
+                                <w:rFonts w:ascii="Arial" w:hAnsi="Arial" w:cs="Arial"/>
+                                <w:color w:val="000000" w:themeColor="text1"/>
+                                <w:sz w:val="18"/>
+                                <w:szCs w:val="20"/>
+                              </w:rPr>
+                              <w:t xml:space="preserve"> = </w:t>
+                            </w:r>
+                            <w:r>
+                              <w:rPr>
+                                <w:rFonts w:ascii="Arial" w:hAnsi="Arial" w:cs="Arial"/>
+                                <w:color w:val="000000" w:themeColor="text1"/>
+                                <w:sz w:val="18"/>
+                                <w:szCs w:val="20"/>
+                              </w:rPr>
+                              <w:t>40</w:t>
+                            </w:r>
+                            <w:r>
+                              <w:rPr>
+                                <w:rFonts w:ascii="Arial" w:hAnsi="Arial" w:cs="Arial"/>
+                                <w:color w:val="000000" w:themeColor="text1"/>
+                                <w:sz w:val="18"/>
+                                <w:szCs w:val="20"/>
+                              </w:rPr>
+                              <w:t>)</w:t>
+                            </w:r>
+                          </w:p>
+                        </w:txbxContent>
+                      </wps:txbx>
+                      <wps:bodyPr rot="0" spcFirstLastPara="0" vertOverflow="overflow" horzOverflow="overflow" vert="horz" wrap="square" lIns="91440" tIns="45720" rIns="91440" bIns="45720" numCol="1" spcCol="0" rtlCol="0" fromWordArt="0" anchor="ctr" anchorCtr="0" forceAA="0" compatLnSpc="1">
+                        <a:prstTxWarp prst="textNoShape">
+                          <a:avLst/>
+                        </a:prstTxWarp>
+                        <a:noAutofit/>
+                      </wps:bodyPr>
+                    </wps:wsp>
+                  </a:graphicData>
+                </a:graphic>
+                <wp14:sizeRelH relativeFrom="margin">
+                  <wp14:pctWidth>0</wp14:pctWidth>
+                </wp14:sizeRelH>
+                <wp14:sizeRelV relativeFrom="margin">
+                  <wp14:pctHeight>0</wp14:pctHeight>
+                </wp14:sizeRelV>
+              </wp:anchor>
+            </w:drawing>
+          </mc:Choice>
+          <mc:Fallback>
+            <w:pict>
+              <v:rect w14:anchorId="0A6784D8" id="Rectangle 9" o:spid="_x0000_s1035" style="position:absolute;margin-left:241.25pt;margin-top:2pt;width:148.6pt;height:58.6pt;z-index:251671552;visibility:visible;mso-wrap-style:square;mso-width-percent:0;mso-height-percent:0;mso-wrap-distance-left:9pt;mso-wrap-distance-top:0;mso-wrap-distance-right:9pt;mso-wrap-distance-bottom:0;mso-position-horizontal:absolute;mso-position-horizontal-relative:text;mso-position-vertical:absolute;mso-position-vertical-relative:text;mso-width-percent:0;mso-height-percent:0;mso-width-relative:margin;mso-height-relative:margin;v-text-anchor:middle" o:gfxdata="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" filled="f" strokecolor="black [3213]" strokeweight="1pt">
+                <v:textbox>
+                  <w:txbxContent>
+                    <w:p>
+                      <w:pPr>
+                        <w:spacing w:after="0" w:line="240" w:lineRule="auto"/>
+                        <w:rPr>
+                          <w:rFonts w:ascii="Arial" w:hAnsi="Arial" w:cs="Arial"/>
+                          <w:color w:val="000000" w:themeColor="text1"/>
+                          <w:sz w:val="18"/>
+                          <w:szCs w:val="20"/>
+                        </w:rPr>
+                      </w:pPr>
+                      <w:r>
+                        <w:rPr>
+                          <w:rFonts w:ascii="Arial" w:hAnsi="Arial" w:cs="Arial"/>
+                          <w:color w:val="000000" w:themeColor="text1"/>
+                          <w:sz w:val="18"/>
+                          <w:szCs w:val="20"/>
+                        </w:rPr>
+                        <w:t>Re</w:t>
+                      </w:r>
+                      <w:r>
+                        <w:rPr>
+                          <w:rFonts w:ascii="Arial" w:hAnsi="Arial" w:cs="Arial"/>
+                          <w:color w:val="000000" w:themeColor="text1"/>
+                          <w:sz w:val="18"/>
+                          <w:szCs w:val="20"/>
+                        </w:rPr>
+                        <w:t>p</w:t>
+                      </w:r>
+                      <w:r>
+                        <w:rPr>
+                          <w:rFonts w:ascii="Arial" w:hAnsi="Arial" w:cs="Arial"/>
+                          <w:color w:val="000000" w:themeColor="text1"/>
+                          <w:sz w:val="18"/>
+                          <w:szCs w:val="20"/>
+                        </w:rPr>
+                        <w:t>or</w:t>
+                      </w:r>
+                      <w:r>
+                        <w:rPr>
+                          <w:rFonts w:ascii="Arial" w:hAnsi="Arial" w:cs="Arial"/>
+                          <w:color w:val="000000" w:themeColor="text1"/>
+                          <w:sz w:val="18"/>
+                          <w:szCs w:val="20"/>
+                        </w:rPr>
+                        <w:t>t</w:t>
+                      </w:r>
+                      <w:r>
+                        <w:rPr>
+                          <w:rFonts w:ascii="Arial" w:hAnsi="Arial" w:cs="Arial"/>
+                          <w:color w:val="000000" w:themeColor="text1"/>
+                          <w:sz w:val="18"/>
+                          <w:szCs w:val="20"/>
+                        </w:rPr>
+                        <w:t>s</w:t>
+                      </w:r>
+                      <w:r>
+                        <w:rPr>
+                          <w:rFonts w:ascii="Arial" w:hAnsi="Arial" w:cs="Arial"/>
+                          <w:color w:val="000000" w:themeColor="text1"/>
+                          <w:sz w:val="18"/>
+                          <w:szCs w:val="20"/>
+                        </w:rPr>
+                        <w:t xml:space="preserve"> excluded</w:t>
+                      </w:r>
+                      <w:r>
+                        <w:rPr>
+                          <w:rFonts w:ascii="Arial" w:hAnsi="Arial" w:cs="Arial"/>
+                          <w:color w:val="000000" w:themeColor="text1"/>
+                          <w:sz w:val="18"/>
+                          <w:szCs w:val="20"/>
+                        </w:rPr>
+                        <w:t>:</w:t>
+                      </w:r>
+                    </w:p>
+                    <w:p>
+                      <w:pPr>
+                        <w:spacing w:after="0" w:line="240" w:lineRule="auto"/>
+                        <w:ind w:left="284"/>
+                        <w:rPr>
+                          <w:rFonts w:ascii="Arial" w:hAnsi="Arial" w:cs="Arial"/>
+                          <w:color w:val="000000" w:themeColor="text1"/>
+                          <w:sz w:val="18"/>
+                          <w:szCs w:val="20"/>
+                        </w:rPr>
+                      </w:pPr>
+                      <w:r>
+                        <w:rPr>
+                          <w:rFonts w:ascii="Arial" w:hAnsi="Arial" w:cs="Arial"/>
+                          <w:color w:val="000000" w:themeColor="text1"/>
+                          <w:sz w:val="18"/>
+                          <w:szCs w:val="20"/>
+                        </w:rPr>
+                        <w:t>Not relevant</w:t>
+                      </w:r>
+                      <w:r>
+                        <w:rPr>
+                          <w:rFonts w:ascii="Arial" w:hAnsi="Arial" w:cs="Arial"/>
+                          <w:color w:val="000000" w:themeColor="text1"/>
+                          <w:sz w:val="18"/>
+                          <w:szCs w:val="20"/>
+                        </w:rPr>
+                        <w:t xml:space="preserve"> (</w:t>
+                      </w:r>
+                      <w:r>
+                        <w:rPr>
+                          <w:rFonts w:ascii="Arial" w:hAnsi="Arial" w:cs="Arial"/>
+                          <w:color w:val="000000" w:themeColor="text1"/>
+                          <w:sz w:val="18"/>
+                          <w:szCs w:val="20"/>
+                        </w:rPr>
+                        <w:t>n</w:t>
+                      </w:r>
+                      <w:r>
+                        <w:rPr>
+                          <w:rFonts w:ascii="Arial" w:hAnsi="Arial" w:cs="Arial"/>
+                          <w:color w:val="000000" w:themeColor="text1"/>
+                          <w:sz w:val="18"/>
+                          <w:szCs w:val="20"/>
+                        </w:rPr>
+                        <w:t xml:space="preserve"> = </w:t>
+                      </w:r>
+                      <w:r>
+                        <w:rPr>
+                          <w:rFonts w:ascii="Arial" w:hAnsi="Arial" w:cs="Arial"/>
+                          <w:color w:val="000000" w:themeColor="text1"/>
+                          <w:sz w:val="18"/>
+                          <w:szCs w:val="20"/>
+                        </w:rPr>
+                        <w:t>17</w:t>
+                      </w:r>
+                      <w:r>
+                        <w:rPr>
+                          <w:rFonts w:ascii="Arial" w:hAnsi="Arial" w:cs="Arial"/>
+                          <w:color w:val="000000" w:themeColor="text1"/>
+                          <w:sz w:val="18"/>
+                          <w:szCs w:val="20"/>
+                        </w:rPr>
+                        <w:t>7</w:t>
+                      </w:r>
+                      <w:r>
+                        <w:rPr>
+                          <w:rFonts w:ascii="Arial" w:hAnsi="Arial" w:cs="Arial"/>
+                          <w:color w:val="000000" w:themeColor="text1"/>
+                          <w:sz w:val="18"/>
+                          <w:szCs w:val="20"/>
+                        </w:rPr>
+                        <w:t>)</w:t>
+                      </w:r>
+                    </w:p>
+                    <w:p>
+                      <w:pPr>
+                        <w:spacing w:after="0" w:line="240" w:lineRule="auto"/>
+                        <w:ind w:left="284"/>
+                        <w:rPr>
+                          <w:rFonts w:ascii="Arial" w:hAnsi="Arial" w:cs="Arial"/>
+                          <w:color w:val="000000" w:themeColor="text1"/>
+                          <w:sz w:val="18"/>
+                          <w:szCs w:val="20"/>
+                        </w:rPr>
+                      </w:pPr>
+                      <w:r>
+                        <w:rPr>
+                          <w:rFonts w:ascii="Arial" w:hAnsi="Arial" w:cs="Arial"/>
+                          <w:color w:val="000000" w:themeColor="text1"/>
+                          <w:sz w:val="18"/>
+                          <w:szCs w:val="20"/>
+                        </w:rPr>
+                        <w:t xml:space="preserve">No empirical contribution </w:t>
+                      </w:r>
+                      <w:r>
+                        <w:rPr>
+                          <w:rFonts w:ascii="Arial" w:hAnsi="Arial" w:cs="Arial"/>
+                          <w:color w:val="000000" w:themeColor="text1"/>
+                          <w:sz w:val="18"/>
+                          <w:szCs w:val="20"/>
+                        </w:rPr>
+                        <w:t>(</w:t>
+                      </w:r>
+                      <w:r>
+                        <w:rPr>
+                          <w:rFonts w:ascii="Arial" w:hAnsi="Arial" w:cs="Arial"/>
+                          <w:color w:val="000000" w:themeColor="text1"/>
+                          <w:sz w:val="18"/>
+                          <w:szCs w:val="20"/>
+                        </w:rPr>
+                        <w:t>n</w:t>
+                      </w:r>
+                      <w:r>
+                        <w:rPr>
+                          <w:rFonts w:ascii="Arial" w:hAnsi="Arial" w:cs="Arial"/>
+                          <w:color w:val="000000" w:themeColor="text1"/>
+                          <w:sz w:val="18"/>
+                          <w:szCs w:val="20"/>
+                        </w:rPr>
+                        <w:t xml:space="preserve"> = </w:t>
+                      </w:r>
+                      <w:r>
+                        <w:rPr>
+                          <w:rFonts w:ascii="Arial" w:hAnsi="Arial" w:cs="Arial"/>
+                          <w:color w:val="000000" w:themeColor="text1"/>
+                          <w:sz w:val="18"/>
+                          <w:szCs w:val="20"/>
+                        </w:rPr>
+                        <w:t>40</w:t>
+                      </w:r>
+                      <w:r>
+                        <w:rPr>
+                          <w:rFonts w:ascii="Arial" w:hAnsi="Arial" w:cs="Arial"/>
+                          <w:color w:val="000000" w:themeColor="text1"/>
+                          <w:sz w:val="18"/>
+                          <w:szCs w:val="20"/>
+                        </w:rPr>
+                        <w:t>)</w:t>
+                      </w:r>
+                    </w:p>
+                  </w:txbxContent>
+                </v:textbox>
+              </v:rect>
+            </w:pict>
+          </mc:Fallback>
+        </mc:AlternateContent>
+      </w:r>
+    </w:p>
+    <w:p>
+      <w:pPr>
+        <w:spacing w:after="0" w:line="240" w:lineRule="auto"/>
+      </w:pPr>
+    </w:p>
+    <w:p>
+      <w:pPr>
+        <w:spacing w:after="0" w:line="240" w:lineRule="auto"/>
+      </w:pPr>
+      <w:r>
+        <w:rPr>
+          <w:noProof/>
+        </w:rPr>
+        <mc:AlternateContent>
+          <mc:Choice Requires="wps">
+            <w:drawing>
+              <wp:anchor distT="0" distB="0" distL="114300" distR="114300" simplePos="0" relativeHeight="251685888" behindDoc="0" locked="0" layoutInCell="1" allowOverlap="1" wp14:anchorId="2DFD1A2A" wp14:editId="686879D3">
+                <wp:simplePos x="0" y="0"/>
+                <wp:positionH relativeFrom="column">
+                  <wp:posOffset>2441103</wp:posOffset>
+                </wp:positionH>
+                <wp:positionV relativeFrom="paragraph">
+                  <wp:posOffset>15525</wp:posOffset>
+                </wp:positionV>
+                <wp:extent cx="625256" cy="45719"/>
+                <wp:effectExtent l="0" t="38100" r="41910" b="88265"/>
                 <wp:wrapNone/>
                 <wp:docPr id="17" name="Straight Arrow Connector 17"/>
                 <wp:cNvGraphicFramePr/>
@@ -4067,7 +4112,7 @@
                       <wps:spPr>
                         <a:xfrm>
                           <a:off x="0" y="0"/>
-                          <a:ext cx="614149" cy="45719"/>
+                          <a:ext cx="625256" cy="45719"/>
                         </a:xfrm>
                         <a:prstGeom prst="straightConnector1">
                           <a:avLst/>
@@ -4108,18 +4153,17 @@
           </mc:Choice>
           <mc:Fallback>
             <w:pict>
-              <v:shape w14:anchorId="3A6F86D0" id="Straight Arrow Connector 17" o:spid="_x0000_s1026" type="#_x0000_t32" style="position:absolute;margin-left:193.45pt;margin-top:8.2pt;width:48.35pt;height:3.6pt;z-index:251685888;visibility:visible;mso-wrap-style:square;mso-width-percent:0;mso-height-percent:0;mso-wrap-distance-left:9pt;mso-wrap-distance-top:0;mso-wrap-distance-right:9pt;mso-wrap-distance-bottom:0;mso-position-horizontal:absolute;mso-position-horizontal-relative:text;mso-position-vertical:absolute;mso-position-vertical-relative:text;mso-width-percent:0;mso-height-percent:0;mso-width-relative:margin;mso-height-relative:margin" o:gfxdata="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" strokecolor="black [3213]" strokeweight=".5pt">
+              <v:shapetype w14:anchorId="7C43B8FF" id="_x0000_t32" coordsize="21600,21600" o:spt="32" o:oned="t" path="m,l21600,21600e" filled="f">
+                <v:path arrowok="t" fillok="f" o:connecttype="none"/>
+                <o:lock v:ext="edit" shapetype="t"/>
+              </v:shapetype>
+              <v:shape id="Straight Arrow Connector 17" o:spid="_x0000_s1026" type="#_x0000_t32" style="position:absolute;margin-left:192.2pt;margin-top:1.2pt;width:49.25pt;height:3.6pt;z-index:251685888;visibility:visible;mso-wrap-style:square;mso-width-percent:0;mso-height-percent:0;mso-wrap-distance-left:9pt;mso-wrap-distance-top:0;mso-wrap-distance-right:9pt;mso-wrap-distance-bottom:0;mso-position-horizontal:absolute;mso-position-horizontal-relative:text;mso-position-vertical:absolute;mso-position-vertical-relative:text;mso-width-percent:0;mso-height-percent:0;mso-width-relative:margin;mso-height-relative:margin" o:gfxdata="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" strokecolor="black [3213]" strokeweight=".5pt">
                 <v:stroke endarrow="block" joinstyle="miter"/>
               </v:shape>
             </w:pict>
           </mc:Fallback>
         </mc:AlternateContent>
       </w:r>
-    </w:p>
-    <w:p>
-      <w:pPr>
-        <w:spacing w:after="0" w:line="240" w:lineRule="auto"/>
-      </w:pPr>
     </w:p>
     <w:p>
       <w:pPr>
@@ -4217,16 +4261,16 @@
         <mc:AlternateContent>
           <mc:Choice Requires="wps">
             <w:drawing>
-              <wp:anchor distT="0" distB="0" distL="114300" distR="114300" simplePos="0" relativeHeight="251678720" behindDoc="0" locked="0" layoutInCell="1" allowOverlap="1" wp14:anchorId="2957DE69" wp14:editId="581881A8">
+              <wp:anchor distT="0" distB="0" distL="114300" distR="114300" simplePos="0" relativeHeight="251678720" behindDoc="0" locked="0" layoutInCell="1" allowOverlap="1" wp14:anchorId="2957DE69" wp14:editId="6F27D42B">
                 <wp:simplePos x="0" y="0"/>
                 <wp:positionH relativeFrom="column">
-                  <wp:posOffset>539087</wp:posOffset>
+                  <wp:posOffset>536713</wp:posOffset>
                 </wp:positionH>
                 <wp:positionV relativeFrom="paragraph">
-                  <wp:posOffset>107694</wp:posOffset>
+                  <wp:posOffset>106211</wp:posOffset>
                 </wp:positionV>
-                <wp:extent cx="1887220" cy="893928"/>
-                <wp:effectExtent l="0" t="0" r="17780" b="20955"/>
+                <wp:extent cx="1887220" cy="906448"/>
+                <wp:effectExtent l="0" t="0" r="17780" b="27305"/>
                 <wp:wrapNone/>
                 <wp:docPr id="13" name="Rectangle 13"/>
                 <wp:cNvGraphicFramePr/>
@@ -4237,7 +4281,7 @@
                       <wps:spPr>
                         <a:xfrm>
                           <a:off x="0" y="0"/>
-                          <a:ext cx="1887220" cy="893928"/>
+                          <a:ext cx="1887220" cy="906448"/>
                         </a:xfrm>
                         <a:prstGeom prst="rect">
                           <a:avLst/>
@@ -4331,7 +4375,16 @@
                                 <w:sz w:val="18"/>
                                 <w:szCs w:val="20"/>
                               </w:rPr>
-                              <w:t>37</w:t>
+                              <w:t>3</w:t>
+                            </w:r>
+                            <w:r>
+                              <w:rPr>
+                                <w:rFonts w:ascii="Arial" w:hAnsi="Arial" w:cs="Arial"/>
+                                <w:color w:val="000000" w:themeColor="text1"/>
+                                <w:sz w:val="18"/>
+                                <w:szCs w:val="20"/>
+                              </w:rPr>
+                              <w:t>3</w:t>
                             </w:r>
                             <w:r>
                               <w:rPr>
@@ -4441,7 +4494,37 @@
                                 <w:szCs w:val="20"/>
                                 <w:lang w:val="en-US"/>
                               </w:rPr>
-                              <w:t>Supplementary (n=22)</w:t>
+                              <w:t>Supplementary (n=</w:t>
+                            </w:r>
+                            <w:r>
+                              <w:rPr>
+                                <w:rFonts w:ascii="Arial" w:hAnsi="Arial" w:cs="Arial"/>
+                                <w:color w:val="000000" w:themeColor="text1"/>
+                                <w:sz w:val="18"/>
+                                <w:szCs w:val="20"/>
+                                <w:lang w:val="en-US"/>
+                              </w:rPr>
+                              <w:t>1</w:t>
+                            </w:r>
+                            <w:r>
+                              <w:rPr>
+                                <w:rFonts w:ascii="Arial" w:hAnsi="Arial" w:cs="Arial"/>
+                                <w:color w:val="000000" w:themeColor="text1"/>
+                                <w:sz w:val="18"/>
+                                <w:szCs w:val="20"/>
+                                <w:lang w:val="en-US"/>
+                              </w:rPr>
+                              <w:t>8</w:t>
+                            </w:r>
+                            <w:r>
+                              <w:rPr>
+                                <w:rFonts w:ascii="Arial" w:hAnsi="Arial" w:cs="Arial"/>
+                                <w:color w:val="000000" w:themeColor="text1"/>
+                                <w:sz w:val="18"/>
+                                <w:szCs w:val="20"/>
+                                <w:lang w:val="en-US"/>
+                              </w:rPr>
+                              <w:t>)</w:t>
                             </w:r>
                           </w:p>
                           <w:p>
@@ -4477,7 +4560,7 @@
           </mc:Choice>
           <mc:Fallback>
             <w:pict>
-              <v:rect w14:anchorId="2957DE69" id="Rectangle 13" o:spid="_x0000_s1036" style="position:absolute;margin-left:42.45pt;margin-top:8.5pt;width:148.6pt;height:70.4pt;z-index:251678720;visibility:visible;mso-wrap-style:square;mso-width-percent:0;mso-height-percent:0;mso-wrap-distance-left:9pt;mso-wrap-distance-top:0;mso-wrap-distance-right:9pt;mso-wrap-distance-bottom:0;mso-position-horizontal:absolute;mso-position-horizontal-relative:text;mso-position-vertical:absolute;mso-position-vertical-relative:text;mso-width-percent:0;mso-height-percent:0;mso-width-relative:margin;mso-height-relative:margin;v-text-anchor:middle" o:gfxdata="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" filled="f" strokecolor="black [3213]" strokeweight="1pt">
+              <v:rect w14:anchorId="2957DE69" id="Rectangle 13" o:spid="_x0000_s1036" style="position:absolute;margin-left:42.25pt;margin-top:8.35pt;width:148.6pt;height:71.35pt;z-index:251678720;visibility:visible;mso-wrap-style:square;mso-width-percent:0;mso-height-percent:0;mso-wrap-distance-left:9pt;mso-wrap-distance-top:0;mso-wrap-distance-right:9pt;mso-wrap-distance-bottom:0;mso-position-horizontal:absolute;mso-position-horizontal-relative:text;mso-position-vertical:absolute;mso-position-vertical-relative:text;mso-width-percent:0;mso-height-percent:0;mso-width-relative:margin;mso-height-relative:margin;v-text-anchor:middle" o:gfxdata="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" filled="f" strokecolor="black [3213]" strokeweight="1pt">
                 <v:textbox>
                   <w:txbxContent>
                     <w:p>
@@ -4544,7 +4627,16 @@
                           <w:sz w:val="18"/>
                           <w:szCs w:val="20"/>
                         </w:rPr>
-                        <w:t>37</w:t>
+                        <w:t>3</w:t>
+                      </w:r>
+                      <w:r>
+                        <w:rPr>
+                          <w:rFonts w:ascii="Arial" w:hAnsi="Arial" w:cs="Arial"/>
+                          <w:color w:val="000000" w:themeColor="text1"/>
+                          <w:sz w:val="18"/>
+                          <w:szCs w:val="20"/>
+                        </w:rPr>
+                        <w:t>3</w:t>
                       </w:r>
                       <w:r>
                         <w:rPr>
@@ -4654,7 +4746,37 @@
                           <w:szCs w:val="20"/>
                           <w:lang w:val="en-US"/>
                         </w:rPr>
-                        <w:t>Supplementary (n=22)</w:t>
+                        <w:t>Supplementary (n=</w:t>
+                      </w:r>
+                      <w:r>
+                        <w:rPr>
+                          <w:rFonts w:ascii="Arial" w:hAnsi="Arial" w:cs="Arial"/>
+                          <w:color w:val="000000" w:themeColor="text1"/>
+                          <w:sz w:val="18"/>
+                          <w:szCs w:val="20"/>
+                          <w:lang w:val="en-US"/>
+                        </w:rPr>
+                        <w:t>1</w:t>
+                      </w:r>
+                      <w:r>
+                        <w:rPr>
+                          <w:rFonts w:ascii="Arial" w:hAnsi="Arial" w:cs="Arial"/>
+                          <w:color w:val="000000" w:themeColor="text1"/>
+                          <w:sz w:val="18"/>
+                          <w:szCs w:val="20"/>
+                          <w:lang w:val="en-US"/>
+                        </w:rPr>
+                        <w:t>8</w:t>
+                      </w:r>
+                      <w:r>
+                        <w:rPr>
+                          <w:rFonts w:ascii="Arial" w:hAnsi="Arial" w:cs="Arial"/>
+                          <w:color w:val="000000" w:themeColor="text1"/>
+                          <w:sz w:val="18"/>
+                          <w:szCs w:val="20"/>
+                          <w:lang w:val="en-US"/>
+                        </w:rPr>
+                        <w:t>)</w:t>
                       </w:r>
                     </w:p>
                     <w:p>
@@ -5109,7 +5231,27 @@
           <w:sz w:val="18"/>
           <w:szCs w:val="20"/>
         </w:rPr>
-        <w:t>Page MJ, et al. BMJ 2021;372:n71. doi: 10.1136/bmj.n71.</w:t>
+        <w:t xml:space="preserve">Page MJ, et al. BMJ 2021;372:n71. </w:t>
+      </w:r>
+      <w:proofErr w:type="spellStart"/>
+      <w:r>
+        <w:rPr>
+          <w:rFonts w:ascii="Arial" w:hAnsi="Arial" w:cs="Arial"/>
+          <w:color w:val="000000" w:themeColor="text1"/>
+          <w:sz w:val="18"/>
+          <w:szCs w:val="20"/>
+        </w:rPr>
+        <w:t>doi</w:t>
+      </w:r>
+      <w:proofErr w:type="spellEnd"/>
+      <w:r>
+        <w:rPr>
+          <w:rFonts w:ascii="Arial" w:hAnsi="Arial" w:cs="Arial"/>
+          <w:color w:val="000000" w:themeColor="text1"/>
+          <w:sz w:val="18"/>
+          <w:szCs w:val="20"/>
+        </w:rPr>
+        <w:t>: 10.1136/bmj.n71.</w:t>
       </w:r>
     </w:p>
     <w:p>

--- a/PRISMA_2020_flow_diagram_new_SRs_v1.docx
+++ b/PRISMA_2020_flow_diagram_new_SRs_v1.docx
@@ -417,63 +417,6 @@
                               <w:t>)</w:t>
                             </w:r>
                           </w:p>
-                          <w:p>
-                            <w:pPr>
-                              <w:spacing w:after="0" w:line="240" w:lineRule="auto"/>
-                              <w:ind w:left="284"/>
-                              <w:rPr>
-                                <w:rFonts w:ascii="Arial" w:hAnsi="Arial" w:cs="Arial"/>
-                                <w:color w:val="000000" w:themeColor="text1"/>
-                                <w:sz w:val="18"/>
-                                <w:szCs w:val="20"/>
-                              </w:rPr>
-                            </w:pPr>
-                            <w:r>
-                              <w:rPr>
-                                <w:rFonts w:ascii="Arial" w:hAnsi="Arial" w:cs="Arial"/>
-                                <w:color w:val="000000" w:themeColor="text1"/>
-                                <w:sz w:val="18"/>
-                                <w:szCs w:val="20"/>
-                              </w:rPr>
-                              <w:t>Records marked as ineligible by automation tools (</w:t>
-                            </w:r>
-                            <w:r>
-                              <w:rPr>
-                                <w:rFonts w:ascii="Arial" w:hAnsi="Arial" w:cs="Arial"/>
-                                <w:color w:val="000000" w:themeColor="text1"/>
-                                <w:sz w:val="18"/>
-                                <w:szCs w:val="20"/>
-                              </w:rPr>
-                              <w:t>n</w:t>
-                            </w:r>
-                            <w:r>
-                              <w:rPr>
-                                <w:rFonts w:ascii="Arial" w:hAnsi="Arial" w:cs="Arial"/>
-                                <w:color w:val="000000" w:themeColor="text1"/>
-                                <w:sz w:val="18"/>
-                                <w:szCs w:val="20"/>
-                              </w:rPr>
-                              <w:t xml:space="preserve"> = </w:t>
-                            </w:r>
-                            <w:r>
-                              <w:rPr>
-                                <w:rFonts w:ascii="Arial" w:hAnsi="Arial" w:cs="Arial"/>
-                                <w:color w:val="000000" w:themeColor="text1"/>
-                                <w:sz w:val="18"/>
-                                <w:szCs w:val="20"/>
-                              </w:rPr>
-                              <w:t>0</w:t>
-                            </w:r>
-                            <w:r>
-                              <w:rPr>
-                                <w:rFonts w:ascii="Arial" w:hAnsi="Arial" w:cs="Arial"/>
-                                <w:color w:val="000000" w:themeColor="text1"/>
-                                <w:sz w:val="18"/>
-                                <w:szCs w:val="20"/>
-                              </w:rPr>
-                              <w:t>)</w:t>
-                            </w:r>
-                          </w:p>
                         </w:txbxContent>
                       </wps:txbx>
                       <wps:bodyPr rot="0" spcFirstLastPara="0" vertOverflow="overflow" horzOverflow="overflow" vert="horz" wrap="square" lIns="91440" tIns="45720" rIns="91440" bIns="45720" numCol="1" spcCol="0" rtlCol="0" fromWordArt="0" anchor="ctr" anchorCtr="0" forceAA="0" compatLnSpc="1">
@@ -612,63 +555,6 @@
                           <w:szCs w:val="20"/>
                         </w:rPr>
                         <w:t>716</w:t>
-                      </w:r>
-                      <w:r>
-                        <w:rPr>
-                          <w:rFonts w:ascii="Arial" w:hAnsi="Arial" w:cs="Arial"/>
-                          <w:color w:val="000000" w:themeColor="text1"/>
-                          <w:sz w:val="18"/>
-                          <w:szCs w:val="20"/>
-                        </w:rPr>
-                        <w:t>)</w:t>
-                      </w:r>
-                    </w:p>
-                    <w:p>
-                      <w:pPr>
-                        <w:spacing w:after="0" w:line="240" w:lineRule="auto"/>
-                        <w:ind w:left="284"/>
-                        <w:rPr>
-                          <w:rFonts w:ascii="Arial" w:hAnsi="Arial" w:cs="Arial"/>
-                          <w:color w:val="000000" w:themeColor="text1"/>
-                          <w:sz w:val="18"/>
-                          <w:szCs w:val="20"/>
-                        </w:rPr>
-                      </w:pPr>
-                      <w:r>
-                        <w:rPr>
-                          <w:rFonts w:ascii="Arial" w:hAnsi="Arial" w:cs="Arial"/>
-                          <w:color w:val="000000" w:themeColor="text1"/>
-                          <w:sz w:val="18"/>
-                          <w:szCs w:val="20"/>
-                        </w:rPr>
-                        <w:t>Records marked as ineligible by automation tools (</w:t>
-                      </w:r>
-                      <w:r>
-                        <w:rPr>
-                          <w:rFonts w:ascii="Arial" w:hAnsi="Arial" w:cs="Arial"/>
-                          <w:color w:val="000000" w:themeColor="text1"/>
-                          <w:sz w:val="18"/>
-                          <w:szCs w:val="20"/>
-                        </w:rPr>
-                        <w:t>n</w:t>
-                      </w:r>
-                      <w:r>
-                        <w:rPr>
-                          <w:rFonts w:ascii="Arial" w:hAnsi="Arial" w:cs="Arial"/>
-                          <w:color w:val="000000" w:themeColor="text1"/>
-                          <w:sz w:val="18"/>
-                          <w:szCs w:val="20"/>
-                        </w:rPr>
-                        <w:t xml:space="preserve"> = </w:t>
-                      </w:r>
-                      <w:r>
-                        <w:rPr>
-                          <w:rFonts w:ascii="Arial" w:hAnsi="Arial" w:cs="Arial"/>
-                          <w:color w:val="000000" w:themeColor="text1"/>
-                          <w:sz w:val="18"/>
-                          <w:szCs w:val="20"/>
-                        </w:rPr>
-                        <w:t>0</w:t>
                       </w:r>
                       <w:r>
                         <w:rPr>
@@ -2408,7 +2294,7 @@
                                 <w:sz w:val="18"/>
                                 <w:szCs w:val="20"/>
                               </w:rPr>
-                              <w:t>8</w:t>
+                              <w:t>6</w:t>
                             </w:r>
                             <w:r>
                               <w:rPr>
@@ -2444,7 +2330,27 @@
                                 <w:szCs w:val="20"/>
                                 <w:lang w:val="en-US"/>
                               </w:rPr>
-                              <w:t>Scopus (n=208)</w:t>
+                              <w:t>Scopus (n=20</w:t>
+                            </w:r>
+                            <w:r>
+                              <w:rPr>
+                                <w:rFonts w:ascii="Arial" w:hAnsi="Arial" w:cs="Arial"/>
+                                <w:color w:val="000000" w:themeColor="text1"/>
+                                <w:sz w:val="18"/>
+                                <w:szCs w:val="20"/>
+                                <w:lang w:val="en-US"/>
+                              </w:rPr>
+                              <w:t>6</w:t>
+                            </w:r>
+                            <w:r>
+                              <w:rPr>
+                                <w:rFonts w:ascii="Arial" w:hAnsi="Arial" w:cs="Arial"/>
+                                <w:color w:val="000000" w:themeColor="text1"/>
+                                <w:sz w:val="18"/>
+                                <w:szCs w:val="20"/>
+                                <w:lang w:val="en-US"/>
+                              </w:rPr>
+                              <w:t>)</w:t>
                             </w:r>
                           </w:p>
                           <w:p>
@@ -2636,7 +2542,7 @@
                           <w:sz w:val="18"/>
                           <w:szCs w:val="20"/>
                         </w:rPr>
-                        <w:t>8</w:t>
+                        <w:t>6</w:t>
                       </w:r>
                       <w:r>
                         <w:rPr>
@@ -2672,7 +2578,27 @@
                           <w:szCs w:val="20"/>
                           <w:lang w:val="en-US"/>
                         </w:rPr>
-                        <w:t>Scopus (n=208)</w:t>
+                        <w:t>Scopus (n=20</w:t>
+                      </w:r>
+                      <w:r>
+                        <w:rPr>
+                          <w:rFonts w:ascii="Arial" w:hAnsi="Arial" w:cs="Arial"/>
+                          <w:color w:val="000000" w:themeColor="text1"/>
+                          <w:sz w:val="18"/>
+                          <w:szCs w:val="20"/>
+                          <w:lang w:val="en-US"/>
+                        </w:rPr>
+                        <w:t>6</w:t>
+                      </w:r>
+                      <w:r>
+                        <w:rPr>
+                          <w:rFonts w:ascii="Arial" w:hAnsi="Arial" w:cs="Arial"/>
+                          <w:color w:val="000000" w:themeColor="text1"/>
+                          <w:sz w:val="18"/>
+                          <w:szCs w:val="20"/>
+                          <w:lang w:val="en-US"/>
+                        </w:rPr>
+                        <w:t>)</w:t>
                       </w:r>
                     </w:p>
                     <w:p>
@@ -3153,7 +3079,7 @@
                                 <w:sz w:val="18"/>
                                 <w:szCs w:val="20"/>
                               </w:rPr>
-                              <w:t>50</w:t>
+                              <w:t>48</w:t>
                             </w:r>
                             <w:r>
                               <w:rPr>
@@ -3189,7 +3115,27 @@
                                 <w:szCs w:val="20"/>
                                 <w:lang w:val="en-US"/>
                               </w:rPr>
-                              <w:t>Scopus (n=208)</w:t>
+                              <w:t>Scopus (n=20</w:t>
+                            </w:r>
+                            <w:r>
+                              <w:rPr>
+                                <w:rFonts w:ascii="Arial" w:hAnsi="Arial" w:cs="Arial"/>
+                                <w:color w:val="000000" w:themeColor="text1"/>
+                                <w:sz w:val="18"/>
+                                <w:szCs w:val="20"/>
+                                <w:lang w:val="en-US"/>
+                              </w:rPr>
+                              <w:t>6</w:t>
+                            </w:r>
+                            <w:r>
+                              <w:rPr>
+                                <w:rFonts w:ascii="Arial" w:hAnsi="Arial" w:cs="Arial"/>
+                                <w:color w:val="000000" w:themeColor="text1"/>
+                                <w:sz w:val="18"/>
+                                <w:szCs w:val="20"/>
+                                <w:lang w:val="en-US"/>
+                              </w:rPr>
+                              <w:t>)</w:t>
                             </w:r>
                           </w:p>
                           <w:p>
@@ -3420,7 +3366,7 @@
                           <w:sz w:val="18"/>
                           <w:szCs w:val="20"/>
                         </w:rPr>
-                        <w:t>50</w:t>
+                        <w:t>48</w:t>
                       </w:r>
                       <w:r>
                         <w:rPr>
@@ -3456,7 +3402,27 @@
                           <w:szCs w:val="20"/>
                           <w:lang w:val="en-US"/>
                         </w:rPr>
-                        <w:t>Scopus (n=208)</w:t>
+                        <w:t>Scopus (n=20</w:t>
+                      </w:r>
+                      <w:r>
+                        <w:rPr>
+                          <w:rFonts w:ascii="Arial" w:hAnsi="Arial" w:cs="Arial"/>
+                          <w:color w:val="000000" w:themeColor="text1"/>
+                          <w:sz w:val="18"/>
+                          <w:szCs w:val="20"/>
+                          <w:lang w:val="en-US"/>
+                        </w:rPr>
+                        <w:t>6</w:t>
+                      </w:r>
+                      <w:r>
+                        <w:rPr>
+                          <w:rFonts w:ascii="Arial" w:hAnsi="Arial" w:cs="Arial"/>
+                          <w:color w:val="000000" w:themeColor="text1"/>
+                          <w:sz w:val="18"/>
+                          <w:szCs w:val="20"/>
+                          <w:lang w:val="en-US"/>
+                        </w:rPr>
+                        <w:t>)</w:t>
                       </w:r>
                     </w:p>
                     <w:p>
@@ -3816,7 +3782,7 @@
                                 <w:sz w:val="18"/>
                                 <w:szCs w:val="20"/>
                               </w:rPr>
-                              <w:t>40</w:t>
+                              <w:t>38</w:t>
                             </w:r>
                             <w:r>
                               <w:rPr>
@@ -4056,7 +4022,7 @@
                           <w:sz w:val="18"/>
                           <w:szCs w:val="20"/>
                         </w:rPr>
-                        <w:t>40</w:t>
+                        <w:t>38</w:t>
                       </w:r>
                       <w:r>
                         <w:rPr>

--- a/PRISMA_2020_flow_diagram_new_SRs_v1.docx
+++ b/PRISMA_2020_flow_diagram_new_SRs_v1.docx
@@ -4386,7 +4386,7 @@
                                 <w:szCs w:val="20"/>
                                 <w:lang w:val="en-US"/>
                               </w:rPr>
-                              <w:t>Scopus (n=1</w:t>
+                              <w:t>Scopus (n=</w:t>
                             </w:r>
                             <w:r>
                               <w:rPr>
@@ -4396,7 +4396,7 @@
                                 <w:szCs w:val="20"/>
                                 <w:lang w:val="en-US"/>
                               </w:rPr>
-                              <w:t>4</w:t>
+                              <w:t>12</w:t>
                             </w:r>
                             <w:r>
                               <w:rPr>
@@ -4470,17 +4470,7 @@
                                 <w:szCs w:val="20"/>
                                 <w:lang w:val="en-US"/>
                               </w:rPr>
-                              <w:t>1</w:t>
-                            </w:r>
-                            <w:r>
-                              <w:rPr>
-                                <w:rFonts w:ascii="Arial" w:hAnsi="Arial" w:cs="Arial"/>
-                                <w:color w:val="000000" w:themeColor="text1"/>
-                                <w:sz w:val="18"/>
-                                <w:szCs w:val="20"/>
-                                <w:lang w:val="en-US"/>
-                              </w:rPr>
-                              <w:t>8</w:t>
+                              <w:t>20</w:t>
                             </w:r>
                             <w:r>
                               <w:rPr>
@@ -4638,7 +4628,7 @@
                           <w:szCs w:val="20"/>
                           <w:lang w:val="en-US"/>
                         </w:rPr>
-                        <w:t>Scopus (n=1</w:t>
+                        <w:t>Scopus (n=</w:t>
                       </w:r>
                       <w:r>
                         <w:rPr>
@@ -4648,7 +4638,7 @@
                           <w:szCs w:val="20"/>
                           <w:lang w:val="en-US"/>
                         </w:rPr>
-                        <w:t>4</w:t>
+                        <w:t>12</w:t>
                       </w:r>
                       <w:r>
                         <w:rPr>
@@ -4722,17 +4712,7 @@
                           <w:szCs w:val="20"/>
                           <w:lang w:val="en-US"/>
                         </w:rPr>
-                        <w:t>1</w:t>
-                      </w:r>
-                      <w:r>
-                        <w:rPr>
-                          <w:rFonts w:ascii="Arial" w:hAnsi="Arial" w:cs="Arial"/>
-                          <w:color w:val="000000" w:themeColor="text1"/>
-                          <w:sz w:val="18"/>
-                          <w:szCs w:val="20"/>
-                          <w:lang w:val="en-US"/>
-                        </w:rPr>
-                        <w:t>8</w:t>
+                        <w:t>20</w:t>
                       </w:r>
                       <w:r>
                         <w:rPr>
@@ -5197,27 +5177,7 @@
           <w:sz w:val="18"/>
           <w:szCs w:val="20"/>
         </w:rPr>
-        <w:t xml:space="preserve">Page MJ, et al. BMJ 2021;372:n71. </w:t>
-      </w:r>
-      <w:proofErr w:type="spellStart"/>
-      <w:r>
-        <w:rPr>
-          <w:rFonts w:ascii="Arial" w:hAnsi="Arial" w:cs="Arial"/>
-          <w:color w:val="000000" w:themeColor="text1"/>
-          <w:sz w:val="18"/>
-          <w:szCs w:val="20"/>
-        </w:rPr>
-        <w:t>doi</w:t>
-      </w:r>
-      <w:proofErr w:type="spellEnd"/>
-      <w:r>
-        <w:rPr>
-          <w:rFonts w:ascii="Arial" w:hAnsi="Arial" w:cs="Arial"/>
-          <w:color w:val="000000" w:themeColor="text1"/>
-          <w:sz w:val="18"/>
-          <w:szCs w:val="20"/>
-        </w:rPr>
-        <w:t>: 10.1136/bmj.n71.</w:t>
+        <w:t>Page MJ, et al. BMJ 2021;372:n71. doi: 10.1136/bmj.n71.</w:t>
       </w:r>
     </w:p>
     <w:p>
